--- a/Project Proposal Template.docx
+++ b/Project Proposal Template.docx
@@ -1,6 +1,6 @@
 
 <file path=word/document.xml><?xml version="1.0" encoding="utf-8"?>
-<w:document xmlns:wpc="http://schemas.microsoft.com/office/word/2010/wordprocessingCanvas" xmlns:cx="http://schemas.microsoft.com/office/drawing/2014/chartex" xmlns:cx1="http://schemas.microsoft.com/office/drawing/2015/9/8/chartex" xmlns:cx2="http://schemas.microsoft.com/office/drawing/2015/10/21/chartex" xmlns:cx3="http://schemas.microsoft.com/office/drawing/2016/5/9/chartex" xmlns:cx4="http://schemas.microsoft.com/office/drawing/2016/5/10/chartex" xmlns:cx5="http://schemas.microsoft.com/office/drawing/2016/5/11/chartex" xmlns:cx6="http://schemas.microsoft.com/office/drawing/2016/5/12/chartex" xmlns:cx7="http://schemas.microsoft.com/office/drawing/2016/5/13/chartex" xmlns:cx8="http://schemas.microsoft.com/office/drawing/2016/5/14/chartex" xmlns:mc="http://schemas.openxmlformats.org/markup-compatibility/2006" xmlns:aink="http://schemas.microsoft.com/office/drawing/2016/ink" xmlns:am3d="http://schemas.microsoft.com/office/drawing/2017/model3d" xmlns:o="urn:schemas-microsoft-com:office:office" xmlns:oel="http://schemas.microsoft.com/office/2019/extlst" xmlns:r="http://schemas.openxmlformats.org/officeDocument/2006/relationships" xmlns:m="http://schemas.openxmlformats.org/officeDocument/2006/math" xmlns:v="urn:schemas-microsoft-com:vml" xmlns:wp14="http://schemas.microsoft.com/office/word/2010/wordprocessingDrawing" xmlns:wp="http://schemas.openxmlformats.org/drawingml/2006/wordprocessingDrawing" xmlns:w10="urn:schemas-microsoft-com:office:word" xmlns:w="http://schemas.openxmlformats.org/wordprocessingml/2006/main" xmlns:w14="http://schemas.microsoft.com/office/word/2010/wordml" xmlns:w15="http://schemas.microsoft.com/office/word/2012/wordml" xmlns:w16cex="http://schemas.microsoft.com/office/word/2018/wordml/cex" xmlns:w16cid="http://schemas.microsoft.com/office/word/2016/wordml/cid" xmlns:w16="http://schemas.microsoft.com/office/word/2018/wordml" xmlns:w16du="http://schemas.microsoft.com/office/word/2023/wordml/word16du" xmlns:w16sdtdh="http://schemas.microsoft.com/office/word/2020/wordml/sdtdatahash" xmlns:w16sdtfl="http://schemas.microsoft.com/office/word/2024/wordml/sdtformatlock" xmlns:w16se="http://schemas.microsoft.com/office/word/2015/wordml/symex" xmlns:wpg="http://schemas.microsoft.com/office/word/2010/wordprocessingGroup" xmlns:wpi="http://schemas.microsoft.com/office/word/2010/wordprocessingInk" xmlns:wne="http://schemas.microsoft.com/office/word/2006/wordml" xmlns:wps="http://schemas.microsoft.com/office/word/2010/wordprocessingShape" mc:Ignorable="w14 w15 w16se w16cid w16 w16cex w16sdtdh w16sdtfl w16du wp14">
+<w:document xmlns:wpc="http://schemas.microsoft.com/office/word/2010/wordprocessingCanvas" xmlns:cx="http://schemas.microsoft.com/office/drawing/2014/chartex" xmlns:cx1="http://schemas.microsoft.com/office/drawing/2015/9/8/chartex" xmlns:cx2="http://schemas.microsoft.com/office/drawing/2015/10/21/chartex" xmlns:cx3="http://schemas.microsoft.com/office/drawing/2016/5/9/chartex" xmlns:cx4="http://schemas.microsoft.com/office/drawing/2016/5/10/chartex" xmlns:cx5="http://schemas.microsoft.com/office/drawing/2016/5/11/chartex" xmlns:cx6="http://schemas.microsoft.com/office/drawing/2016/5/12/chartex" xmlns:cx7="http://schemas.microsoft.com/office/drawing/2016/5/13/chartex" xmlns:cx8="http://schemas.microsoft.com/office/drawing/2016/5/14/chartex" xmlns:mc="http://schemas.openxmlformats.org/markup-compatibility/2006" xmlns:aink="http://schemas.microsoft.com/office/drawing/2016/ink" xmlns:am3d="http://schemas.microsoft.com/office/drawing/2017/model3d" xmlns:o="urn:schemas-microsoft-com:office:office" xmlns:r="http://schemas.openxmlformats.org/officeDocument/2006/relationships" xmlns:m="http://schemas.openxmlformats.org/officeDocument/2006/math" xmlns:v="urn:schemas-microsoft-com:vml" xmlns:wp14="http://schemas.microsoft.com/office/word/2010/wordprocessingDrawing" xmlns:wp="http://schemas.openxmlformats.org/drawingml/2006/wordprocessingDrawing" xmlns:w10="urn:schemas-microsoft-com:office:word" xmlns:w="http://schemas.openxmlformats.org/wordprocessingml/2006/main" xmlns:w14="http://schemas.microsoft.com/office/word/2010/wordml" xmlns:w15="http://schemas.microsoft.com/office/word/2012/wordml" xmlns:w16cex="http://schemas.microsoft.com/office/word/2018/wordml/cex" xmlns:w16cid="http://schemas.microsoft.com/office/word/2016/wordml/cid" xmlns:w16="http://schemas.microsoft.com/office/word/2018/wordml" xmlns:w16sdtdh="http://schemas.microsoft.com/office/word/2020/wordml/sdtdatahash" xmlns:w16se="http://schemas.microsoft.com/office/word/2015/wordml/symex" xmlns:wpg="http://schemas.microsoft.com/office/word/2010/wordprocessingGroup" xmlns:wpi="http://schemas.microsoft.com/office/word/2010/wordprocessingInk" xmlns:wne="http://schemas.microsoft.com/office/word/2006/wordml" xmlns:wps="http://schemas.microsoft.com/office/word/2010/wordprocessingShape" mc:Ignorable="w14 w15 w16se w16cid w16 w16cex w16sdtdh wp14">
   <w:body>
     <w:sdt>
       <w:sdtPr>
@@ -158,6 +158,7 @@
             <w:dataBinding w:prefixMappings="xmlns:ns0='http://purl.org/dc/elements/1.1/' xmlns:ns1='http://schemas.openxmlformats.org/package/2006/metadata/core-properties' " w:xpath="/ns1:coreProperties[1]/ns0:subject[1]" w:storeItemID="{6C3C8BC8-F283-45AE-878A-BAB7291924A1}"/>
             <w:text/>
           </w:sdtPr>
+          <w:sdtEndPr/>
           <w:sdtContent>
             <w:p>
               <w:pPr>
@@ -288,11 +289,7 @@
             </w:tabs>
             <w:rPr>
               <w:noProof/>
-              <w:kern w:val="2"/>
-              <w:sz w:val="24"/>
-              <w:szCs w:val="24"/>
               <w:lang w:eastAsia="en-GB"/>
-              <w14:ligatures w14:val="standardContextual"/>
             </w:rPr>
           </w:pPr>
           <w:r>
@@ -304,7 +301,7 @@
           <w:r>
             <w:fldChar w:fldCharType="separate"/>
           </w:r>
-          <w:hyperlink w:anchor="_Toc216970796" w:history="1">
+          <w:hyperlink w:anchor="_Toc223954748" w:history="1">
             <w:r>
               <w:rPr>
                 <w:rStyle w:val="Hyperlink"/>
@@ -331,7 +328,7 @@
                 <w:noProof/>
                 <w:webHidden/>
               </w:rPr>
-              <w:instrText xml:space="preserve"> PAGEREF _Toc216970796 \h </w:instrText>
+              <w:instrText xml:space="preserve"> PAGEREF _Toc223954748 \h </w:instrText>
             </w:r>
             <w:r>
               <w:rPr>
@@ -370,20 +367,16 @@
             </w:tabs>
             <w:rPr>
               <w:noProof/>
-              <w:kern w:val="2"/>
-              <w:sz w:val="24"/>
-              <w:szCs w:val="24"/>
               <w:lang w:eastAsia="en-GB"/>
-              <w14:ligatures w14:val="standardContextual"/>
             </w:rPr>
           </w:pPr>
-          <w:hyperlink w:anchor="_Toc216970797" w:history="1">
+          <w:hyperlink w:anchor="_Toc223954749" w:history="1">
             <w:r>
               <w:rPr>
                 <w:rStyle w:val="Hyperlink"/>
                 <w:noProof/>
               </w:rPr>
-              <w:t>[Summarised Feature 1]</w:t>
+              <w:t>Producers Information</w:t>
             </w:r>
             <w:r>
               <w:rPr>
@@ -404,7 +397,7 @@
                 <w:noProof/>
                 <w:webHidden/>
               </w:rPr>
-              <w:instrText xml:space="preserve"> PAGEREF _Toc216970797 \h </w:instrText>
+              <w:instrText xml:space="preserve"> PAGEREF _Toc223954749 \h </w:instrText>
             </w:r>
             <w:r>
               <w:rPr>
@@ -443,20 +436,16 @@
             </w:tabs>
             <w:rPr>
               <w:noProof/>
-              <w:kern w:val="2"/>
-              <w:sz w:val="24"/>
-              <w:szCs w:val="24"/>
               <w:lang w:eastAsia="en-GB"/>
-              <w14:ligatures w14:val="standardContextual"/>
             </w:rPr>
           </w:pPr>
-          <w:hyperlink w:anchor="_Toc216970798" w:history="1">
+          <w:hyperlink w:anchor="_Toc223954750" w:history="1">
             <w:r>
               <w:rPr>
                 <w:rStyle w:val="Hyperlink"/>
                 <w:noProof/>
               </w:rPr>
-              <w:t>[Summarised Feature 2]</w:t>
+              <w:t>Products Information</w:t>
             </w:r>
             <w:r>
               <w:rPr>
@@ -477,7 +466,7 @@
                 <w:noProof/>
                 <w:webHidden/>
               </w:rPr>
-              <w:instrText xml:space="preserve"> PAGEREF _Toc216970798 \h </w:instrText>
+              <w:instrText xml:space="preserve"> PAGEREF _Toc223954750 \h </w:instrText>
             </w:r>
             <w:r>
               <w:rPr>
@@ -516,20 +505,16 @@
             </w:tabs>
             <w:rPr>
               <w:noProof/>
-              <w:kern w:val="2"/>
-              <w:sz w:val="24"/>
-              <w:szCs w:val="24"/>
               <w:lang w:eastAsia="en-GB"/>
-              <w14:ligatures w14:val="standardContextual"/>
             </w:rPr>
           </w:pPr>
-          <w:hyperlink w:anchor="_Toc216970799" w:history="1">
+          <w:hyperlink w:anchor="_Toc223954751" w:history="1">
             <w:r>
               <w:rPr>
                 <w:rStyle w:val="Hyperlink"/>
                 <w:noProof/>
               </w:rPr>
-              <w:t>[Summarised Feature 3]</w:t>
+              <w:t>Ordering Products</w:t>
             </w:r>
             <w:r>
               <w:rPr>
@@ -550,7 +535,7 @@
                 <w:noProof/>
                 <w:webHidden/>
               </w:rPr>
-              <w:instrText xml:space="preserve"> PAGEREF _Toc216970799 \h </w:instrText>
+              <w:instrText xml:space="preserve"> PAGEREF _Toc223954751 \h </w:instrText>
             </w:r>
             <w:r>
               <w:rPr>
@@ -589,20 +574,16 @@
             </w:tabs>
             <w:rPr>
               <w:noProof/>
-              <w:kern w:val="2"/>
-              <w:sz w:val="24"/>
-              <w:szCs w:val="24"/>
               <w:lang w:eastAsia="en-GB"/>
-              <w14:ligatures w14:val="standardContextual"/>
             </w:rPr>
           </w:pPr>
-          <w:hyperlink w:anchor="_Toc216970800" w:history="1">
+          <w:hyperlink w:anchor="_Toc223954752" w:history="1">
             <w:r>
               <w:rPr>
                 <w:rStyle w:val="Hyperlink"/>
                 <w:noProof/>
               </w:rPr>
-              <w:t>[Summarised Feature 4]</w:t>
+              <w:t>Manage Account and Order History</w:t>
             </w:r>
             <w:r>
               <w:rPr>
@@ -623,7 +604,7 @@
                 <w:noProof/>
                 <w:webHidden/>
               </w:rPr>
-              <w:instrText xml:space="preserve"> PAGEREF _Toc216970800 \h </w:instrText>
+              <w:instrText xml:space="preserve"> PAGEREF _Toc223954752 \h </w:instrText>
             </w:r>
             <w:r>
               <w:rPr>
@@ -662,20 +643,16 @@
             </w:tabs>
             <w:rPr>
               <w:noProof/>
-              <w:kern w:val="2"/>
-              <w:sz w:val="24"/>
-              <w:szCs w:val="24"/>
               <w:lang w:eastAsia="en-GB"/>
-              <w14:ligatures w14:val="standardContextual"/>
             </w:rPr>
           </w:pPr>
-          <w:hyperlink w:anchor="_Toc216970801" w:history="1">
+          <w:hyperlink w:anchor="_Toc223954753" w:history="1">
             <w:r>
               <w:rPr>
                 <w:rStyle w:val="Hyperlink"/>
                 <w:noProof/>
               </w:rPr>
-              <w:t>[Summarised Feature 5]</w:t>
+              <w:t>Order Management</w:t>
             </w:r>
             <w:r>
               <w:rPr>
@@ -696,7 +673,7 @@
                 <w:noProof/>
                 <w:webHidden/>
               </w:rPr>
-              <w:instrText xml:space="preserve"> PAGEREF _Toc216970801 \h </w:instrText>
+              <w:instrText xml:space="preserve"> PAGEREF _Toc223954753 \h </w:instrText>
             </w:r>
             <w:r>
               <w:rPr>
@@ -735,20 +712,16 @@
             </w:tabs>
             <w:rPr>
               <w:noProof/>
-              <w:kern w:val="2"/>
-              <w:sz w:val="24"/>
-              <w:szCs w:val="24"/>
               <w:lang w:eastAsia="en-GB"/>
-              <w14:ligatures w14:val="standardContextual"/>
             </w:rPr>
           </w:pPr>
-          <w:hyperlink w:anchor="_Toc216970802" w:history="1">
+          <w:hyperlink w:anchor="_Toc223954754" w:history="1">
             <w:r>
               <w:rPr>
                 <w:rStyle w:val="Hyperlink"/>
                 <w:noProof/>
               </w:rPr>
-              <w:t>[Summarised Feature 6]</w:t>
+              <w:t>Loyalty Scheme</w:t>
             </w:r>
             <w:r>
               <w:rPr>
@@ -769,7 +742,76 @@
                 <w:noProof/>
                 <w:webHidden/>
               </w:rPr>
-              <w:instrText xml:space="preserve"> PAGEREF _Toc216970802 \h </w:instrText>
+              <w:instrText xml:space="preserve"> PAGEREF _Toc223954754 \h </w:instrText>
+            </w:r>
+            <w:r>
+              <w:rPr>
+                <w:noProof/>
+                <w:webHidden/>
+              </w:rPr>
+            </w:r>
+            <w:r>
+              <w:rPr>
+                <w:noProof/>
+                <w:webHidden/>
+              </w:rPr>
+              <w:fldChar w:fldCharType="separate"/>
+            </w:r>
+            <w:r>
+              <w:rPr>
+                <w:noProof/>
+                <w:webHidden/>
+              </w:rPr>
+              <w:t>2</w:t>
+            </w:r>
+            <w:r>
+              <w:rPr>
+                <w:noProof/>
+                <w:webHidden/>
+              </w:rPr>
+              <w:fldChar w:fldCharType="end"/>
+            </w:r>
+          </w:hyperlink>
+        </w:p>
+        <w:p>
+          <w:pPr>
+            <w:pStyle w:val="TOC2"/>
+            <w:tabs>
+              <w:tab w:val="right" w:leader="dot" w:pos="9016"/>
+            </w:tabs>
+            <w:rPr>
+              <w:noProof/>
+              <w:lang w:eastAsia="en-GB"/>
+            </w:rPr>
+          </w:pPr>
+          <w:hyperlink w:anchor="_Toc223954755" w:history="1">
+            <w:r>
+              <w:rPr>
+                <w:rStyle w:val="Hyperlink"/>
+                <w:noProof/>
+              </w:rPr>
+              <w:t>Accessibility Features</w:t>
+            </w:r>
+            <w:r>
+              <w:rPr>
+                <w:noProof/>
+                <w:webHidden/>
+              </w:rPr>
+              <w:tab/>
+            </w:r>
+            <w:r>
+              <w:rPr>
+                <w:noProof/>
+                <w:webHidden/>
+              </w:rPr>
+              <w:fldChar w:fldCharType="begin"/>
+            </w:r>
+            <w:r>
+              <w:rPr>
+                <w:noProof/>
+                <w:webHidden/>
+              </w:rPr>
+              <w:instrText xml:space="preserve"> PAGEREF _Toc223954755 \h </w:instrText>
             </w:r>
             <w:r>
               <w:rPr>
@@ -808,14 +850,10 @@
             </w:tabs>
             <w:rPr>
               <w:noProof/>
-              <w:kern w:val="2"/>
-              <w:sz w:val="24"/>
-              <w:szCs w:val="24"/>
               <w:lang w:eastAsia="en-GB"/>
-              <w14:ligatures w14:val="standardContextual"/>
             </w:rPr>
           </w:pPr>
-          <w:hyperlink w:anchor="_Toc216970803" w:history="1">
+          <w:hyperlink w:anchor="_Toc223954756" w:history="1">
             <w:r>
               <w:rPr>
                 <w:rStyle w:val="Hyperlink"/>
@@ -842,7 +880,7 @@
                 <w:noProof/>
                 <w:webHidden/>
               </w:rPr>
-              <w:instrText xml:space="preserve"> PAGEREF _Toc216970803 \h </w:instrText>
+              <w:instrText xml:space="preserve"> PAGEREF _Toc223954756 \h </w:instrText>
             </w:r>
             <w:r>
               <w:rPr>
@@ -881,14 +919,10 @@
             </w:tabs>
             <w:rPr>
               <w:noProof/>
-              <w:kern w:val="2"/>
-              <w:sz w:val="24"/>
-              <w:szCs w:val="24"/>
               <w:lang w:eastAsia="en-GB"/>
-              <w14:ligatures w14:val="standardContextual"/>
             </w:rPr>
           </w:pPr>
-          <w:hyperlink w:anchor="_Toc216970804" w:history="1">
+          <w:hyperlink w:anchor="_Toc223954757" w:history="1">
             <w:r>
               <w:rPr>
                 <w:rStyle w:val="Hyperlink"/>
@@ -915,7 +949,7 @@
                 <w:noProof/>
                 <w:webHidden/>
               </w:rPr>
-              <w:instrText xml:space="preserve"> PAGEREF _Toc216970804 \h </w:instrText>
+              <w:instrText xml:space="preserve"> PAGEREF _Toc223954757 \h </w:instrText>
             </w:r>
             <w:r>
               <w:rPr>
@@ -954,14 +988,10 @@
             </w:tabs>
             <w:rPr>
               <w:noProof/>
-              <w:kern w:val="2"/>
-              <w:sz w:val="24"/>
-              <w:szCs w:val="24"/>
               <w:lang w:eastAsia="en-GB"/>
-              <w14:ligatures w14:val="standardContextual"/>
             </w:rPr>
           </w:pPr>
-          <w:hyperlink w:anchor="_Toc216970805" w:history="1">
+          <w:hyperlink w:anchor="_Toc223954758" w:history="1">
             <w:r>
               <w:rPr>
                 <w:rStyle w:val="Hyperlink"/>
@@ -988,7 +1018,7 @@
                 <w:noProof/>
                 <w:webHidden/>
               </w:rPr>
-              <w:instrText xml:space="preserve"> PAGEREF _Toc216970805 \h </w:instrText>
+              <w:instrText xml:space="preserve"> PAGEREF _Toc223954758 \h </w:instrText>
             </w:r>
             <w:r>
               <w:rPr>
@@ -1027,14 +1057,10 @@
             </w:tabs>
             <w:rPr>
               <w:noProof/>
-              <w:kern w:val="2"/>
-              <w:sz w:val="24"/>
-              <w:szCs w:val="24"/>
               <w:lang w:eastAsia="en-GB"/>
-              <w14:ligatures w14:val="standardContextual"/>
             </w:rPr>
           </w:pPr>
-          <w:hyperlink w:anchor="_Toc216970806" w:history="1">
+          <w:hyperlink w:anchor="_Toc223954759" w:history="1">
             <w:r>
               <w:rPr>
                 <w:rStyle w:val="Hyperlink"/>
@@ -1061,7 +1087,7 @@
                 <w:noProof/>
                 <w:webHidden/>
               </w:rPr>
-              <w:instrText xml:space="preserve"> PAGEREF _Toc216970806 \h </w:instrText>
+              <w:instrText xml:space="preserve"> PAGEREF _Toc223954759 \h </w:instrText>
             </w:r>
             <w:r>
               <w:rPr>
@@ -1100,14 +1126,10 @@
             </w:tabs>
             <w:rPr>
               <w:noProof/>
-              <w:kern w:val="2"/>
-              <w:sz w:val="24"/>
-              <w:szCs w:val="24"/>
               <w:lang w:eastAsia="en-GB"/>
-              <w14:ligatures w14:val="standardContextual"/>
             </w:rPr>
           </w:pPr>
-          <w:hyperlink w:anchor="_Toc216970807" w:history="1">
+          <w:hyperlink w:anchor="_Toc223954760" w:history="1">
             <w:r>
               <w:rPr>
                 <w:rStyle w:val="Hyperlink"/>
@@ -1134,7 +1156,7 @@
                 <w:noProof/>
                 <w:webHidden/>
               </w:rPr>
-              <w:instrText xml:space="preserve"> PAGEREF _Toc216970807 \h </w:instrText>
+              <w:instrText xml:space="preserve"> PAGEREF _Toc223954760 \h </w:instrText>
             </w:r>
             <w:r>
               <w:rPr>
@@ -1154,7 +1176,7 @@
                 <w:noProof/>
                 <w:webHidden/>
               </w:rPr>
-              <w:t>3</w:t>
+              <w:t>4</w:t>
             </w:r>
             <w:r>
               <w:rPr>
@@ -1173,14 +1195,10 @@
             </w:tabs>
             <w:rPr>
               <w:noProof/>
-              <w:kern w:val="2"/>
-              <w:sz w:val="24"/>
-              <w:szCs w:val="24"/>
               <w:lang w:eastAsia="en-GB"/>
-              <w14:ligatures w14:val="standardContextual"/>
             </w:rPr>
           </w:pPr>
-          <w:hyperlink w:anchor="_Toc216970808" w:history="1">
+          <w:hyperlink w:anchor="_Toc223954761" w:history="1">
             <w:r>
               <w:rPr>
                 <w:rStyle w:val="Hyperlink"/>
@@ -1207,7 +1225,7 @@
                 <w:noProof/>
                 <w:webHidden/>
               </w:rPr>
-              <w:instrText xml:space="preserve"> PAGEREF _Toc216970808 \h </w:instrText>
+              <w:instrText xml:space="preserve"> PAGEREF _Toc223954761 \h </w:instrText>
             </w:r>
             <w:r>
               <w:rPr>
@@ -1227,7 +1245,7 @@
                 <w:noProof/>
                 <w:webHidden/>
               </w:rPr>
-              <w:t>3</w:t>
+              <w:t>4</w:t>
             </w:r>
             <w:r>
               <w:rPr>
@@ -1246,14 +1264,10 @@
             </w:tabs>
             <w:rPr>
               <w:noProof/>
-              <w:kern w:val="2"/>
-              <w:sz w:val="24"/>
-              <w:szCs w:val="24"/>
               <w:lang w:eastAsia="en-GB"/>
-              <w14:ligatures w14:val="standardContextual"/>
             </w:rPr>
           </w:pPr>
-          <w:hyperlink w:anchor="_Toc216970809" w:history="1">
+          <w:hyperlink w:anchor="_Toc223954762" w:history="1">
             <w:r>
               <w:rPr>
                 <w:rStyle w:val="Hyperlink"/>
@@ -1280,7 +1294,7 @@
                 <w:noProof/>
                 <w:webHidden/>
               </w:rPr>
-              <w:instrText xml:space="preserve"> PAGEREF _Toc216970809 \h </w:instrText>
+              <w:instrText xml:space="preserve"> PAGEREF _Toc223954762 \h </w:instrText>
             </w:r>
             <w:r>
               <w:rPr>
@@ -1319,14 +1333,10 @@
             </w:tabs>
             <w:rPr>
               <w:noProof/>
-              <w:kern w:val="2"/>
-              <w:sz w:val="24"/>
-              <w:szCs w:val="24"/>
               <w:lang w:eastAsia="en-GB"/>
-              <w14:ligatures w14:val="standardContextual"/>
             </w:rPr>
           </w:pPr>
-          <w:hyperlink w:anchor="_Toc216970810" w:history="1">
+          <w:hyperlink w:anchor="_Toc223954763" w:history="1">
             <w:r>
               <w:rPr>
                 <w:rStyle w:val="Hyperlink"/>
@@ -1353,7 +1363,7 @@
                 <w:noProof/>
                 <w:webHidden/>
               </w:rPr>
-              <w:instrText xml:space="preserve"> PAGEREF _Toc216970810 \h </w:instrText>
+              <w:instrText xml:space="preserve"> PAGEREF _Toc223954763 \h </w:instrText>
             </w:r>
             <w:r>
               <w:rPr>
@@ -1392,14 +1402,10 @@
             </w:tabs>
             <w:rPr>
               <w:noProof/>
-              <w:kern w:val="2"/>
-              <w:sz w:val="24"/>
-              <w:szCs w:val="24"/>
               <w:lang w:eastAsia="en-GB"/>
-              <w14:ligatures w14:val="standardContextual"/>
             </w:rPr>
           </w:pPr>
-          <w:hyperlink w:anchor="_Toc216970811" w:history="1">
+          <w:hyperlink w:anchor="_Toc223954764" w:history="1">
             <w:r>
               <w:rPr>
                 <w:rStyle w:val="Hyperlink"/>
@@ -1426,7 +1432,7 @@
                 <w:noProof/>
                 <w:webHidden/>
               </w:rPr>
-              <w:instrText xml:space="preserve"> PAGEREF _Toc216970811 \h </w:instrText>
+              <w:instrText xml:space="preserve"> PAGEREF _Toc223954764 \h </w:instrText>
             </w:r>
             <w:r>
               <w:rPr>
@@ -1465,14 +1471,10 @@
             </w:tabs>
             <w:rPr>
               <w:noProof/>
-              <w:kern w:val="2"/>
-              <w:sz w:val="24"/>
-              <w:szCs w:val="24"/>
               <w:lang w:eastAsia="en-GB"/>
-              <w14:ligatures w14:val="standardContextual"/>
             </w:rPr>
           </w:pPr>
-          <w:hyperlink w:anchor="_Toc216970812" w:history="1">
+          <w:hyperlink w:anchor="_Toc223954765" w:history="1">
             <w:r>
               <w:rPr>
                 <w:rStyle w:val="Hyperlink"/>
@@ -1499,7 +1501,7 @@
                 <w:noProof/>
                 <w:webHidden/>
               </w:rPr>
-              <w:instrText xml:space="preserve"> PAGEREF _Toc216970812 \h </w:instrText>
+              <w:instrText xml:space="preserve"> PAGEREF _Toc223954765 \h </w:instrText>
             </w:r>
             <w:r>
               <w:rPr>
@@ -1538,14 +1540,10 @@
             </w:tabs>
             <w:rPr>
               <w:noProof/>
-              <w:kern w:val="2"/>
-              <w:sz w:val="24"/>
-              <w:szCs w:val="24"/>
               <w:lang w:eastAsia="en-GB"/>
-              <w14:ligatures w14:val="standardContextual"/>
             </w:rPr>
           </w:pPr>
-          <w:hyperlink w:anchor="_Toc216970813" w:history="1">
+          <w:hyperlink w:anchor="_Toc223954766" w:history="1">
             <w:r>
               <w:rPr>
                 <w:rStyle w:val="Hyperlink"/>
@@ -1572,7 +1570,7 @@
                 <w:noProof/>
                 <w:webHidden/>
               </w:rPr>
-              <w:instrText xml:space="preserve"> PAGEREF _Toc216970813 \h </w:instrText>
+              <w:instrText xml:space="preserve"> PAGEREF _Toc223954766 \h </w:instrText>
             </w:r>
             <w:r>
               <w:rPr>
@@ -1611,14 +1609,10 @@
             </w:tabs>
             <w:rPr>
               <w:noProof/>
-              <w:kern w:val="2"/>
-              <w:sz w:val="24"/>
-              <w:szCs w:val="24"/>
               <w:lang w:eastAsia="en-GB"/>
-              <w14:ligatures w14:val="standardContextual"/>
             </w:rPr>
           </w:pPr>
-          <w:hyperlink w:anchor="_Toc216970814" w:history="1">
+          <w:hyperlink w:anchor="_Toc223954767" w:history="1">
             <w:r>
               <w:rPr>
                 <w:rStyle w:val="Hyperlink"/>
@@ -1645,7 +1639,7 @@
                 <w:noProof/>
                 <w:webHidden/>
               </w:rPr>
-              <w:instrText xml:space="preserve"> PAGEREF _Toc216970814 \h </w:instrText>
+              <w:instrText xml:space="preserve"> PAGEREF _Toc223954767 \h </w:instrText>
             </w:r>
             <w:r>
               <w:rPr>
@@ -1684,14 +1678,10 @@
             </w:tabs>
             <w:rPr>
               <w:noProof/>
-              <w:kern w:val="2"/>
-              <w:sz w:val="24"/>
-              <w:szCs w:val="24"/>
               <w:lang w:eastAsia="en-GB"/>
-              <w14:ligatures w14:val="standardContextual"/>
             </w:rPr>
           </w:pPr>
-          <w:hyperlink w:anchor="_Toc216970815" w:history="1">
+          <w:hyperlink w:anchor="_Toc223954768" w:history="1">
             <w:r>
               <w:rPr>
                 <w:rStyle w:val="Hyperlink"/>
@@ -1718,7 +1708,7 @@
                 <w:noProof/>
                 <w:webHidden/>
               </w:rPr>
-              <w:instrText xml:space="preserve"> PAGEREF _Toc216970815 \h </w:instrText>
+              <w:instrText xml:space="preserve"> PAGEREF _Toc223954768 \h </w:instrText>
             </w:r>
             <w:r>
               <w:rPr>
@@ -1757,14 +1747,10 @@
             </w:tabs>
             <w:rPr>
               <w:noProof/>
-              <w:kern w:val="2"/>
-              <w:sz w:val="24"/>
-              <w:szCs w:val="24"/>
               <w:lang w:eastAsia="en-GB"/>
-              <w14:ligatures w14:val="standardContextual"/>
             </w:rPr>
           </w:pPr>
-          <w:hyperlink w:anchor="_Toc216970816" w:history="1">
+          <w:hyperlink w:anchor="_Toc223954769" w:history="1">
             <w:r>
               <w:rPr>
                 <w:rStyle w:val="Hyperlink"/>
@@ -1791,7 +1777,7 @@
                 <w:noProof/>
                 <w:webHidden/>
               </w:rPr>
-              <w:instrText xml:space="preserve"> PAGEREF _Toc216970816 \h </w:instrText>
+              <w:instrText xml:space="preserve"> PAGEREF _Toc223954769 \h </w:instrText>
             </w:r>
             <w:r>
               <w:rPr>
@@ -1830,14 +1816,10 @@
             </w:tabs>
             <w:rPr>
               <w:noProof/>
-              <w:kern w:val="2"/>
-              <w:sz w:val="24"/>
-              <w:szCs w:val="24"/>
               <w:lang w:eastAsia="en-GB"/>
-              <w14:ligatures w14:val="standardContextual"/>
             </w:rPr>
           </w:pPr>
-          <w:hyperlink w:anchor="_Toc216970817" w:history="1">
+          <w:hyperlink w:anchor="_Toc223954770" w:history="1">
             <w:r>
               <w:rPr>
                 <w:rStyle w:val="Hyperlink"/>
@@ -1864,7 +1846,7 @@
                 <w:noProof/>
                 <w:webHidden/>
               </w:rPr>
-              <w:instrText xml:space="preserve"> PAGEREF _Toc216970817 \h </w:instrText>
+              <w:instrText xml:space="preserve"> PAGEREF _Toc223954770 \h </w:instrText>
             </w:r>
             <w:r>
               <w:rPr>
@@ -1903,14 +1885,10 @@
             </w:tabs>
             <w:rPr>
               <w:noProof/>
-              <w:kern w:val="2"/>
-              <w:sz w:val="24"/>
-              <w:szCs w:val="24"/>
               <w:lang w:eastAsia="en-GB"/>
-              <w14:ligatures w14:val="standardContextual"/>
             </w:rPr>
           </w:pPr>
-          <w:hyperlink w:anchor="_Toc216970818" w:history="1">
+          <w:hyperlink w:anchor="_Toc223954771" w:history="1">
             <w:r>
               <w:rPr>
                 <w:rStyle w:val="Hyperlink"/>
@@ -1937,7 +1915,7 @@
                 <w:noProof/>
                 <w:webHidden/>
               </w:rPr>
-              <w:instrText xml:space="preserve"> PAGEREF _Toc216970818 \h </w:instrText>
+              <w:instrText xml:space="preserve"> PAGEREF _Toc223954771 \h </w:instrText>
             </w:r>
             <w:r>
               <w:rPr>
@@ -1957,7 +1935,7 @@
                 <w:noProof/>
                 <w:webHidden/>
               </w:rPr>
-              <w:t>6</w:t>
+              <w:t>7</w:t>
             </w:r>
             <w:r>
               <w:rPr>
@@ -1976,14 +1954,10 @@
             </w:tabs>
             <w:rPr>
               <w:noProof/>
-              <w:kern w:val="2"/>
-              <w:sz w:val="24"/>
-              <w:szCs w:val="24"/>
               <w:lang w:eastAsia="en-GB"/>
-              <w14:ligatures w14:val="standardContextual"/>
             </w:rPr>
           </w:pPr>
-          <w:hyperlink w:anchor="_Toc216970819" w:history="1">
+          <w:hyperlink w:anchor="_Toc223954772" w:history="1">
             <w:r>
               <w:rPr>
                 <w:rStyle w:val="Hyperlink"/>
@@ -2010,7 +1984,7 @@
                 <w:noProof/>
                 <w:webHidden/>
               </w:rPr>
-              <w:instrText xml:space="preserve"> PAGEREF _Toc216970819 \h </w:instrText>
+              <w:instrText xml:space="preserve"> PAGEREF _Toc223954772 \h </w:instrText>
             </w:r>
             <w:r>
               <w:rPr>
@@ -2049,14 +2023,10 @@
             </w:tabs>
             <w:rPr>
               <w:noProof/>
-              <w:kern w:val="2"/>
-              <w:sz w:val="24"/>
-              <w:szCs w:val="24"/>
               <w:lang w:eastAsia="en-GB"/>
-              <w14:ligatures w14:val="standardContextual"/>
             </w:rPr>
           </w:pPr>
-          <w:hyperlink w:anchor="_Toc216970820" w:history="1">
+          <w:hyperlink w:anchor="_Toc223954773" w:history="1">
             <w:r>
               <w:rPr>
                 <w:rStyle w:val="Hyperlink"/>
@@ -2083,7 +2053,7 @@
                 <w:noProof/>
                 <w:webHidden/>
               </w:rPr>
-              <w:instrText xml:space="preserve"> PAGEREF _Toc216970820 \h </w:instrText>
+              <w:instrText xml:space="preserve"> PAGEREF _Toc223954773 \h </w:instrText>
             </w:r>
             <w:r>
               <w:rPr>
@@ -2122,14 +2092,10 @@
             </w:tabs>
             <w:rPr>
               <w:noProof/>
-              <w:kern w:val="2"/>
-              <w:sz w:val="24"/>
-              <w:szCs w:val="24"/>
               <w:lang w:eastAsia="en-GB"/>
-              <w14:ligatures w14:val="standardContextual"/>
             </w:rPr>
           </w:pPr>
-          <w:hyperlink w:anchor="_Toc216970821" w:history="1">
+          <w:hyperlink w:anchor="_Toc223954774" w:history="1">
             <w:r>
               <w:rPr>
                 <w:rStyle w:val="Hyperlink"/>
@@ -2156,7 +2122,7 @@
                 <w:noProof/>
                 <w:webHidden/>
               </w:rPr>
-              <w:instrText xml:space="preserve"> PAGEREF _Toc216970821 \h </w:instrText>
+              <w:instrText xml:space="preserve"> PAGEREF _Toc223954774 \h </w:instrText>
             </w:r>
             <w:r>
               <w:rPr>
@@ -2202,13 +2168,15 @@
       <w:pPr>
         <w:pStyle w:val="Heading1"/>
       </w:pPr>
+      <w:bookmarkStart w:id="0" w:name="_Toc223954748"/>
     </w:p>
+    <w:p/>
     <w:p>
       <w:pPr>
         <w:pStyle w:val="Heading1"/>
       </w:pPr>
-      <w:bookmarkStart w:id="0" w:name="_Toc216970796"/>
-      <w:r>
+      <w:r>
+        <w:lastRenderedPageBreak/>
         <w:t>Business Context</w:t>
       </w:r>
       <w:bookmarkEnd w:id="0"/>
@@ -2217,137 +2185,284 @@
       <w:pPr>
         <w:pStyle w:val="Heading2"/>
       </w:pPr>
-      <w:bookmarkStart w:id="1" w:name="_Toc216970797"/>
-      <w:r>
-        <w:t xml:space="preserve">[Summarised </w:t>
-      </w:r>
-      <w:r>
-        <w:t>Feature</w:t>
-      </w:r>
-      <w:r>
-        <w:t xml:space="preserve"> 1</w:t>
-      </w:r>
-      <w:r>
-        <w:t>]</w:t>
+      <w:bookmarkStart w:id="1" w:name="_Toc223954749"/>
+      <w:r>
+        <w:t>Producers Information</w:t>
       </w:r>
       <w:bookmarkEnd w:id="1"/>
     </w:p>
     <w:p>
       <w:r>
-        <w:t>Explain what the feature is.</w:t>
-      </w:r>
-      <w:r>
-        <w:t xml:space="preserve"> Tell </w:t>
-      </w:r>
-      <w:r>
-        <w:t>the</w:t>
-      </w:r>
-      <w:r>
-        <w:t xml:space="preserve"> benefit</w:t>
-      </w:r>
-      <w:r>
-        <w:t xml:space="preserve"> of t</w:t>
-      </w:r>
-      <w:r>
-        <w:t>he feature for the business and their customers.</w:t>
+        <w:t>This will allow to p</w:t>
+      </w:r>
+      <w:r>
+        <w:t>rovide information about the producers, their methods and the benefits of buying locally</w:t>
+      </w:r>
+      <w:r>
+        <w:t xml:space="preserve">. Other competitors of the client also have this, which means if the client also has this </w:t>
+      </w:r>
+      <w:r>
+        <w:t>in their solution, it will be regard</w:t>
+      </w:r>
+      <w:r>
+        <w:t>ed</w:t>
+      </w:r>
+      <w:r>
+        <w:t xml:space="preserve"> as professional and lead to users being more confident in using the solution</w:t>
+      </w:r>
+      <w:r>
+        <w:t>. This results in a higher potential of customers buying the client’s products.</w:t>
       </w:r>
     </w:p>
     <w:p>
       <w:pPr>
         <w:pStyle w:val="Heading2"/>
       </w:pPr>
-      <w:bookmarkStart w:id="2" w:name="_Toc216970798"/>
-      <w:r>
-        <w:lastRenderedPageBreak/>
-        <w:t>[Summarised Feature 2]</w:t>
+      <w:bookmarkStart w:id="2" w:name="_Toc223954750"/>
+      <w:r>
+        <w:t>Products Information</w:t>
       </w:r>
       <w:bookmarkEnd w:id="2"/>
     </w:p>
     <w:p>
       <w:r>
-        <w:t>Explain what the feature is. Tell the benefit of the feature for the business and their customers.</w:t>
+        <w:t xml:space="preserve">This allows </w:t>
+      </w:r>
+      <w:r>
+        <w:t>customers to view products with transparent pricing and availability</w:t>
+      </w:r>
+      <w:r>
+        <w:t xml:space="preserve">. This will benefit the client because their customers are going to trust them more as the client cares about providing transparent pricing. </w:t>
+      </w:r>
+      <w:r>
+        <w:t>Furthermore,</w:t>
+      </w:r>
+      <w:r>
+        <w:t xml:space="preserve"> showing availability to customers of products will lead </w:t>
+      </w:r>
+      <w:r>
+        <w:t>to less confusion if the products are available or not. This will result in the client providing a good customer experience, which encourages the customers to use the client’s services again.</w:t>
       </w:r>
     </w:p>
     <w:p>
       <w:pPr>
         <w:pStyle w:val="Heading2"/>
       </w:pPr>
-      <w:bookmarkStart w:id="3" w:name="_Toc216970799"/>
-      <w:r>
-        <w:t>[Summarised Feature 3]</w:t>
+      <w:bookmarkStart w:id="3" w:name="_Toc223954751"/>
+      <w:r>
+        <w:t>Ordering Products</w:t>
       </w:r>
       <w:bookmarkEnd w:id="3"/>
     </w:p>
     <w:p>
-      <w:r>
-        <w:t>Explain what the feature is. Tell the benefit of the feature for the business and their customers.</w:t>
+      <w:bookmarkStart w:id="4" w:name="_Toc223954752"/>
+      <w:r>
+        <w:t>Allow customer to place orders for collection or delivery</w:t>
+      </w:r>
+      <w:r>
+        <w:t>. This is</w:t>
+      </w:r>
+      <w:r>
+        <w:t xml:space="preserve"> industry standard in the digital solutions that the client’s competitors have. This means it will make the client’s solution up to par with its competitors and lead to trust from customers as they would have seen similar digital solutions. More importantly this provides</w:t>
+      </w:r>
+      <w:r>
+        <w:t xml:space="preserve"> an easy way for the customers to get their products which means the </w:t>
+      </w:r>
+      <w:r>
+        <w:t>customers are more likely to buy the client’s products and lead to growth of the client’s business.</w:t>
       </w:r>
     </w:p>
     <w:p>
       <w:pPr>
         <w:pStyle w:val="Heading2"/>
       </w:pPr>
-      <w:bookmarkStart w:id="4" w:name="_Toc216970800"/>
-      <w:r>
-        <w:t>[Summarised Feature 4]</w:t>
+      <w:r>
+        <w:t>Manage Account and Order History</w:t>
       </w:r>
       <w:bookmarkEnd w:id="4"/>
     </w:p>
     <w:p>
-      <w:r>
-        <w:t>Explain what the feature is. Tell the benefit of the feature for the business and their customers.</w:t>
+      <w:bookmarkStart w:id="5" w:name="_Toc223954753"/>
+      <w:r>
+        <w:t>Allow customers to manage their accounts and view order history</w:t>
+      </w:r>
+      <w:r>
+        <w:t>. This will benefit the client as customers will be more likely to order again, if they do not need to retype their information to buy a product. Furthermore, providing order history to the customers will make them prone to reordering the same product they bought before</w:t>
+      </w:r>
+      <w:r>
+        <w:t xml:space="preserve"> and give the client more reoccurring revenue.</w:t>
       </w:r>
     </w:p>
     <w:p>
       <w:pPr>
         <w:pStyle w:val="Heading2"/>
       </w:pPr>
-      <w:bookmarkStart w:id="5" w:name="_Toc216970801"/>
-      <w:r>
-        <w:t>[Summarised Feature 5]</w:t>
+      <w:r>
+        <w:t>Producers Dashboard</w:t>
+      </w:r>
+    </w:p>
+    <w:p>
+      <w:r>
+        <w:t>Provide a dashboard to enable producers to manage stock levels, update product details and view orders</w:t>
+      </w:r>
+      <w:r>
+        <w:t>. This will benefit the client as they will be able to provide up-to-date information about their products</w:t>
+      </w:r>
+      <w:r>
+        <w:t xml:space="preserve"> to their customers. </w:t>
+      </w:r>
+      <w:r>
+        <w:t>Furthermore,</w:t>
+      </w:r>
+      <w:r>
+        <w:t xml:space="preserve"> it will make it easy for the client to product manage as they do not have to use external tools to get details on their products and update the products on the digital solution accordingly. This will </w:t>
+      </w:r>
+      <w:r>
+        <w:t xml:space="preserve">also </w:t>
+      </w:r>
+      <w:r>
+        <w:t>save time and money for the client</w:t>
+      </w:r>
+      <w:r>
+        <w:t xml:space="preserve"> as they do not have to dedicate staff for product management and it can be done by the </w:t>
+      </w:r>
+      <w:r>
+        <w:t>producers</w:t>
+      </w:r>
+      <w:r>
+        <w:t xml:space="preserve"> themselves.</w:t>
+      </w:r>
+    </w:p>
+    <w:p>
+      <w:pPr>
+        <w:pStyle w:val="Heading2"/>
+      </w:pPr>
+      <w:r>
+        <w:t>Order</w:t>
+      </w:r>
+      <w:r>
+        <w:t xml:space="preserve"> Management</w:t>
       </w:r>
       <w:bookmarkEnd w:id="5"/>
     </w:p>
     <w:p>
       <w:r>
-        <w:t>Explain what the feature is. Tell the benefit of the feature for the business and their customers.</w:t>
+        <w:t>This will allow</w:t>
+      </w:r>
+      <w:r>
+        <w:t xml:space="preserve"> to provide o</w:t>
+      </w:r>
+      <w:r>
+        <w:t>rder management, scheduling and tracking features</w:t>
+      </w:r>
+      <w:r>
+        <w:t>. This will</w:t>
+      </w:r>
+      <w:r>
+        <w:t xml:space="preserve"> benefit the </w:t>
+      </w:r>
+      <w:r>
+        <w:t>client</w:t>
+      </w:r>
+      <w:r>
+        <w:t xml:space="preserve"> as they will be able to provide</w:t>
+      </w:r>
+      <w:r>
+        <w:t xml:space="preserve"> updates on their</w:t>
+      </w:r>
+      <w:r>
+        <w:t xml:space="preserve"> </w:t>
+      </w:r>
+      <w:r>
+        <w:t xml:space="preserve">customers’ </w:t>
+      </w:r>
+      <w:r>
+        <w:t>orders</w:t>
+      </w:r>
+      <w:r>
+        <w:t>, which will make the customers less stressed as they do not have to worry about when their order is arriving.</w:t>
+      </w:r>
+      <w:r>
+        <w:t xml:space="preserve"> This will result in a better customer experience which makes the customer more likely to buy from the client.</w:t>
       </w:r>
     </w:p>
     <w:p>
       <w:pPr>
         <w:pStyle w:val="Heading2"/>
       </w:pPr>
-      <w:bookmarkStart w:id="6" w:name="_Toc216970802"/>
-      <w:r>
-        <w:t>[Summarised Feature 6]</w:t>
+      <w:bookmarkStart w:id="6" w:name="_Toc223954754"/>
+      <w:r>
+        <w:t>Loyalty Scheme</w:t>
       </w:r>
       <w:bookmarkEnd w:id="6"/>
     </w:p>
     <w:p>
       <w:r>
-        <w:t>Explain what the feature is. Tell the benefit of the feature for the business and their customers.</w:t>
+        <w:t>A loyalty scheme that provides discounts and specials offers</w:t>
+      </w:r>
+      <w:r>
+        <w:t xml:space="preserve">. This will benefit the client as they </w:t>
+      </w:r>
+      <w:r>
+        <w:t xml:space="preserve">will be able to create more regular customers since the customers will incentivised to buy more form the client. </w:t>
+      </w:r>
+      <w:r>
+        <w:t>Furthermore,</w:t>
+      </w:r>
+      <w:r>
+        <w:t xml:space="preserve"> this will give the client a competitive advantage, since other competitors do not </w:t>
+      </w:r>
+      <w:r>
+        <w:lastRenderedPageBreak/>
+        <w:t xml:space="preserve">provide this feature, which means customers will </w:t>
+      </w:r>
+      <w:r>
+        <w:t xml:space="preserve">more </w:t>
+      </w:r>
+      <w:r>
+        <w:t xml:space="preserve">likely want to use the client’s services </w:t>
+      </w:r>
+      <w:r>
+        <w:t>than the competitors’ services.</w:t>
       </w:r>
     </w:p>
-    <w:p/>
     <w:p>
       <w:pPr>
-        <w:pStyle w:val="Heading1"/>
-      </w:pPr>
-      <w:bookmarkStart w:id="7" w:name="_Toc216970803"/>
-      <w:r>
-        <w:t>Project Aim</w:t>
+        <w:pStyle w:val="Heading2"/>
+      </w:pPr>
+      <w:bookmarkStart w:id="7" w:name="_Toc223954755"/>
+      <w:r>
+        <w:t>Accessibility Features</w:t>
       </w:r>
       <w:bookmarkEnd w:id="7"/>
     </w:p>
     <w:p>
       <w:r>
+        <w:t>Accessibility features to support a wide range of users. This will benefit the client as they will be able to increase the number of customers they get from the solution, since the solution can adapt to different needs of the customers to use the solution. Furthermore, including this in the solution will increase the reputation of the client, since customers will think the client cares about providing a good user experience for them.</w:t>
+      </w:r>
+    </w:p>
+    <w:p>
+      <w:pPr>
+        <w:pStyle w:val="Heading1"/>
+      </w:pPr>
+      <w:bookmarkStart w:id="8" w:name="_Toc223954756"/>
+      <w:r>
+        <w:t>Project Aim</w:t>
+      </w:r>
+      <w:bookmarkEnd w:id="8"/>
+    </w:p>
+    <w:p>
+      <w:r>
         <w:t>The ove</w:t>
       </w:r>
       <w:r>
         <w:t xml:space="preserve">rall aim of the project is to provide </w:t>
       </w:r>
       <w:r>
-        <w:t xml:space="preserve">[Business] </w:t>
+        <w:t>Greenfield Local Hub (GLH)</w:t>
+      </w:r>
+      <w:r>
+        <w:t xml:space="preserve"> </w:t>
       </w:r>
       <w:r>
         <w:t>with an online web platform tha</w:t>
@@ -2371,10 +2486,7 @@
         </w:numPr>
       </w:pPr>
       <w:r>
-        <w:t>Fe</w:t>
-      </w:r>
-      <w:r>
-        <w:t>ature 1</w:t>
+        <w:t>Provide information about the producers, their methods and the benefits of buying locally</w:t>
       </w:r>
     </w:p>
     <w:p>
@@ -2386,7 +2498,7 @@
         </w:numPr>
       </w:pPr>
       <w:r>
-        <w:t>Feature 2</w:t>
+        <w:t>Allow customers to view products with transparent pricing and availability</w:t>
       </w:r>
     </w:p>
     <w:p>
@@ -2398,7 +2510,7 @@
         </w:numPr>
       </w:pPr>
       <w:r>
-        <w:t>Feature 3</w:t>
+        <w:t>Allow customer to place orders for collection or delivery</w:t>
       </w:r>
     </w:p>
     <w:p>
@@ -2410,7 +2522,7 @@
         </w:numPr>
       </w:pPr>
       <w:r>
-        <w:t>Feature 4</w:t>
+        <w:t>Allow customers to manage their accounts and view order history</w:t>
       </w:r>
     </w:p>
     <w:p>
@@ -2422,7 +2534,7 @@
         </w:numPr>
       </w:pPr>
       <w:r>
-        <w:t>Feature 5</w:t>
+        <w:t>Provide a dashboard to enable producers to manage stock levels, update product details and view orders</w:t>
       </w:r>
     </w:p>
     <w:p>
@@ -2434,72 +2546,116 @@
         </w:numPr>
       </w:pPr>
       <w:r>
-        <w:t>Feature 6</w:t>
+        <w:t xml:space="preserve">Order management, scheduling and tracking </w:t>
+      </w:r>
+      <w:r>
+        <w:t>features</w:t>
       </w:r>
     </w:p>
     <w:p>
       <w:pPr>
-        <w:pStyle w:val="Heading1"/>
-      </w:pPr>
-      <w:bookmarkStart w:id="8" w:name="_Toc216970804"/>
-      <w:r>
-        <w:t>Functional Requirements and User Accepta</w:t>
-      </w:r>
-      <w:r>
-        <w:t>nce Criteria</w:t>
-      </w:r>
-      <w:bookmarkEnd w:id="8"/>
+        <w:pStyle w:val="ListParagraph"/>
+        <w:numPr>
+          <w:ilvl w:val="0"/>
+          <w:numId w:val="26"/>
+        </w:numPr>
+      </w:pPr>
+      <w:r>
+        <w:t>A loyalty scheme that provides discounts and specials offers</w:t>
+      </w:r>
     </w:p>
     <w:p>
       <w:pPr>
-        <w:pStyle w:val="Heading2"/>
-      </w:pPr>
-      <w:bookmarkStart w:id="9" w:name="_Toc216970805"/>
-      <w:r>
-        <w:t>User</w:t>
-      </w:r>
-      <w:r>
-        <w:t>s’</w:t>
-      </w:r>
-      <w:r>
-        <w:t xml:space="preserve"> Personas</w:t>
+        <w:pStyle w:val="ListParagraph"/>
+        <w:numPr>
+          <w:ilvl w:val="0"/>
+          <w:numId w:val="26"/>
+        </w:numPr>
+      </w:pPr>
+      <w:r>
+        <w:t>Acc</w:t>
+      </w:r>
+      <w:r>
+        <w:t>essibility features to support a wide range of users</w:t>
+      </w:r>
+    </w:p>
+    <w:p>
+      <w:pPr>
+        <w:pStyle w:val="Heading1"/>
+      </w:pPr>
+      <w:bookmarkStart w:id="9" w:name="_Toc223954757"/>
+      <w:r>
+        <w:t>Functional Requirements and User Accepta</w:t>
+      </w:r>
+      <w:r>
+        <w:t>nce Criteria</w:t>
       </w:r>
       <w:bookmarkEnd w:id="9"/>
     </w:p>
     <w:p>
-      <w:r>
-        <w:t xml:space="preserve">Persona 1 </w:t>
-      </w:r>
-      <w:r>
-        <w:t>–</w:t>
-      </w:r>
-      <w:r>
-        <w:t xml:space="preserve"> </w:t>
-      </w:r>
-      <w:r>
-        <w:t>details about them relating to the business</w:t>
-      </w:r>
+      <w:pPr>
+        <w:pStyle w:val="Heading2"/>
+      </w:pPr>
+      <w:bookmarkStart w:id="10" w:name="_Toc223954758"/>
+      <w:r>
+        <w:t>User</w:t>
+      </w:r>
+      <w:r>
+        <w:t>s’</w:t>
+      </w:r>
+      <w:r>
+        <w:t xml:space="preserve"> Personas</w:t>
+      </w:r>
+      <w:bookmarkEnd w:id="10"/>
     </w:p>
     <w:p>
       <w:r>
-        <w:t>Persona 2 – details about them relating to the business</w:t>
+        <w:t>Bob</w:t>
+      </w:r>
+      <w:r>
+        <w:t xml:space="preserve"> </w:t>
+      </w:r>
+      <w:r>
+        <w:t>–</w:t>
+      </w:r>
+      <w:r>
+        <w:t xml:space="preserve"> </w:t>
+      </w:r>
+      <w:r>
+        <w:t>a regular customer of the client</w:t>
       </w:r>
     </w:p>
     <w:p>
       <w:r>
-        <w:t>Persona 3 – details about them relating to the business</w:t>
+        <w:t>Greg</w:t>
+      </w:r>
+      <w:r>
+        <w:t xml:space="preserve"> – </w:t>
+      </w:r>
+      <w:r>
+        <w:t>a new customer who’s looking to buy food locally</w:t>
       </w:r>
     </w:p>
-    <w:p/>
     <w:p>
+      <w:r>
+        <w:t xml:space="preserve">Sophie </w:t>
+      </w:r>
+      <w:r>
+        <w:t xml:space="preserve">– </w:t>
+      </w:r>
+      <w:r>
+        <w:t>a farmer who sells her products through the client</w:t>
+      </w:r>
+    </w:p>
+    <w:p>
       <w:pPr>
         <w:pStyle w:val="Heading2"/>
       </w:pPr>
-      <w:bookmarkStart w:id="10" w:name="_Toc216970806"/>
+      <w:bookmarkStart w:id="11" w:name="_Toc223954759"/>
       <w:r>
         <w:t>Functional Requirements Table</w:t>
       </w:r>
-      <w:bookmarkEnd w:id="10"/>
+      <w:bookmarkEnd w:id="11"/>
     </w:p>
     <w:tbl>
       <w:tblPr>
@@ -2628,18 +2784,63 @@
               <w:t>As</w:t>
             </w:r>
             <w:r>
-              <w:t xml:space="preserve"> [Persona</w:t>
-            </w:r>
-            <w:r>
-              <w:t xml:space="preserve"> 1, 2 and 3</w:t>
-            </w:r>
-            <w:r>
-              <w:t>]</w:t>
-            </w:r>
-            <w:r>
-              <w:t>, I want to be able to register, so that I can use all other features of the app.</w:t>
-            </w:r>
-          </w:p>
+              <w:t xml:space="preserve"> </w:t>
+            </w:r>
+            <w:r>
+              <w:t xml:space="preserve">Bob, </w:t>
+            </w:r>
+            <w:r>
+              <w:t xml:space="preserve">I want to be able to register, so that I can </w:t>
+            </w:r>
+            <w:r>
+              <w:t>reorder products easily.</w:t>
+            </w:r>
+          </w:p>
+          <w:p>
+            <w:r>
+              <w:t>As</w:t>
+            </w:r>
+            <w:r>
+              <w:t xml:space="preserve"> </w:t>
+            </w:r>
+            <w:r>
+              <w:t>Greg</w:t>
+            </w:r>
+            <w:r>
+              <w:t xml:space="preserve">, </w:t>
+            </w:r>
+            <w:r>
+              <w:t>I want to be able to register, so that I can</w:t>
+            </w:r>
+            <w:r>
+              <w:t xml:space="preserve"> save my order information.</w:t>
+            </w:r>
+          </w:p>
+          <w:p>
+            <w:r>
+              <w:t>As</w:t>
+            </w:r>
+            <w:r>
+              <w:t xml:space="preserve"> </w:t>
+            </w:r>
+            <w:r>
+              <w:t>Sophie</w:t>
+            </w:r>
+            <w:r>
+              <w:t xml:space="preserve">, </w:t>
+            </w:r>
+            <w:r>
+              <w:t xml:space="preserve">I want to be able to register, so that I can </w:t>
+            </w:r>
+            <w:r>
+              <w:t>sell my products</w:t>
+            </w:r>
+            <w:r>
+              <w:t>.</w:t>
+            </w:r>
+          </w:p>
+          <w:p/>
+          <w:p/>
         </w:tc>
         <w:tc>
           <w:tcPr>
@@ -2690,11 +2891,14 @@
               </w:numPr>
             </w:pPr>
             <w:r>
+              <w:t>Interact with create button to create an account</w:t>
+            </w:r>
+            <w:r>
+              <w:t xml:space="preserve"> and be </w:t>
+            </w:r>
+            <w:r>
               <w:lastRenderedPageBreak/>
-              <w:t>Interact with create button to create an account</w:t>
-            </w:r>
-            <w:r>
-              <w:t xml:space="preserve"> and be redirected to the </w:t>
+              <w:t xml:space="preserve">redirected to the </w:t>
             </w:r>
             <w:r>
               <w:t xml:space="preserve">log in </w:t>
@@ -2726,11 +2930,7 @@
               <w:t>create</w:t>
             </w:r>
             <w:r>
-              <w:t xml:space="preserve"> a tailored experience for the </w:t>
-            </w:r>
-            <w:r>
-              <w:lastRenderedPageBreak/>
-              <w:t>user</w:t>
+              <w:t xml:space="preserve"> a tailored experience for the user</w:t>
             </w:r>
             <w:r>
               <w:t>, which improves user experience.</w:t>
@@ -2745,7 +2945,6 @@
           </w:tcPr>
           <w:p>
             <w:r>
-              <w:lastRenderedPageBreak/>
               <w:t>Users able to log in</w:t>
             </w:r>
           </w:p>
@@ -2759,10 +2958,10 @@
               <w:t xml:space="preserve">As </w:t>
             </w:r>
             <w:r>
-              <w:t>[Persona 1, 2 and 3]</w:t>
-            </w:r>
-            <w:r>
-              <w:t xml:space="preserve">, </w:t>
+              <w:t>Bob, Greg and Sophie,</w:t>
+            </w:r>
+            <w:r>
+              <w:t xml:space="preserve"> </w:t>
             </w:r>
             <w:r>
               <w:t>I want to be able log in to my account, so that I can access the features of the apps using my account data.</w:t>
@@ -2862,13 +3061,10 @@
               <w:t xml:space="preserve">As </w:t>
             </w:r>
             <w:r>
-              <w:t>[</w:t>
-            </w:r>
-            <w:r>
-              <w:t>Persona 1, 2 and 3]</w:t>
-            </w:r>
-            <w:r>
-              <w:t xml:space="preserve">, </w:t>
+              <w:t>Bob, Greg and Sophie,</w:t>
+            </w:r>
+            <w:r>
+              <w:t xml:space="preserve"> </w:t>
             </w:r>
             <w:r>
               <w:t>I want to be able to change my log</w:t>
@@ -3010,13 +3206,16 @@
               <w:t xml:space="preserve">As </w:t>
             </w:r>
             <w:r>
-              <w:t>[Persona 1, 2 and 3]</w:t>
-            </w:r>
-            <w:r>
-              <w:t xml:space="preserve">, </w:t>
-            </w:r>
-            <w:r>
-              <w:t>I want to be able to view privacy information, so that I know how my data is being used.</w:t>
+              <w:t xml:space="preserve">Bob, Greg and </w:t>
+            </w:r>
+            <w:r>
+              <w:t xml:space="preserve">Sophie, </w:t>
+            </w:r>
+            <w:r>
+              <w:t>I</w:t>
+            </w:r>
+            <w:r>
+              <w:t xml:space="preserve"> want to be able to view privacy information, so that I know how my data is being used.</w:t>
             </w:r>
           </w:p>
         </w:tc>
@@ -3066,6 +3265,18 @@
               <w:t>View privacy information</w:t>
             </w:r>
           </w:p>
+          <w:p>
+            <w:pPr>
+              <w:pStyle w:val="ListParagraph"/>
+              <w:numPr>
+                <w:ilvl w:val="0"/>
+                <w:numId w:val="16"/>
+              </w:numPr>
+            </w:pPr>
+            <w:r>
+              <w:t>The page must comply with the Web Accessibility Guidelines (WCAG) e.g. keyboard navigation, adjustable text size, high contrast mode.</w:t>
+            </w:r>
+          </w:p>
         </w:tc>
         <w:tc>
           <w:tcPr>
@@ -3086,6 +3297,1198 @@
             </w:r>
             <w:r>
               <w:t>application.</w:t>
+            </w:r>
+          </w:p>
+        </w:tc>
+      </w:tr>
+      <w:tr>
+        <w:tc>
+          <w:tcPr>
+            <w:tcW w:w="1980" w:type="dxa"/>
+          </w:tcPr>
+          <w:p>
+            <w:r>
+              <w:t>Users able to view information about the producers</w:t>
+            </w:r>
+            <w:r>
+              <w:t xml:space="preserve">, their methods and </w:t>
+            </w:r>
+            <w:r>
+              <w:lastRenderedPageBreak/>
+              <w:t>the benefits of buying locally</w:t>
+            </w:r>
+          </w:p>
+        </w:tc>
+        <w:tc>
+          <w:tcPr>
+            <w:tcW w:w="2835" w:type="dxa"/>
+          </w:tcPr>
+          <w:p>
+            <w:r>
+              <w:lastRenderedPageBreak/>
+              <w:t xml:space="preserve">As Bob, I want to be able to view </w:t>
+            </w:r>
+            <w:r>
+              <w:t>information about the producers, their methods</w:t>
+            </w:r>
+            <w:r>
+              <w:t xml:space="preserve">, so that I know who produces </w:t>
+            </w:r>
+            <w:r>
+              <w:lastRenderedPageBreak/>
+              <w:t>my food and how it is produced.</w:t>
+            </w:r>
+          </w:p>
+          <w:p>
+            <w:r>
+              <w:t xml:space="preserve">As Greg, I want to be able </w:t>
+            </w:r>
+            <w:r>
+              <w:t>to view information about the producers, their methods and the benefits of buying locally</w:t>
+            </w:r>
+            <w:r>
+              <w:t>, so that I know if I should buy the products from this business or not.</w:t>
+            </w:r>
+          </w:p>
+          <w:p>
+            <w:r>
+              <w:t xml:space="preserve">As Sophie, </w:t>
+            </w:r>
+            <w:r>
+              <w:t xml:space="preserve">I want to be able to view </w:t>
+            </w:r>
+            <w:r>
+              <w:t>information about the producers</w:t>
+            </w:r>
+            <w:r>
+              <w:t>, so that I know if I am working with a business who can sell my product properly.</w:t>
+            </w:r>
+          </w:p>
+        </w:tc>
+        <w:tc>
+          <w:tcPr>
+            <w:tcW w:w="2551" w:type="dxa"/>
+          </w:tcPr>
+          <w:p>
+            <w:pPr>
+              <w:pStyle w:val="ListParagraph"/>
+              <w:numPr>
+                <w:ilvl w:val="0"/>
+                <w:numId w:val="17"/>
+              </w:numPr>
+            </w:pPr>
+            <w:r>
+              <w:lastRenderedPageBreak/>
+              <w:t>View home page</w:t>
+            </w:r>
+          </w:p>
+          <w:p>
+            <w:pPr>
+              <w:pStyle w:val="ListParagraph"/>
+              <w:numPr>
+                <w:ilvl w:val="0"/>
+                <w:numId w:val="17"/>
+              </w:numPr>
+            </w:pPr>
+            <w:r>
+              <w:t>View “Our Producers” page</w:t>
+            </w:r>
+          </w:p>
+          <w:p>
+            <w:pPr>
+              <w:pStyle w:val="ListParagraph"/>
+              <w:numPr>
+                <w:ilvl w:val="0"/>
+                <w:numId w:val="17"/>
+              </w:numPr>
+            </w:pPr>
+            <w:r>
+              <w:lastRenderedPageBreak/>
+              <w:t>View “Our Producers” navigation button on the navigation bar</w:t>
+            </w:r>
+          </w:p>
+          <w:p>
+            <w:pPr>
+              <w:pStyle w:val="ListParagraph"/>
+              <w:numPr>
+                <w:ilvl w:val="0"/>
+                <w:numId w:val="17"/>
+              </w:numPr>
+            </w:pPr>
+            <w:r>
+              <w:t xml:space="preserve">View </w:t>
+            </w:r>
+            <w:r>
+              <w:t>producers’</w:t>
+            </w:r>
+            <w:r>
+              <w:t xml:space="preserve"> section</w:t>
+            </w:r>
+          </w:p>
+          <w:p>
+            <w:pPr>
+              <w:pStyle w:val="ListParagraph"/>
+              <w:numPr>
+                <w:ilvl w:val="0"/>
+                <w:numId w:val="17"/>
+              </w:numPr>
+            </w:pPr>
+            <w:r>
+              <w:t>View methods’ section</w:t>
+            </w:r>
+          </w:p>
+          <w:p>
+            <w:pPr>
+              <w:pStyle w:val="ListParagraph"/>
+              <w:numPr>
+                <w:ilvl w:val="0"/>
+                <w:numId w:val="17"/>
+              </w:numPr>
+            </w:pPr>
+            <w:r>
+              <w:t>View “Benefits of buying locally” section</w:t>
+            </w:r>
+          </w:p>
+          <w:p>
+            <w:pPr>
+              <w:pStyle w:val="ListParagraph"/>
+              <w:numPr>
+                <w:ilvl w:val="0"/>
+                <w:numId w:val="17"/>
+              </w:numPr>
+            </w:pPr>
+            <w:r>
+              <w:t xml:space="preserve">Navigate to </w:t>
+            </w:r>
+            <w:r>
+              <w:t xml:space="preserve">producers’ </w:t>
+            </w:r>
+            <w:r>
+              <w:t xml:space="preserve">page on </w:t>
+            </w:r>
+            <w:r>
+              <w:t>“Our Producers”</w:t>
+            </w:r>
+            <w:r>
+              <w:t xml:space="preserve"> button interaction, located in the producers’ section</w:t>
+            </w:r>
+            <w:r>
+              <w:t xml:space="preserve"> and the navigation bar</w:t>
+            </w:r>
+          </w:p>
+        </w:tc>
+        <w:tc>
+          <w:tcPr>
+            <w:tcW w:w="2127" w:type="dxa"/>
+          </w:tcPr>
+          <w:p>
+            <w:r>
+              <w:lastRenderedPageBreak/>
+              <w:t xml:space="preserve">This will allow customers to understand who the client works with, how the products </w:t>
+            </w:r>
+            <w:r>
+              <w:lastRenderedPageBreak/>
+              <w:t>are produced and why they should buy locally. This will build trust with customers as they know who makes their food and how. This will benefit the client with customers likely to buy from them as the customers knows the information about the business.</w:t>
+            </w:r>
+          </w:p>
+        </w:tc>
+      </w:tr>
+      <w:tr>
+        <w:tc>
+          <w:tcPr>
+            <w:tcW w:w="1980" w:type="dxa"/>
+          </w:tcPr>
+          <w:p>
+            <w:r>
+              <w:lastRenderedPageBreak/>
+              <w:t>C</w:t>
+            </w:r>
+            <w:r>
+              <w:t>ustomers</w:t>
+            </w:r>
+            <w:r>
+              <w:t xml:space="preserve"> able</w:t>
+            </w:r>
+            <w:r>
+              <w:t xml:space="preserve"> to view products with transparent pricing and availability</w:t>
+            </w:r>
+          </w:p>
+        </w:tc>
+        <w:tc>
+          <w:tcPr>
+            <w:tcW w:w="2835" w:type="dxa"/>
+          </w:tcPr>
+          <w:p>
+            <w:r>
+              <w:t>As Bob and Greg, I want to be able to view</w:t>
+            </w:r>
+            <w:r>
+              <w:t xml:space="preserve"> products with transparent pricing and availability</w:t>
+            </w:r>
+            <w:r>
+              <w:t>, so that I if the prices have changed or if a product is no longer available.</w:t>
+            </w:r>
+          </w:p>
+        </w:tc>
+        <w:tc>
+          <w:tcPr>
+            <w:tcW w:w="2551" w:type="dxa"/>
+          </w:tcPr>
+          <w:p>
+            <w:pPr>
+              <w:pStyle w:val="ListParagraph"/>
+              <w:numPr>
+                <w:ilvl w:val="0"/>
+                <w:numId w:val="17"/>
+              </w:numPr>
+            </w:pPr>
+            <w:r>
+              <w:t>View products page</w:t>
+            </w:r>
+          </w:p>
+          <w:p>
+            <w:pPr>
+              <w:pStyle w:val="ListParagraph"/>
+              <w:numPr>
+                <w:ilvl w:val="0"/>
+                <w:numId w:val="17"/>
+              </w:numPr>
+            </w:pPr>
+            <w:r>
+              <w:t>View product cards</w:t>
+            </w:r>
+          </w:p>
+          <w:p>
+            <w:pPr>
+              <w:pStyle w:val="ListParagraph"/>
+              <w:numPr>
+                <w:ilvl w:val="0"/>
+                <w:numId w:val="17"/>
+              </w:numPr>
+            </w:pPr>
+            <w:r>
+              <w:t>View product details</w:t>
+            </w:r>
+          </w:p>
+          <w:p>
+            <w:pPr>
+              <w:pStyle w:val="ListParagraph"/>
+              <w:numPr>
+                <w:ilvl w:val="0"/>
+                <w:numId w:val="17"/>
+              </w:numPr>
+            </w:pPr>
+            <w:r>
+              <w:t>View products button on</w:t>
+            </w:r>
+            <w:r>
+              <w:t xml:space="preserve"> the</w:t>
+            </w:r>
+            <w:r>
+              <w:t xml:space="preserve"> navigation bar</w:t>
+            </w:r>
+          </w:p>
+        </w:tc>
+        <w:tc>
+          <w:tcPr>
+            <w:tcW w:w="2127" w:type="dxa"/>
+          </w:tcPr>
+          <w:p>
+            <w:r>
+              <w:t>This will ensure customers know the different products that are offered and their prices. This will allow the client to show all of their products to the customers and increase the chance of a purchase being made by the customers.</w:t>
+            </w:r>
+          </w:p>
+        </w:tc>
+      </w:tr>
+      <w:tr>
+        <w:tc>
+          <w:tcPr>
+            <w:tcW w:w="1980" w:type="dxa"/>
+          </w:tcPr>
+          <w:p>
+            <w:r>
+              <w:t>C</w:t>
+            </w:r>
+            <w:r>
+              <w:t>ustomer</w:t>
+            </w:r>
+            <w:r>
+              <w:t>s</w:t>
+            </w:r>
+            <w:r>
+              <w:t xml:space="preserve"> able</w:t>
+            </w:r>
+            <w:r>
+              <w:t xml:space="preserve"> to place orders for collection or delivery</w:t>
+            </w:r>
+          </w:p>
+          <w:p/>
+        </w:tc>
+        <w:tc>
+          <w:tcPr>
+            <w:tcW w:w="2835" w:type="dxa"/>
+          </w:tcPr>
+          <w:p>
+            <w:r>
+              <w:t>As Bob and Greg, I want to be able to place orders for collection or delivery, so that I can choose how I want my products to be received.</w:t>
+            </w:r>
+          </w:p>
+        </w:tc>
+        <w:tc>
+          <w:tcPr>
+            <w:tcW w:w="2551" w:type="dxa"/>
+          </w:tcPr>
+          <w:p>
+            <w:pPr>
+              <w:pStyle w:val="ListParagraph"/>
+              <w:numPr>
+                <w:ilvl w:val="0"/>
+                <w:numId w:val="17"/>
+              </w:numPr>
+            </w:pPr>
+            <w:r>
+              <w:t>View products page</w:t>
+            </w:r>
+          </w:p>
+          <w:p>
+            <w:pPr>
+              <w:pStyle w:val="ListParagraph"/>
+              <w:numPr>
+                <w:ilvl w:val="0"/>
+                <w:numId w:val="17"/>
+              </w:numPr>
+            </w:pPr>
+            <w:r>
+              <w:t>View order page</w:t>
+            </w:r>
+          </w:p>
+          <w:p>
+            <w:pPr>
+              <w:pStyle w:val="ListParagraph"/>
+              <w:numPr>
+                <w:ilvl w:val="0"/>
+                <w:numId w:val="17"/>
+              </w:numPr>
+            </w:pPr>
+            <w:r>
+              <w:t xml:space="preserve">View </w:t>
+            </w:r>
+            <w:r>
+              <w:t>basket</w:t>
+            </w:r>
+            <w:r>
+              <w:t xml:space="preserve"> page</w:t>
+            </w:r>
+          </w:p>
+          <w:p>
+            <w:pPr>
+              <w:pStyle w:val="ListParagraph"/>
+              <w:numPr>
+                <w:ilvl w:val="0"/>
+                <w:numId w:val="17"/>
+              </w:numPr>
+            </w:pPr>
+            <w:r>
+              <w:t>View product cards</w:t>
+            </w:r>
+          </w:p>
+          <w:p>
+            <w:pPr>
+              <w:pStyle w:val="ListParagraph"/>
+              <w:numPr>
+                <w:ilvl w:val="0"/>
+                <w:numId w:val="17"/>
+              </w:numPr>
+            </w:pPr>
+            <w:r>
+              <w:t>View product details</w:t>
+            </w:r>
+          </w:p>
+          <w:p>
+            <w:pPr>
+              <w:pStyle w:val="ListParagraph"/>
+              <w:numPr>
+                <w:ilvl w:val="0"/>
+                <w:numId w:val="17"/>
+              </w:numPr>
+            </w:pPr>
+            <w:r>
+              <w:t>View products button on the navigation bar</w:t>
+            </w:r>
+          </w:p>
+          <w:p>
+            <w:pPr>
+              <w:pStyle w:val="ListParagraph"/>
+              <w:numPr>
+                <w:ilvl w:val="0"/>
+                <w:numId w:val="17"/>
+              </w:numPr>
+            </w:pPr>
+            <w:r>
+              <w:t>View basket button on the navigation bar</w:t>
+            </w:r>
+          </w:p>
+          <w:p>
+            <w:pPr>
+              <w:pStyle w:val="ListParagraph"/>
+              <w:numPr>
+                <w:ilvl w:val="0"/>
+                <w:numId w:val="17"/>
+              </w:numPr>
+            </w:pPr>
+            <w:r>
+              <w:t xml:space="preserve">View </w:t>
+            </w:r>
+            <w:r>
+              <w:t>“Add”</w:t>
+            </w:r>
+            <w:r>
+              <w:t xml:space="preserve"> button on product card</w:t>
+            </w:r>
+          </w:p>
+          <w:p>
+            <w:pPr>
+              <w:pStyle w:val="ListParagraph"/>
+              <w:numPr>
+                <w:ilvl w:val="0"/>
+                <w:numId w:val="17"/>
+              </w:numPr>
+            </w:pPr>
+            <w:r>
+              <w:t xml:space="preserve">View “Add” button on </w:t>
+            </w:r>
+            <w:r>
+              <w:t xml:space="preserve">a </w:t>
+            </w:r>
+            <w:r>
+              <w:t>specific product’s page</w:t>
+            </w:r>
+          </w:p>
+          <w:p>
+            <w:pPr>
+              <w:pStyle w:val="ListParagraph"/>
+              <w:numPr>
+                <w:ilvl w:val="0"/>
+                <w:numId w:val="17"/>
+              </w:numPr>
+            </w:pPr>
+            <w:r>
+              <w:t>Product added to basket when interacted with “Add” button on product card</w:t>
+            </w:r>
+          </w:p>
+          <w:p>
+            <w:pPr>
+              <w:pStyle w:val="ListParagraph"/>
+              <w:numPr>
+                <w:ilvl w:val="0"/>
+                <w:numId w:val="17"/>
+              </w:numPr>
+            </w:pPr>
+            <w:r>
+              <w:lastRenderedPageBreak/>
+              <w:t>Navigate to a specific product’s page when clicked on the product card</w:t>
+            </w:r>
+          </w:p>
+          <w:p>
+            <w:pPr>
+              <w:pStyle w:val="ListParagraph"/>
+              <w:numPr>
+                <w:ilvl w:val="0"/>
+                <w:numId w:val="17"/>
+              </w:numPr>
+            </w:pPr>
+            <w:r>
+              <w:t>Interact with basket button on the navigation bar to view basket items</w:t>
+            </w:r>
+          </w:p>
+          <w:p>
+            <w:pPr>
+              <w:pStyle w:val="ListParagraph"/>
+              <w:numPr>
+                <w:ilvl w:val="0"/>
+                <w:numId w:val="17"/>
+              </w:numPr>
+            </w:pPr>
+            <w:r>
+              <w:t>View checkout button on basket side bar</w:t>
+            </w:r>
+          </w:p>
+          <w:p>
+            <w:pPr>
+              <w:pStyle w:val="ListParagraph"/>
+              <w:numPr>
+                <w:ilvl w:val="0"/>
+                <w:numId w:val="17"/>
+              </w:numPr>
+            </w:pPr>
+            <w:r>
+              <w:t>Interact with checkout button to navigate to order page</w:t>
+            </w:r>
+          </w:p>
+          <w:p>
+            <w:pPr>
+              <w:pStyle w:val="ListParagraph"/>
+              <w:numPr>
+                <w:ilvl w:val="0"/>
+                <w:numId w:val="17"/>
+              </w:numPr>
+            </w:pPr>
+            <w:r>
+              <w:t>View order details</w:t>
+            </w:r>
+          </w:p>
+          <w:p>
+            <w:pPr>
+              <w:pStyle w:val="ListParagraph"/>
+              <w:numPr>
+                <w:ilvl w:val="0"/>
+                <w:numId w:val="17"/>
+              </w:numPr>
+            </w:pPr>
+            <w:r>
+              <w:t>View order form fields</w:t>
+            </w:r>
+          </w:p>
+          <w:p>
+            <w:pPr>
+              <w:pStyle w:val="ListParagraph"/>
+              <w:numPr>
+                <w:ilvl w:val="0"/>
+                <w:numId w:val="17"/>
+              </w:numPr>
+            </w:pPr>
+            <w:r>
+              <w:t>Interact with order form fields to fill the order details out</w:t>
+            </w:r>
+          </w:p>
+          <w:p>
+            <w:pPr>
+              <w:pStyle w:val="ListParagraph"/>
+              <w:numPr>
+                <w:ilvl w:val="0"/>
+                <w:numId w:val="17"/>
+              </w:numPr>
+            </w:pPr>
+            <w:r>
+              <w:t>View “Order” button</w:t>
+            </w:r>
+          </w:p>
+          <w:p>
+            <w:pPr>
+              <w:pStyle w:val="ListParagraph"/>
+              <w:numPr>
+                <w:ilvl w:val="0"/>
+                <w:numId w:val="17"/>
+              </w:numPr>
+            </w:pPr>
+            <w:r>
+              <w:t>Interact with “Order” button to order the items in the basket</w:t>
+            </w:r>
+          </w:p>
+        </w:tc>
+        <w:tc>
+          <w:tcPr>
+            <w:tcW w:w="2127" w:type="dxa"/>
+          </w:tcPr>
+          <w:p>
+            <w:r>
+              <w:lastRenderedPageBreak/>
+              <w:t xml:space="preserve">This will allow customers to place orders online which means they do not need come to food market to purchase products they want to buy. </w:t>
+            </w:r>
+            <w:r>
+              <w:t>This will lead to better customer satisfaction which encourage those customers to recommend the client to other potential customers through word of mouth.</w:t>
+            </w:r>
+          </w:p>
+        </w:tc>
+      </w:tr>
+      <w:tr>
+        <w:tc>
+          <w:tcPr>
+            <w:tcW w:w="1980" w:type="dxa"/>
+          </w:tcPr>
+          <w:p>
+            <w:r>
+              <w:t>Customers able to view order history</w:t>
+            </w:r>
+          </w:p>
+        </w:tc>
+        <w:tc>
+          <w:tcPr>
+            <w:tcW w:w="2835" w:type="dxa"/>
+          </w:tcPr>
+          <w:p>
+            <w:r>
+              <w:t xml:space="preserve">As Bob, I want to be able to view order history, so that I know what I have ordered before form the business or to reorder products from the order history. </w:t>
+            </w:r>
+          </w:p>
+        </w:tc>
+        <w:tc>
+          <w:tcPr>
+            <w:tcW w:w="2551" w:type="dxa"/>
+          </w:tcPr>
+          <w:p>
+            <w:pPr>
+              <w:pStyle w:val="ListParagraph"/>
+              <w:numPr>
+                <w:ilvl w:val="0"/>
+                <w:numId w:val="17"/>
+              </w:numPr>
+            </w:pPr>
+            <w:r>
+              <w:t>View orders page</w:t>
+            </w:r>
+          </w:p>
+          <w:p>
+            <w:pPr>
+              <w:pStyle w:val="ListParagraph"/>
+              <w:numPr>
+                <w:ilvl w:val="0"/>
+                <w:numId w:val="17"/>
+              </w:numPr>
+            </w:pPr>
+            <w:r>
+              <w:t>View orders history section</w:t>
+            </w:r>
+          </w:p>
+          <w:p>
+            <w:pPr>
+              <w:pStyle w:val="ListParagraph"/>
+              <w:numPr>
+                <w:ilvl w:val="0"/>
+                <w:numId w:val="17"/>
+              </w:numPr>
+            </w:pPr>
+            <w:r>
+              <w:t>View orders card on the orders history section</w:t>
+            </w:r>
+          </w:p>
+          <w:p>
+            <w:pPr>
+              <w:pStyle w:val="ListParagraph"/>
+              <w:numPr>
+                <w:ilvl w:val="0"/>
+                <w:numId w:val="17"/>
+              </w:numPr>
+            </w:pPr>
+            <w:r>
+              <w:t xml:space="preserve">View basic </w:t>
+            </w:r>
+            <w:r>
+              <w:t xml:space="preserve">order </w:t>
+            </w:r>
+            <w:r>
+              <w:t>details</w:t>
+            </w:r>
+            <w:r>
+              <w:t xml:space="preserve"> on </w:t>
+            </w:r>
+            <w:r>
+              <w:t>orders card on the orders history section</w:t>
+            </w:r>
+          </w:p>
+          <w:p>
+            <w:pPr>
+              <w:pStyle w:val="ListParagraph"/>
+              <w:numPr>
+                <w:ilvl w:val="0"/>
+                <w:numId w:val="17"/>
+              </w:numPr>
+            </w:pPr>
+            <w:r>
+              <w:t>Navigate to orders history section after interacting with order card on orders history section</w:t>
+            </w:r>
+          </w:p>
+        </w:tc>
+        <w:tc>
+          <w:tcPr>
+            <w:tcW w:w="2127" w:type="dxa"/>
+          </w:tcPr>
+          <w:p>
+            <w:r>
+              <w:t>This will allow customers view what they have order before with client and increase the likelihood of the customer reordering the products. This will benefit the client as they will be able to have regular customers and which results in stable revenue for the client.</w:t>
+            </w:r>
+          </w:p>
+        </w:tc>
+      </w:tr>
+      <w:tr>
+        <w:tc>
+          <w:tcPr>
+            <w:tcW w:w="1980" w:type="dxa"/>
+          </w:tcPr>
+          <w:p>
+            <w:r>
+              <w:t xml:space="preserve">Provide a dashboard </w:t>
+            </w:r>
+            <w:r>
+              <w:t xml:space="preserve">for </w:t>
+            </w:r>
+            <w:r>
+              <w:t>producers</w:t>
+            </w:r>
+          </w:p>
+          <w:p/>
+        </w:tc>
+        <w:tc>
+          <w:tcPr>
+            <w:tcW w:w="2835" w:type="dxa"/>
+          </w:tcPr>
+          <w:p>
+            <w:r>
+              <w:t xml:space="preserve">As Sophie, I want to be able to use a dashboard for product management, so that I </w:t>
+            </w:r>
+            <w:r>
+              <w:t>manage stock levels, update product details and view orders</w:t>
+            </w:r>
+            <w:r>
+              <w:t>.</w:t>
+            </w:r>
+          </w:p>
+        </w:tc>
+        <w:tc>
+          <w:tcPr>
+            <w:tcW w:w="2551" w:type="dxa"/>
+          </w:tcPr>
+          <w:p>
+            <w:pPr>
+              <w:pStyle w:val="ListParagraph"/>
+              <w:numPr>
+                <w:ilvl w:val="0"/>
+                <w:numId w:val="17"/>
+              </w:numPr>
+            </w:pPr>
+            <w:r>
+              <w:t>View dashboard page</w:t>
+            </w:r>
+          </w:p>
+          <w:p>
+            <w:pPr>
+              <w:pStyle w:val="ListParagraph"/>
+              <w:numPr>
+                <w:ilvl w:val="0"/>
+                <w:numId w:val="17"/>
+              </w:numPr>
+            </w:pPr>
+            <w:r>
+              <w:t>View dashboard button on navigation bar</w:t>
+            </w:r>
+          </w:p>
+          <w:p>
+            <w:pPr>
+              <w:pStyle w:val="ListParagraph"/>
+              <w:numPr>
+                <w:ilvl w:val="0"/>
+                <w:numId w:val="17"/>
+              </w:numPr>
+            </w:pPr>
+            <w:r>
+              <w:t>Navigate to dashboard page after interacting with dashboard button on navigation bar</w:t>
+            </w:r>
+          </w:p>
+          <w:p>
+            <w:pPr>
+              <w:pStyle w:val="ListParagraph"/>
+              <w:numPr>
+                <w:ilvl w:val="0"/>
+                <w:numId w:val="17"/>
+              </w:numPr>
+            </w:pPr>
+            <w:r>
+              <w:t>View products and stock levels on dashboard</w:t>
+            </w:r>
+          </w:p>
+          <w:p>
+            <w:pPr>
+              <w:pStyle w:val="ListParagraph"/>
+              <w:numPr>
+                <w:ilvl w:val="0"/>
+                <w:numId w:val="17"/>
+              </w:numPr>
+            </w:pPr>
+            <w:r>
+              <w:lastRenderedPageBreak/>
+              <w:t>View buttons on products in the dashboard to edit details</w:t>
+            </w:r>
+          </w:p>
+          <w:p>
+            <w:pPr>
+              <w:pStyle w:val="ListParagraph"/>
+              <w:numPr>
+                <w:ilvl w:val="0"/>
+                <w:numId w:val="17"/>
+              </w:numPr>
+            </w:pPr>
+            <w:r>
+              <w:t>N</w:t>
+            </w:r>
+            <w:r>
+              <w:t>avigate</w:t>
+            </w:r>
+            <w:r>
+              <w:t xml:space="preserve"> to edit products page when clicked product card on dashboard</w:t>
+            </w:r>
+          </w:p>
+          <w:p>
+            <w:pPr>
+              <w:pStyle w:val="ListParagraph"/>
+              <w:numPr>
+                <w:ilvl w:val="0"/>
+                <w:numId w:val="17"/>
+              </w:numPr>
+            </w:pPr>
+            <w:r>
+              <w:t>View product details fields</w:t>
+            </w:r>
+          </w:p>
+          <w:p>
+            <w:pPr>
+              <w:pStyle w:val="ListParagraph"/>
+              <w:numPr>
+                <w:ilvl w:val="0"/>
+                <w:numId w:val="17"/>
+              </w:numPr>
+            </w:pPr>
+            <w:r>
+              <w:t>Interact with product details fields to change the details of a product</w:t>
+            </w:r>
+          </w:p>
+          <w:p>
+            <w:pPr>
+              <w:pStyle w:val="ListParagraph"/>
+              <w:numPr>
+                <w:ilvl w:val="0"/>
+                <w:numId w:val="17"/>
+              </w:numPr>
+            </w:pPr>
+            <w:r>
+              <w:t>Interact with submit button confirm changes to the product details.</w:t>
+            </w:r>
+          </w:p>
+        </w:tc>
+        <w:tc>
+          <w:tcPr>
+            <w:tcW w:w="2127" w:type="dxa"/>
+          </w:tcPr>
+          <w:p>
+            <w:r>
+              <w:lastRenderedPageBreak/>
+              <w:t xml:space="preserve">This will allow producers to manage their products </w:t>
+            </w:r>
+            <w:r>
+              <w:t xml:space="preserve">that they sell through the client. This will allow the client to provide up to date product information to customers, which means a greater chance of customers </w:t>
+            </w:r>
+            <w:r>
+              <w:lastRenderedPageBreak/>
+              <w:t>buying products from the client.</w:t>
+            </w:r>
+          </w:p>
+        </w:tc>
+      </w:tr>
+      <w:tr>
+        <w:tc>
+          <w:tcPr>
+            <w:tcW w:w="1980" w:type="dxa"/>
+          </w:tcPr>
+          <w:p>
+            <w:r>
+              <w:lastRenderedPageBreak/>
+              <w:t>Provide o</w:t>
+            </w:r>
+            <w:r>
+              <w:t>rder management, scheduling and tracking features</w:t>
+            </w:r>
+          </w:p>
+          <w:p/>
+        </w:tc>
+        <w:tc>
+          <w:tcPr>
+            <w:tcW w:w="2835" w:type="dxa"/>
+          </w:tcPr>
+          <w:p>
+            <w:r>
+              <w:t>As Bob and Greg, I want to be able to do order management, scheduling and use tracking features, so that I know when my order is going to be delivered to me.</w:t>
+            </w:r>
+          </w:p>
+          <w:p>
+            <w:r>
+              <w:t>As Sophie</w:t>
+            </w:r>
+            <w:r>
+              <w:t xml:space="preserve">, </w:t>
+            </w:r>
+            <w:r>
+              <w:t>I want to be able to do order management, scheduling and use tracking features</w:t>
+            </w:r>
+            <w:r>
+              <w:t>, so that I can keep the customers updated about their orders status.</w:t>
+            </w:r>
+          </w:p>
+        </w:tc>
+        <w:tc>
+          <w:tcPr>
+            <w:tcW w:w="2551" w:type="dxa"/>
+          </w:tcPr>
+          <w:p>
+            <w:pPr>
+              <w:pStyle w:val="ListParagraph"/>
+              <w:numPr>
+                <w:ilvl w:val="0"/>
+                <w:numId w:val="17"/>
+              </w:numPr>
+            </w:pPr>
+          </w:p>
+        </w:tc>
+        <w:tc>
+          <w:tcPr>
+            <w:tcW w:w="2127" w:type="dxa"/>
+          </w:tcPr>
+          <w:p>
+            <w:r>
+              <w:t>This will allow producers to update customers on their orders. And customers will be able to manage their orders.</w:t>
+            </w:r>
+            <w:r>
+              <w:t xml:space="preserve"> This will benefit the client as the customers will not be frustrated if they do not know their order status. This will also </w:t>
+            </w:r>
+            <w:r>
+              <w:t xml:space="preserve">benefit the client in terms of </w:t>
+            </w:r>
+            <w:r>
+              <w:t xml:space="preserve">saving money </w:t>
+            </w:r>
+            <w:r>
+              <w:t>hiring staff to manage order status</w:t>
+            </w:r>
+            <w:r>
+              <w:t>, since</w:t>
+            </w:r>
+            <w:r>
+              <w:t xml:space="preserve"> they will not need staff to do this task </w:t>
+            </w:r>
+            <w:r>
+              <w:t>because it</w:t>
+            </w:r>
+            <w:r>
+              <w:t xml:space="preserve"> </w:t>
+            </w:r>
+            <w:r>
+              <w:t>will</w:t>
+            </w:r>
+            <w:r>
+              <w:t xml:space="preserve"> be</w:t>
+            </w:r>
+            <w:r>
+              <w:t xml:space="preserve"> done</w:t>
+            </w:r>
+            <w:r>
+              <w:t xml:space="preserve"> by the application.</w:t>
+            </w:r>
+          </w:p>
+        </w:tc>
+      </w:tr>
+      <w:tr>
+        <w:tc>
+          <w:tcPr>
+            <w:tcW w:w="1980" w:type="dxa"/>
+          </w:tcPr>
+          <w:p>
+            <w:r>
+              <w:t>A loyalty scheme that provides discounts and specials offers</w:t>
+            </w:r>
+          </w:p>
+          <w:p/>
+        </w:tc>
+        <w:tc>
+          <w:tcPr>
+            <w:tcW w:w="2835" w:type="dxa"/>
+          </w:tcPr>
+          <w:p>
+            <w:r>
+              <w:t xml:space="preserve">As Bob, I want to be able to get discounts and special offers, so that I can get rewarded for my loyalty with the business. </w:t>
+            </w:r>
+          </w:p>
+          <w:p>
+            <w:r>
+              <w:t xml:space="preserve">As Sophie, I want to be able to provide </w:t>
+            </w:r>
+            <w:r>
+              <w:t>discounts and specials offers</w:t>
+            </w:r>
+            <w:r>
+              <w:t xml:space="preserve">, </w:t>
+            </w:r>
+            <w:r>
+              <w:t>so that I can encourage customers to buy my products more often.</w:t>
+            </w:r>
+          </w:p>
+        </w:tc>
+        <w:tc>
+          <w:tcPr>
+            <w:tcW w:w="2551" w:type="dxa"/>
+          </w:tcPr>
+          <w:p>
+            <w:pPr>
+              <w:pStyle w:val="ListParagraph"/>
+              <w:numPr>
+                <w:ilvl w:val="0"/>
+                <w:numId w:val="17"/>
+              </w:numPr>
+            </w:pPr>
+          </w:p>
+        </w:tc>
+        <w:tc>
+          <w:tcPr>
+            <w:tcW w:w="2127" w:type="dxa"/>
+          </w:tcPr>
+          <w:p>
+            <w:r>
+              <w:t xml:space="preserve">This will allow to create a community of loyal customers as their being rewarded for their contribution to the business. Furthermore, having this rewards system will entice new customers to become frequent </w:t>
+            </w:r>
+            <w:r>
+              <w:lastRenderedPageBreak/>
+              <w:t xml:space="preserve">customers, so they too can get discounted </w:t>
+            </w:r>
+            <w:r>
+              <w:t>products</w:t>
+            </w:r>
+            <w:r>
+              <w:t xml:space="preserve">. This ultimately will allow </w:t>
+            </w:r>
+            <w:r>
+              <w:t>the client’s business</w:t>
+            </w:r>
+            <w:r>
+              <w:t xml:space="preserve"> to grow more quickly.</w:t>
+            </w:r>
+          </w:p>
+        </w:tc>
+      </w:tr>
+      <w:tr>
+        <w:tc>
+          <w:tcPr>
+            <w:tcW w:w="1980" w:type="dxa"/>
+          </w:tcPr>
+          <w:p>
+            <w:r>
+              <w:lastRenderedPageBreak/>
+              <w:t xml:space="preserve">Users able to change the application according to their </w:t>
+            </w:r>
+            <w:r>
+              <w:t xml:space="preserve">accessibility </w:t>
+            </w:r>
+            <w:r>
+              <w:t>needs</w:t>
+            </w:r>
+          </w:p>
+        </w:tc>
+        <w:tc>
+          <w:tcPr>
+            <w:tcW w:w="2835" w:type="dxa"/>
+          </w:tcPr>
+          <w:p>
+            <w:r>
+              <w:t xml:space="preserve">As Bob, Greg and Sophie, I want to be able to </w:t>
+            </w:r>
+            <w:r>
+              <w:t xml:space="preserve">change the application according to </w:t>
+            </w:r>
+            <w:r>
+              <w:t>my</w:t>
+            </w:r>
+            <w:r>
+              <w:t xml:space="preserve"> </w:t>
+            </w:r>
+            <w:r>
+              <w:t>accessibility</w:t>
+            </w:r>
+            <w:r>
+              <w:t xml:space="preserve"> </w:t>
+            </w:r>
+            <w:r>
+              <w:t>needs</w:t>
+            </w:r>
+            <w:r>
+              <w:t>, so that I can use the application comfortably.</w:t>
+            </w:r>
+          </w:p>
+        </w:tc>
+        <w:tc>
+          <w:tcPr>
+            <w:tcW w:w="2551" w:type="dxa"/>
+          </w:tcPr>
+          <w:p>
+            <w:pPr>
+              <w:pStyle w:val="ListParagraph"/>
+              <w:numPr>
+                <w:ilvl w:val="0"/>
+                <w:numId w:val="17"/>
+              </w:numPr>
+            </w:pPr>
+          </w:p>
+        </w:tc>
+        <w:tc>
+          <w:tcPr>
+            <w:tcW w:w="2127" w:type="dxa"/>
+          </w:tcPr>
+          <w:p>
+            <w:r>
+              <w:t>This will allow users to change the application</w:t>
+            </w:r>
+            <w:r>
+              <w:t xml:space="preserve"> </w:t>
+            </w:r>
+            <w:r>
+              <w:t>according to their accessibility needs</w:t>
+            </w:r>
+            <w:r>
+              <w:t>. For example, text-to-speech, high contrast more, or font size adjusting. This benefit the client as they will have different ages and different ability of customers, and by providing this they will be able to serve them and increase the potential customers they can sell products to.</w:t>
+            </w:r>
+          </w:p>
+        </w:tc>
+      </w:tr>
+      <w:tr>
+        <w:tc>
+          <w:tcPr>
+            <w:tcW w:w="1980" w:type="dxa"/>
+          </w:tcPr>
+          <w:p>
+            <w:r>
+              <w:t>Add access control pages based on user roles</w:t>
+            </w:r>
+          </w:p>
+        </w:tc>
+        <w:tc>
+          <w:tcPr>
+            <w:tcW w:w="2835" w:type="dxa"/>
+          </w:tcPr>
+          <w:p>
+            <w:r>
+              <w:t>As Bob, Greg and Sophie, I want to be able view relevant pages to me, so that I cannot do something that I am not allowed to do</w:t>
+            </w:r>
+            <w:r>
+              <w:t>.</w:t>
+            </w:r>
+          </w:p>
+        </w:tc>
+        <w:tc>
+          <w:tcPr>
+            <w:tcW w:w="2551" w:type="dxa"/>
+          </w:tcPr>
+          <w:p>
+            <w:pPr>
+              <w:pStyle w:val="ListParagraph"/>
+              <w:numPr>
+                <w:ilvl w:val="0"/>
+                <w:numId w:val="17"/>
+              </w:numPr>
+            </w:pPr>
+          </w:p>
+        </w:tc>
+        <w:tc>
+          <w:tcPr>
+            <w:tcW w:w="2127" w:type="dxa"/>
+          </w:tcPr>
+          <w:p>
+            <w:r>
+              <w:t>This will allow users to only have access to pages that they have given permissions to. This will benefit the client as the application is going to be more secure and reduce the chance of a data breach, and that leading the client to pay a fine.</w:t>
             </w:r>
           </w:p>
         </w:tc>
@@ -3096,407 +4499,22 @@
       <w:pPr>
         <w:pStyle w:val="Heading1"/>
       </w:pPr>
-      <w:bookmarkStart w:id="11" w:name="_Toc216970807"/>
+      <w:bookmarkStart w:id="12" w:name="_Toc223954760"/>
       <w:r>
         <w:t>Non</w:t>
       </w:r>
       <w:r>
         <w:t>-functional Requirements</w:t>
       </w:r>
-      <w:bookmarkEnd w:id="11"/>
+      <w:bookmarkEnd w:id="12"/>
     </w:p>
     <w:p>
       <w:pPr>
         <w:pStyle w:val="Heading2"/>
       </w:pPr>
-      <w:bookmarkStart w:id="12" w:name="_Toc216970808"/>
+      <w:bookmarkStart w:id="13" w:name="_Toc223954761"/>
       <w:r>
         <w:t>Performance</w:t>
-      </w:r>
-      <w:bookmarkEnd w:id="12"/>
-    </w:p>
-    <w:tbl>
-      <w:tblPr>
-        <w:tblStyle w:val="TableGrid"/>
-        <w:tblW w:w="0" w:type="auto"/>
-        <w:tblLook w:val="04A0" w:firstRow="1" w:lastRow="0" w:firstColumn="1" w:lastColumn="0" w:noHBand="0" w:noVBand="1"/>
-      </w:tblPr>
-      <w:tblGrid>
-        <w:gridCol w:w="3005"/>
-        <w:gridCol w:w="3005"/>
-        <w:gridCol w:w="3006"/>
-      </w:tblGrid>
-      <w:tr>
-        <w:tc>
-          <w:tcPr>
-            <w:tcW w:w="3005" w:type="dxa"/>
-          </w:tcPr>
-          <w:p>
-            <w:pPr>
-              <w:rPr>
-                <w:b/>
-                <w:bCs/>
-              </w:rPr>
-            </w:pPr>
-            <w:r>
-              <w:rPr>
-                <w:b/>
-                <w:bCs/>
-              </w:rPr>
-              <w:t>Requirement</w:t>
-            </w:r>
-          </w:p>
-        </w:tc>
-        <w:tc>
-          <w:tcPr>
-            <w:tcW w:w="3005" w:type="dxa"/>
-          </w:tcPr>
-          <w:p>
-            <w:pPr>
-              <w:rPr>
-                <w:b/>
-                <w:bCs/>
-              </w:rPr>
-            </w:pPr>
-            <w:r>
-              <w:rPr>
-                <w:b/>
-                <w:bCs/>
-              </w:rPr>
-              <w:t>Justification</w:t>
-            </w:r>
-          </w:p>
-        </w:tc>
-        <w:tc>
-          <w:tcPr>
-            <w:tcW w:w="3006" w:type="dxa"/>
-          </w:tcPr>
-          <w:p>
-            <w:pPr>
-              <w:rPr>
-                <w:b/>
-                <w:bCs/>
-              </w:rPr>
-            </w:pPr>
-            <w:r>
-              <w:rPr>
-                <w:b/>
-                <w:bCs/>
-              </w:rPr>
-              <w:t>KPI</w:t>
-            </w:r>
-          </w:p>
-        </w:tc>
-      </w:tr>
-      <w:tr>
-        <w:tc>
-          <w:tcPr>
-            <w:tcW w:w="3005" w:type="dxa"/>
-          </w:tcPr>
-          <w:p>
-            <w:r>
-              <w:t xml:space="preserve">The webpages must </w:t>
-            </w:r>
-            <w:r>
-              <w:t>load in industry standard time</w:t>
-            </w:r>
-            <w:r>
-              <w:t>.</w:t>
-            </w:r>
-          </w:p>
-        </w:tc>
-        <w:tc>
-          <w:tcPr>
-            <w:tcW w:w="3005" w:type="dxa"/>
-          </w:tcPr>
-          <w:p>
-            <w:r>
-              <w:t>This will allow a</w:t>
-            </w:r>
-            <w:r>
-              <w:t xml:space="preserve"> good user experience if webpages are loaded quickly and </w:t>
-            </w:r>
-            <w:r>
-              <w:t xml:space="preserve">create </w:t>
-            </w:r>
-            <w:r>
-              <w:lastRenderedPageBreak/>
-              <w:t>good reputation for the client’s website.</w:t>
-            </w:r>
-          </w:p>
-        </w:tc>
-        <w:tc>
-          <w:tcPr>
-            <w:tcW w:w="3006" w:type="dxa"/>
-          </w:tcPr>
-          <w:p>
-            <w:r>
-              <w:lastRenderedPageBreak/>
-              <w:t>Webpages</w:t>
-            </w:r>
-            <w:r>
-              <w:t xml:space="preserve"> shou</w:t>
-            </w:r>
-            <w:r>
-              <w:t xml:space="preserve">ld load within 15 </w:t>
-            </w:r>
-            <w:r>
-              <w:t>milliseconds</w:t>
-            </w:r>
-            <w:r>
-              <w:t>.</w:t>
-            </w:r>
-          </w:p>
-        </w:tc>
-      </w:tr>
-      <w:tr>
-        <w:tc>
-          <w:tcPr>
-            <w:tcW w:w="3005" w:type="dxa"/>
-          </w:tcPr>
-          <w:p>
-            <w:r>
-              <w:t xml:space="preserve">The system must handle a specific number of </w:t>
-            </w:r>
-            <w:r>
-              <w:t>requests</w:t>
-            </w:r>
-            <w:r>
-              <w:t xml:space="preserve"> </w:t>
-            </w:r>
-            <w:r>
-              <w:t>without degradation.</w:t>
-            </w:r>
-          </w:p>
-        </w:tc>
-        <w:tc>
-          <w:tcPr>
-            <w:tcW w:w="3005" w:type="dxa"/>
-          </w:tcPr>
-          <w:p>
-            <w:r>
-              <w:t>T</w:t>
-            </w:r>
-            <w:r>
-              <w:t>his will ensure</w:t>
-            </w:r>
-            <w:r>
-              <w:t xml:space="preserve"> the core function of the website will</w:t>
-            </w:r>
-            <w:r>
-              <w:t xml:space="preserve"> </w:t>
-            </w:r>
-            <w:r>
-              <w:t xml:space="preserve">still work at a busy day </w:t>
-            </w:r>
-            <w:r>
-              <w:t xml:space="preserve">without slowing down website </w:t>
-            </w:r>
-            <w:r>
-              <w:t>significantly.</w:t>
-            </w:r>
-          </w:p>
-        </w:tc>
-        <w:tc>
-          <w:tcPr>
-            <w:tcW w:w="3006" w:type="dxa"/>
-          </w:tcPr>
-          <w:p>
-            <w:r>
-              <w:t>On average the syste</w:t>
-            </w:r>
-            <w:r>
-              <w:t>m should handle 30 requests per second without degradation.</w:t>
-            </w:r>
-          </w:p>
-        </w:tc>
-      </w:tr>
-      <w:tr>
-        <w:tc>
-          <w:tcPr>
-            <w:tcW w:w="3005" w:type="dxa"/>
-          </w:tcPr>
-          <w:p>
-            <w:r>
-              <w:t xml:space="preserve">CPU usage should not exceed a </w:t>
-            </w:r>
-            <w:r>
-              <w:t>set amount</w:t>
-            </w:r>
-          </w:p>
-        </w:tc>
-        <w:tc>
-          <w:tcPr>
-            <w:tcW w:w="3005" w:type="dxa"/>
-          </w:tcPr>
-          <w:p>
-            <w:r>
-              <w:t xml:space="preserve">This will ensure </w:t>
-            </w:r>
-            <w:r>
-              <w:t>low end devices</w:t>
-            </w:r>
-            <w:r>
-              <w:t xml:space="preserve"> can use the website </w:t>
-            </w:r>
-            <w:r>
-              <w:t xml:space="preserve">without </w:t>
-            </w:r>
-            <w:r>
-              <w:t>sacrificing significant speed of the website.</w:t>
-            </w:r>
-          </w:p>
-        </w:tc>
-        <w:tc>
-          <w:tcPr>
-            <w:tcW w:w="3006" w:type="dxa"/>
-          </w:tcPr>
-          <w:p>
-            <w:r>
-              <w:t xml:space="preserve">CPU usage should be under </w:t>
-            </w:r>
-            <w:r>
-              <w:t>2</w:t>
-            </w:r>
-            <w:r>
-              <w:t>0%</w:t>
-            </w:r>
-            <w:r>
-              <w:t xml:space="preserve"> on</w:t>
-            </w:r>
-            <w:r>
-              <w:t xml:space="preserve"> a </w:t>
-            </w:r>
-            <w:r>
-              <w:t>S20 phone</w:t>
-            </w:r>
-            <w:r>
-              <w:t>.</w:t>
-            </w:r>
-          </w:p>
-        </w:tc>
-      </w:tr>
-      <w:tr>
-        <w:tc>
-          <w:tcPr>
-            <w:tcW w:w="3005" w:type="dxa"/>
-          </w:tcPr>
-          <w:p>
-            <w:r>
-              <w:t xml:space="preserve">System should operate correctly </w:t>
-            </w:r>
-            <w:r>
-              <w:t>under</w:t>
-            </w:r>
-            <w:r>
-              <w:t xml:space="preserve"> a</w:t>
-            </w:r>
-            <w:r>
-              <w:t xml:space="preserve"> </w:t>
-            </w:r>
-            <w:r>
-              <w:t>multiplied expected load.</w:t>
-            </w:r>
-          </w:p>
-        </w:tc>
-        <w:tc>
-          <w:tcPr>
-            <w:tcW w:w="3005" w:type="dxa"/>
-          </w:tcPr>
-          <w:p>
-            <w:r>
-              <w:t xml:space="preserve">This will </w:t>
-            </w:r>
-            <w:r>
-              <w:t xml:space="preserve">allow the website to still work </w:t>
-            </w:r>
-            <w:r>
-              <w:t>on days when there is more load than expected, which means the client</w:t>
-            </w:r>
-            <w:r>
-              <w:t xml:space="preserve"> won’t lose many customers due to</w:t>
-            </w:r>
-            <w:r>
-              <w:t xml:space="preserve"> systems not working.</w:t>
-            </w:r>
-          </w:p>
-        </w:tc>
-        <w:tc>
-          <w:tcPr>
-            <w:tcW w:w="3006" w:type="dxa"/>
-          </w:tcPr>
-          <w:p>
-            <w:r>
-              <w:t>System should operate correctly under 4 times expected load.</w:t>
-            </w:r>
-          </w:p>
-        </w:tc>
-      </w:tr>
-      <w:tr>
-        <w:tc>
-          <w:tcPr>
-            <w:tcW w:w="3005" w:type="dxa"/>
-          </w:tcPr>
-          <w:p>
-            <w:r>
-              <w:t xml:space="preserve">Input delay should be </w:t>
-            </w:r>
-            <w:r>
-              <w:t xml:space="preserve">at or under industry </w:t>
-            </w:r>
-            <w:r>
-              <w:t>standards</w:t>
-            </w:r>
-          </w:p>
-        </w:tc>
-        <w:tc>
-          <w:tcPr>
-            <w:tcW w:w="3005" w:type="dxa"/>
-          </w:tcPr>
-          <w:p>
-            <w:r>
-              <w:t xml:space="preserve">This will ensure the website feels </w:t>
-            </w:r>
-            <w:r>
-              <w:t xml:space="preserve">responsive which will create a better user experience over other competitors who </w:t>
-            </w:r>
-            <w:r>
-              <w:t>have less responsive websites.</w:t>
-            </w:r>
-          </w:p>
-        </w:tc>
-        <w:tc>
-          <w:tcPr>
-            <w:tcW w:w="3006" w:type="dxa"/>
-          </w:tcPr>
-          <w:p>
-            <w:r>
-              <w:t xml:space="preserve">Input delay should be at or under </w:t>
-            </w:r>
-            <w:r>
-              <w:t>2</w:t>
-            </w:r>
-            <w:r>
-              <w:t xml:space="preserve">00 </w:t>
-            </w:r>
-            <w:r>
-              <w:t>milliseconds</w:t>
-            </w:r>
-            <w:r>
-              <w:t>.</w:t>
-            </w:r>
-          </w:p>
-        </w:tc>
-      </w:tr>
-    </w:tbl>
-    <w:p/>
-    <w:p>
-      <w:pPr>
-        <w:pStyle w:val="Heading2"/>
-      </w:pPr>
-      <w:bookmarkStart w:id="13" w:name="_Toc216970809"/>
-      <w:r>
-        <w:t>Security</w:t>
       </w:r>
       <w:bookmarkEnd w:id="13"/>
     </w:p>
@@ -3580,7 +4598,13 @@
           </w:tcPr>
           <w:p>
             <w:r>
-              <w:t>All data should be secured using industry standard encryption.</w:t>
+              <w:t xml:space="preserve">The webpages must </w:t>
+            </w:r>
+            <w:r>
+              <w:t>load in industry standard time</w:t>
+            </w:r>
+            <w:r>
+              <w:t>.</w:t>
             </w:r>
           </w:p>
         </w:tc>
@@ -3590,13 +4614,13 @@
           </w:tcPr>
           <w:p>
             <w:r>
-              <w:t>This will allow</w:t>
-            </w:r>
-            <w:r>
-              <w:t xml:space="preserve"> the users data to be safe in case of a data breach</w:t>
-            </w:r>
-            <w:r>
-              <w:t xml:space="preserve"> and limit any fines to the client.</w:t>
+              <w:t>This will allow a</w:t>
+            </w:r>
+            <w:r>
+              <w:t xml:space="preserve"> good user experience if webpages are loaded quickly and </w:t>
+            </w:r>
+            <w:r>
+              <w:t>create good reputation for the client’s website.</w:t>
             </w:r>
           </w:p>
         </w:tc>
@@ -3606,13 +4630,16 @@
           </w:tcPr>
           <w:p>
             <w:r>
-              <w:t>Data should be saved using SHA256</w:t>
-            </w:r>
-            <w:r>
-              <w:t xml:space="preserve"> </w:t>
-            </w:r>
-            <w:r>
-              <w:t>encryption</w:t>
+              <w:t>Webpages</w:t>
+            </w:r>
+            <w:r>
+              <w:t xml:space="preserve"> shou</w:t>
+            </w:r>
+            <w:r>
+              <w:t xml:space="preserve">ld load within 15 </w:t>
+            </w:r>
+            <w:r>
+              <w:t>milliseconds</w:t>
             </w:r>
             <w:r>
               <w:t>.</w:t>
@@ -3627,16 +4654,17 @@
           </w:tcPr>
           <w:p>
             <w:r>
-              <w:t>Account password shoul</w:t>
-            </w:r>
-            <w:r>
-              <w:t xml:space="preserve">d be </w:t>
-            </w:r>
-            <w:r>
-              <w:t>considered</w:t>
-            </w:r>
-            <w:r>
-              <w:t xml:space="preserve"> complex by industry standards</w:t>
+              <w:lastRenderedPageBreak/>
+              <w:t xml:space="preserve">The system must handle a specific number of </w:t>
+            </w:r>
+            <w:r>
+              <w:t>requests</w:t>
+            </w:r>
+            <w:r>
+              <w:t xml:space="preserve"> </w:t>
+            </w:r>
+            <w:r>
+              <w:t>without degradation.</w:t>
             </w:r>
           </w:p>
         </w:tc>
@@ -3646,10 +4674,25 @@
           </w:tcPr>
           <w:p>
             <w:r>
-              <w:t xml:space="preserve">This will </w:t>
-            </w:r>
-            <w:r>
-              <w:t>reduce chances of someone guessing the password through brute force attacks and add extra layer of protection over hashed the password.</w:t>
+              <w:t>T</w:t>
+            </w:r>
+            <w:r>
+              <w:t>his will ensure</w:t>
+            </w:r>
+            <w:r>
+              <w:t xml:space="preserve"> the core function of the website will</w:t>
+            </w:r>
+            <w:r>
+              <w:t xml:space="preserve"> </w:t>
+            </w:r>
+            <w:r>
+              <w:t xml:space="preserve">still work at a busy day </w:t>
+            </w:r>
+            <w:r>
+              <w:t xml:space="preserve">without slowing down website </w:t>
+            </w:r>
+            <w:r>
+              <w:t>significantly.</w:t>
             </w:r>
           </w:p>
         </w:tc>
@@ -3659,10 +4702,10 @@
           </w:tcPr>
           <w:p>
             <w:r>
-              <w:t>Account password should be at least 8 character long, contain letters, numbers and special characters</w:t>
-            </w:r>
-            <w:r>
-              <w:t xml:space="preserve"> to be consider complex.</w:t>
+              <w:t>On average the syste</w:t>
+            </w:r>
+            <w:r>
+              <w:t>m should handle 30 requests per second without degradation.</w:t>
             </w:r>
           </w:p>
         </w:tc>
@@ -3674,7 +4717,10 @@
           </w:tcPr>
           <w:p>
             <w:r>
-              <w:t>Data should be encrypted during transit.</w:t>
+              <w:t xml:space="preserve">CPU usage should not exceed a </w:t>
+            </w:r>
+            <w:r>
+              <w:t>set amount</w:t>
             </w:r>
           </w:p>
         </w:tc>
@@ -3684,25 +4730,19 @@
           </w:tcPr>
           <w:p>
             <w:r>
-              <w:t xml:space="preserve">This will allow the data to be </w:t>
-            </w:r>
-            <w:r>
-              <w:t xml:space="preserve">protected </w:t>
-            </w:r>
-            <w:r>
-              <w:t>from man in the middle attacks</w:t>
-            </w:r>
-            <w:r>
-              <w:t xml:space="preserve"> and give the users greater </w:t>
-            </w:r>
-            <w:r>
-              <w:t xml:space="preserve">confidence in </w:t>
-            </w:r>
-            <w:r>
-              <w:t xml:space="preserve">the website’s </w:t>
-            </w:r>
-            <w:r>
-              <w:t>data protection.</w:t>
+              <w:t xml:space="preserve">This will ensure </w:t>
+            </w:r>
+            <w:r>
+              <w:t>low end devices</w:t>
+            </w:r>
+            <w:r>
+              <w:t xml:space="preserve"> can use the website </w:t>
+            </w:r>
+            <w:r>
+              <w:t xml:space="preserve">without </w:t>
+            </w:r>
+            <w:r>
+              <w:t>sacrificing significant speed of the website.</w:t>
             </w:r>
           </w:p>
         </w:tc>
@@ -3712,10 +4752,25 @@
           </w:tcPr>
           <w:p>
             <w:r>
-              <w:t xml:space="preserve">Website should enforce HTTPS </w:t>
-            </w:r>
-            <w:r>
-              <w:t>on data when it is in transits.</w:t>
+              <w:t xml:space="preserve">CPU usage should be under </w:t>
+            </w:r>
+            <w:r>
+              <w:t>2</w:t>
+            </w:r>
+            <w:r>
+              <w:t>0%</w:t>
+            </w:r>
+            <w:r>
+              <w:t xml:space="preserve"> on</w:t>
+            </w:r>
+            <w:r>
+              <w:t xml:space="preserve"> a </w:t>
+            </w:r>
+            <w:r>
+              <w:t>S20 phone</w:t>
+            </w:r>
+            <w:r>
+              <w:t>.</w:t>
             </w:r>
           </w:p>
         </w:tc>
@@ -3727,7 +4782,19 @@
           </w:tcPr>
           <w:p>
             <w:r>
-              <w:t>There should be explicit user consent for cookies</w:t>
+              <w:t xml:space="preserve">System should operate correctly </w:t>
+            </w:r>
+            <w:r>
+              <w:t>under</w:t>
+            </w:r>
+            <w:r>
+              <w:t xml:space="preserve"> a</w:t>
+            </w:r>
+            <w:r>
+              <w:t xml:space="preserve"> </w:t>
+            </w:r>
+            <w:r>
+              <w:t>multiplied expected load.</w:t>
             </w:r>
           </w:p>
         </w:tc>
@@ -3737,16 +4804,19 @@
           </w:tcPr>
           <w:p>
             <w:r>
-              <w:t>This will allow the client to adhere to GDPR laws</w:t>
-            </w:r>
-            <w:r>
-              <w:t xml:space="preserve"> and </w:t>
-            </w:r>
-            <w:r>
-              <w:t xml:space="preserve">protect themselves from any fines </w:t>
-            </w:r>
-            <w:r>
-              <w:t>considering cookies.</w:t>
+              <w:t xml:space="preserve">This will </w:t>
+            </w:r>
+            <w:r>
+              <w:t xml:space="preserve">allow the website to still work </w:t>
+            </w:r>
+            <w:r>
+              <w:t>on days when there is more load than expected, which means the client</w:t>
+            </w:r>
+            <w:r>
+              <w:t xml:space="preserve"> won’t lose many customers due to</w:t>
+            </w:r>
+            <w:r>
+              <w:t xml:space="preserve"> systems not working.</w:t>
             </w:r>
           </w:p>
         </w:tc>
@@ -3756,22 +4826,76 @@
           </w:tcPr>
           <w:p>
             <w:r>
-              <w:t xml:space="preserve">Cookies should be visible on any page </w:t>
-            </w:r>
-            <w:r>
-              <w:t>of the website with a clear way to accept or deny the cookies.</w:t>
+              <w:t>System should operate correctly under 4 times expected load.</w:t>
+            </w:r>
+          </w:p>
+        </w:tc>
+      </w:tr>
+      <w:tr>
+        <w:tc>
+          <w:tcPr>
+            <w:tcW w:w="3005" w:type="dxa"/>
+          </w:tcPr>
+          <w:p>
+            <w:r>
+              <w:t xml:space="preserve">Input delay should be </w:t>
+            </w:r>
+            <w:r>
+              <w:t xml:space="preserve">at or under industry </w:t>
+            </w:r>
+            <w:r>
+              <w:t>standards</w:t>
+            </w:r>
+          </w:p>
+        </w:tc>
+        <w:tc>
+          <w:tcPr>
+            <w:tcW w:w="3005" w:type="dxa"/>
+          </w:tcPr>
+          <w:p>
+            <w:r>
+              <w:t xml:space="preserve">This will ensure the website feels </w:t>
+            </w:r>
+            <w:r>
+              <w:t xml:space="preserve">responsive which will create a better user experience over other competitors who </w:t>
+            </w:r>
+            <w:r>
+              <w:t>have less responsive websites.</w:t>
+            </w:r>
+          </w:p>
+        </w:tc>
+        <w:tc>
+          <w:tcPr>
+            <w:tcW w:w="3006" w:type="dxa"/>
+          </w:tcPr>
+          <w:p>
+            <w:r>
+              <w:t xml:space="preserve">Input delay should be at or under </w:t>
+            </w:r>
+            <w:r>
+              <w:t>2</w:t>
+            </w:r>
+            <w:r>
+              <w:t xml:space="preserve">00 </w:t>
+            </w:r>
+            <w:r>
+              <w:t>milliseconds</w:t>
+            </w:r>
+            <w:r>
+              <w:t>.</w:t>
             </w:r>
           </w:p>
         </w:tc>
       </w:tr>
     </w:tbl>
+    <w:p/>
     <w:p>
       <w:pPr>
         <w:pStyle w:val="Heading2"/>
       </w:pPr>
-      <w:bookmarkStart w:id="14" w:name="_Toc216970810"/>
-      <w:r>
-        <w:t>Capacity</w:t>
+      <w:bookmarkStart w:id="14" w:name="_Toc223954762"/>
+      <w:r>
+        <w:t>Security</w:t>
       </w:r>
       <w:bookmarkEnd w:id="14"/>
     </w:p>
@@ -3855,20 +4979,7 @@
           </w:tcPr>
           <w:p>
             <w:r>
-              <w:lastRenderedPageBreak/>
-              <w:t>The website should be able to handle a</w:t>
-            </w:r>
-            <w:r>
-              <w:t xml:space="preserve"> max number of user</w:t>
-            </w:r>
-            <w:r>
-              <w:t>s</w:t>
-            </w:r>
-            <w:r>
-              <w:t xml:space="preserve"> without the system </w:t>
-            </w:r>
-            <w:r>
-              <w:t>crashing</w:t>
+              <w:t>All data should be secured using industry standard encryption.</w:t>
             </w:r>
           </w:p>
         </w:tc>
@@ -3878,47 +4989,32 @@
           </w:tcPr>
           <w:p>
             <w:r>
-              <w:t>This will ensure the website</w:t>
-            </w:r>
-            <w:r>
-              <w:t xml:space="preserve"> can still be available on </w:t>
-            </w:r>
-            <w:r>
-              <w:t>high traffic</w:t>
-            </w:r>
-            <w:r>
-              <w:t xml:space="preserve"> day</w:t>
-            </w:r>
-            <w:r>
-              <w:t>s</w:t>
+              <w:t>This will allow</w:t>
+            </w:r>
+            <w:r>
+              <w:t xml:space="preserve"> the users data to be safe in case of a data breach</w:t>
+            </w:r>
+            <w:r>
+              <w:t xml:space="preserve"> and limit any fines to the client.</w:t>
+            </w:r>
+          </w:p>
+        </w:tc>
+        <w:tc>
+          <w:tcPr>
+            <w:tcW w:w="3006" w:type="dxa"/>
+          </w:tcPr>
+          <w:p>
+            <w:r>
+              <w:t>Data should be saved using SHA256</w:t>
+            </w:r>
+            <w:r>
+              <w:t xml:space="preserve"> </w:t>
+            </w:r>
+            <w:r>
+              <w:t>encryption</w:t>
             </w:r>
             <w:r>
               <w:t>.</w:t>
-            </w:r>
-          </w:p>
-        </w:tc>
-        <w:tc>
-          <w:tcPr>
-            <w:tcW w:w="3006" w:type="dxa"/>
-          </w:tcPr>
-          <w:p>
-            <w:r>
-              <w:t xml:space="preserve">The website should be able to handle max of </w:t>
-            </w:r>
-            <w:r>
-              <w:t>1</w:t>
-            </w:r>
-            <w:r>
-              <w:t>00</w:t>
-            </w:r>
-            <w:r>
-              <w:t>0</w:t>
-            </w:r>
-            <w:r>
-              <w:t xml:space="preserve"> </w:t>
-            </w:r>
-            <w:r>
-              <w:t>users at the same time without the system crashing.</w:t>
             </w:r>
           </w:p>
         </w:tc>
@@ -3930,19 +5026,16 @@
           </w:tcPr>
           <w:p>
             <w:r>
-              <w:t>The we</w:t>
-            </w:r>
-            <w:r>
-              <w:t xml:space="preserve">bsite should be </w:t>
-            </w:r>
-            <w:r>
-              <w:t>able</w:t>
-            </w:r>
-            <w:r>
-              <w:t xml:space="preserve"> to handle many trans</w:t>
-            </w:r>
-            <w:r>
-              <w:t>actions per second under peak load</w:t>
+              <w:t>Account password shoul</w:t>
+            </w:r>
+            <w:r>
+              <w:t xml:space="preserve">d be </w:t>
+            </w:r>
+            <w:r>
+              <w:t>considered</w:t>
+            </w:r>
+            <w:r>
+              <w:t xml:space="preserve"> complex by industry standards</w:t>
             </w:r>
           </w:p>
         </w:tc>
@@ -3952,19 +5045,10 @@
           </w:tcPr>
           <w:p>
             <w:r>
-              <w:t>This will allow</w:t>
-            </w:r>
-            <w:r>
-              <w:t xml:space="preserve"> the business to </w:t>
-            </w:r>
-            <w:r>
-              <w:t>continue</w:t>
-            </w:r>
-            <w:r>
-              <w:t xml:space="preserve"> during high traffic events such as promotions</w:t>
-            </w:r>
-            <w:r>
-              <w:t>.</w:t>
+              <w:t xml:space="preserve">This will </w:t>
+            </w:r>
+            <w:r>
+              <w:t>reduce chances of someone guessing the password through brute force attacks and add extra layer of protection over hashed the password.</w:t>
             </w:r>
           </w:p>
         </w:tc>
@@ -3974,38 +5058,119 @@
           </w:tcPr>
           <w:p>
             <w:r>
-              <w:t xml:space="preserve">500 </w:t>
-            </w:r>
-            <w:r>
-              <w:t>transactions</w:t>
-            </w:r>
-            <w:r>
-              <w:t xml:space="preserve"> per second should be </w:t>
-            </w:r>
-            <w:r>
-              <w:t>sustain</w:t>
-            </w:r>
-            <w:r>
-              <w:t>ed</w:t>
-            </w:r>
-            <w:r>
-              <w:t xml:space="preserve"> with</w:t>
-            </w:r>
-            <w:r>
-              <w:t xml:space="preserve"> less than or equal to 5% error rate.</w:t>
+              <w:t>Account password should be at least 8 character long, contain letters, numbers and special characters</w:t>
+            </w:r>
+            <w:r>
+              <w:t xml:space="preserve"> to be consider complex.</w:t>
+            </w:r>
+          </w:p>
+        </w:tc>
+      </w:tr>
+      <w:tr>
+        <w:tc>
+          <w:tcPr>
+            <w:tcW w:w="3005" w:type="dxa"/>
+          </w:tcPr>
+          <w:p>
+            <w:r>
+              <w:t>Data should be encrypted during transit.</w:t>
+            </w:r>
+          </w:p>
+        </w:tc>
+        <w:tc>
+          <w:tcPr>
+            <w:tcW w:w="3005" w:type="dxa"/>
+          </w:tcPr>
+          <w:p>
+            <w:r>
+              <w:t xml:space="preserve">This will allow the data to be </w:t>
+            </w:r>
+            <w:r>
+              <w:t xml:space="preserve">protected </w:t>
+            </w:r>
+            <w:r>
+              <w:t>from man in the middle attacks</w:t>
+            </w:r>
+            <w:r>
+              <w:t xml:space="preserve"> and give the users greater </w:t>
+            </w:r>
+            <w:r>
+              <w:t xml:space="preserve">confidence in </w:t>
+            </w:r>
+            <w:r>
+              <w:t xml:space="preserve">the website’s </w:t>
+            </w:r>
+            <w:r>
+              <w:t>data protection.</w:t>
+            </w:r>
+          </w:p>
+        </w:tc>
+        <w:tc>
+          <w:tcPr>
+            <w:tcW w:w="3006" w:type="dxa"/>
+          </w:tcPr>
+          <w:p>
+            <w:r>
+              <w:t xml:space="preserve">Website should enforce HTTPS </w:t>
+            </w:r>
+            <w:r>
+              <w:t>on data when it is in transits.</w:t>
+            </w:r>
+          </w:p>
+        </w:tc>
+      </w:tr>
+      <w:tr>
+        <w:tc>
+          <w:tcPr>
+            <w:tcW w:w="3005" w:type="dxa"/>
+          </w:tcPr>
+          <w:p>
+            <w:r>
+              <w:t>There should be explicit user consent for cookies</w:t>
+            </w:r>
+          </w:p>
+        </w:tc>
+        <w:tc>
+          <w:tcPr>
+            <w:tcW w:w="3005" w:type="dxa"/>
+          </w:tcPr>
+          <w:p>
+            <w:r>
+              <w:t>This will allow the client to adhere to GDPR laws</w:t>
+            </w:r>
+            <w:r>
+              <w:t xml:space="preserve"> and </w:t>
+            </w:r>
+            <w:r>
+              <w:t xml:space="preserve">protect themselves from any fines </w:t>
+            </w:r>
+            <w:r>
+              <w:t>considering cookies.</w:t>
+            </w:r>
+          </w:p>
+        </w:tc>
+        <w:tc>
+          <w:tcPr>
+            <w:tcW w:w="3006" w:type="dxa"/>
+          </w:tcPr>
+          <w:p>
+            <w:r>
+              <w:t xml:space="preserve">Cookies should be visible on any page </w:t>
+            </w:r>
+            <w:r>
+              <w:t>of the website with a clear way to accept or deny the cookies.</w:t>
             </w:r>
           </w:p>
         </w:tc>
       </w:tr>
     </w:tbl>
-    <w:p/>
     <w:p>
       <w:pPr>
         <w:pStyle w:val="Heading2"/>
       </w:pPr>
-      <w:bookmarkStart w:id="15" w:name="_Toc216970811"/>
-      <w:r>
-        <w:t>Scalability</w:t>
+      <w:bookmarkStart w:id="15" w:name="_Toc223954763"/>
+      <w:r>
+        <w:t>Capacity</w:t>
       </w:r>
       <w:bookmarkEnd w:id="15"/>
     </w:p>
@@ -4089,75 +5254,69 @@
           </w:tcPr>
           <w:p>
             <w:r>
-              <w:t xml:space="preserve">New functions </w:t>
-            </w:r>
-            <w:r>
-              <w:t xml:space="preserve">should be added </w:t>
-            </w:r>
-            <w:r>
-              <w:t xml:space="preserve">at </w:t>
-            </w:r>
-            <w:r>
-              <w:t xml:space="preserve">an </w:t>
-            </w:r>
-            <w:r>
-              <w:t>industry standard pace to the application</w:t>
+              <w:t>The website should be able to handle a</w:t>
+            </w:r>
+            <w:r>
+              <w:t xml:space="preserve"> max number of user</w:t>
+            </w:r>
+            <w:r>
+              <w:t>s</w:t>
+            </w:r>
+            <w:r>
+              <w:t xml:space="preserve"> without the system </w:t>
+            </w:r>
+            <w:r>
+              <w:t>crashing</w:t>
+            </w:r>
+          </w:p>
+        </w:tc>
+        <w:tc>
+          <w:tcPr>
+            <w:tcW w:w="3005" w:type="dxa"/>
+          </w:tcPr>
+          <w:p>
+            <w:r>
+              <w:t>This will ensure the website</w:t>
+            </w:r>
+            <w:r>
+              <w:t xml:space="preserve"> can still be available on </w:t>
+            </w:r>
+            <w:r>
+              <w:t>high traffic</w:t>
+            </w:r>
+            <w:r>
+              <w:t xml:space="preserve"> day</w:t>
+            </w:r>
+            <w:r>
+              <w:t>s</w:t>
+            </w:r>
+            <w:r>
+              <w:t>.</w:t>
+            </w:r>
+          </w:p>
+        </w:tc>
+        <w:tc>
+          <w:tcPr>
+            <w:tcW w:w="3006" w:type="dxa"/>
+          </w:tcPr>
+          <w:p>
+            <w:r>
+              <w:t xml:space="preserve">The website should be able to handle max of </w:t>
+            </w:r>
+            <w:r>
+              <w:t>1</w:t>
+            </w:r>
+            <w:r>
+              <w:t>00</w:t>
+            </w:r>
+            <w:r>
+              <w:t>0</w:t>
             </w:r>
             <w:r>
               <w:t xml:space="preserve"> </w:t>
             </w:r>
-          </w:p>
-        </w:tc>
-        <w:tc>
-          <w:tcPr>
-            <w:tcW w:w="3005" w:type="dxa"/>
-          </w:tcPr>
-          <w:p>
-            <w:r>
-              <w:t xml:space="preserve">This will allow the </w:t>
-            </w:r>
-            <w:r>
-              <w:t xml:space="preserve">client to </w:t>
-            </w:r>
-            <w:r>
-              <w:t xml:space="preserve">show that they care about their customers </w:t>
-            </w:r>
-            <w:r>
-              <w:t xml:space="preserve">user experience using the website, which will make the client seem </w:t>
-            </w:r>
-            <w:r>
-              <w:t>more trustworthy.</w:t>
-            </w:r>
-          </w:p>
-        </w:tc>
-        <w:tc>
-          <w:tcPr>
-            <w:tcW w:w="3006" w:type="dxa"/>
-          </w:tcPr>
-          <w:p>
-            <w:r>
-              <w:t>On average</w:t>
-            </w:r>
-            <w:r>
-              <w:t>,</w:t>
-            </w:r>
-            <w:r>
-              <w:t xml:space="preserve"> ev</w:t>
-            </w:r>
-            <w:r>
-              <w:t>ery</w:t>
-            </w:r>
-            <w:r>
-              <w:t xml:space="preserve"> </w:t>
-            </w:r>
-            <w:r>
-              <w:t>new major function should be added within</w:t>
-            </w:r>
-            <w:r>
-              <w:t xml:space="preserve"> 5 to 10 days</w:t>
-            </w:r>
-            <w:r>
-              <w:t>.</w:t>
+            <w:r>
+              <w:t>users at the same time without the system crashing.</w:t>
             </w:r>
           </w:p>
         </w:tc>
@@ -4169,10 +5328,39 @@
           </w:tcPr>
           <w:p>
             <w:r>
-              <w:t xml:space="preserve">Traffic should be </w:t>
-            </w:r>
-            <w:r>
-              <w:t>dispersed across different servers</w:t>
+              <w:lastRenderedPageBreak/>
+              <w:t>The we</w:t>
+            </w:r>
+            <w:r>
+              <w:t xml:space="preserve">bsite should be </w:t>
+            </w:r>
+            <w:r>
+              <w:t>able</w:t>
+            </w:r>
+            <w:r>
+              <w:t xml:space="preserve"> to handle many trans</w:t>
+            </w:r>
+            <w:r>
+              <w:t>actions per second under peak load</w:t>
+            </w:r>
+          </w:p>
+        </w:tc>
+        <w:tc>
+          <w:tcPr>
+            <w:tcW w:w="3005" w:type="dxa"/>
+          </w:tcPr>
+          <w:p>
+            <w:r>
+              <w:t>This will allow</w:t>
+            </w:r>
+            <w:r>
+              <w:t xml:space="preserve"> the business to </w:t>
+            </w:r>
+            <w:r>
+              <w:t>continue</w:t>
+            </w:r>
+            <w:r>
+              <w:t xml:space="preserve"> during high traffic events such as promotions</w:t>
             </w:r>
             <w:r>
               <w:t>.</w:t>
@@ -4181,54 +5369,29 @@
         </w:tc>
         <w:tc>
           <w:tcPr>
-            <w:tcW w:w="3005" w:type="dxa"/>
-          </w:tcPr>
-          <w:p>
-            <w:r>
-              <w:t xml:space="preserve">This will ensure that website </w:t>
-            </w:r>
-            <w:r>
-              <w:t xml:space="preserve">will still be providing a smooth </w:t>
-            </w:r>
-            <w:r>
-              <w:t>experience</w:t>
-            </w:r>
-            <w:r>
-              <w:t xml:space="preserve"> even if there is </w:t>
-            </w:r>
-            <w:r>
-              <w:t>an increase in users.</w:t>
-            </w:r>
-          </w:p>
-        </w:tc>
-        <w:tc>
-          <w:tcPr>
             <w:tcW w:w="3006" w:type="dxa"/>
           </w:tcPr>
           <w:p>
             <w:r>
-              <w:t xml:space="preserve">On </w:t>
-            </w:r>
-            <w:r>
-              <w:t>average</w:t>
-            </w:r>
-            <w:r>
-              <w:t xml:space="preserve"> </w:t>
-            </w:r>
-            <w:r>
-              <w:t xml:space="preserve">traffic should be </w:t>
-            </w:r>
-            <w:r>
-              <w:t>dispersed</w:t>
-            </w:r>
-            <w:r>
-              <w:t xml:space="preserve"> evenly</w:t>
-            </w:r>
-            <w:r>
-              <w:t xml:space="preserve"> across all the different servers</w:t>
-            </w:r>
-            <w:r>
-              <w:t>.</w:t>
+              <w:t xml:space="preserve">500 </w:t>
+            </w:r>
+            <w:r>
+              <w:t>transactions</w:t>
+            </w:r>
+            <w:r>
+              <w:t xml:space="preserve"> per second should be </w:t>
+            </w:r>
+            <w:r>
+              <w:t>sustain</w:t>
+            </w:r>
+            <w:r>
+              <w:t>ed</w:t>
+            </w:r>
+            <w:r>
+              <w:t xml:space="preserve"> with</w:t>
+            </w:r>
+            <w:r>
+              <w:t xml:space="preserve"> less than or equal to 5% error rate.</w:t>
             </w:r>
           </w:p>
         </w:tc>
@@ -4239,12 +5402,9 @@
       <w:pPr>
         <w:pStyle w:val="Heading2"/>
       </w:pPr>
-      <w:bookmarkStart w:id="16" w:name="_Toc216970812"/>
-      <w:r>
-        <w:t>Usability</w:t>
-      </w:r>
-      <w:r>
-        <w:t xml:space="preserve"> and Accessibility</w:t>
+      <w:bookmarkStart w:id="16" w:name="_Toc223954764"/>
+      <w:r>
+        <w:t>Scalability</w:t>
       </w:r>
       <w:bookmarkEnd w:id="16"/>
     </w:p>
@@ -4322,22 +5482,28 @@
         </w:tc>
       </w:tr>
       <w:tr>
-        <w:trPr>
-          <w:trHeight w:val="935"/>
-        </w:trPr>
         <w:tc>
           <w:tcPr>
             <w:tcW w:w="3005" w:type="dxa"/>
           </w:tcPr>
           <w:p>
             <w:r>
-              <w:t>Webpage</w:t>
-            </w:r>
-            <w:r>
-              <w:t xml:space="preserve"> should adapt to </w:t>
-            </w:r>
-            <w:r>
-              <w:t>different device sizes</w:t>
+              <w:t xml:space="preserve">New functions </w:t>
+            </w:r>
+            <w:r>
+              <w:t xml:space="preserve">should be added </w:t>
+            </w:r>
+            <w:r>
+              <w:t xml:space="preserve">at </w:t>
+            </w:r>
+            <w:r>
+              <w:t xml:space="preserve">an </w:t>
+            </w:r>
+            <w:r>
+              <w:t>industry standard pace to the application</w:t>
+            </w:r>
+            <w:r>
+              <w:t xml:space="preserve"> </w:t>
             </w:r>
           </w:p>
         </w:tc>
@@ -4347,28 +5513,19 @@
           </w:tcPr>
           <w:p>
             <w:r>
-              <w:t xml:space="preserve">This will allow the website to be used </w:t>
-            </w:r>
-            <w:r>
-              <w:t xml:space="preserve">from many different websites which means more potential users of the </w:t>
-            </w:r>
-            <w:r>
-              <w:t xml:space="preserve">website </w:t>
-            </w:r>
-            <w:r>
-              <w:t>and</w:t>
-            </w:r>
-            <w:r>
-              <w:t xml:space="preserve"> allows the client to </w:t>
-            </w:r>
-            <w:r>
-              <w:t>follow</w:t>
-            </w:r>
-            <w:r>
-              <w:t xml:space="preserve"> WCAG </w:t>
-            </w:r>
-            <w:r>
-              <w:t>for their website.</w:t>
+              <w:t xml:space="preserve">This will allow the </w:t>
+            </w:r>
+            <w:r>
+              <w:t xml:space="preserve">client to </w:t>
+            </w:r>
+            <w:r>
+              <w:t xml:space="preserve">show that they care about their customers </w:t>
+            </w:r>
+            <w:r>
+              <w:t xml:space="preserve">user experience using the website, which will make the client seem </w:t>
+            </w:r>
+            <w:r>
+              <w:t>more trustworthy.</w:t>
             </w:r>
           </w:p>
         </w:tc>
@@ -4378,13 +5535,187 @@
           </w:tcPr>
           <w:p>
             <w:r>
-              <w:t>We</w:t>
-            </w:r>
-            <w:r>
-              <w:t>bpage elements all are visible at different d</w:t>
-            </w:r>
-            <w:r>
-              <w:t>evice sizes.</w:t>
+              <w:t>On average</w:t>
+            </w:r>
+            <w:r>
+              <w:t>,</w:t>
+            </w:r>
+            <w:r>
+              <w:t xml:space="preserve"> ev</w:t>
+            </w:r>
+            <w:r>
+              <w:t>ery</w:t>
+            </w:r>
+            <w:r>
+              <w:t xml:space="preserve"> </w:t>
+            </w:r>
+            <w:r>
+              <w:t>new major function should be added within</w:t>
+            </w:r>
+            <w:r>
+              <w:t xml:space="preserve"> 5 to 10 days</w:t>
+            </w:r>
+            <w:r>
+              <w:t>.</w:t>
+            </w:r>
+          </w:p>
+        </w:tc>
+      </w:tr>
+      <w:tr>
+        <w:tc>
+          <w:tcPr>
+            <w:tcW w:w="3005" w:type="dxa"/>
+          </w:tcPr>
+          <w:p>
+            <w:r>
+              <w:t xml:space="preserve">Traffic should be </w:t>
+            </w:r>
+            <w:r>
+              <w:t>dispersed across different servers</w:t>
+            </w:r>
+            <w:r>
+              <w:t>.</w:t>
+            </w:r>
+          </w:p>
+        </w:tc>
+        <w:tc>
+          <w:tcPr>
+            <w:tcW w:w="3005" w:type="dxa"/>
+          </w:tcPr>
+          <w:p>
+            <w:r>
+              <w:t xml:space="preserve">This will ensure that website </w:t>
+            </w:r>
+            <w:r>
+              <w:t xml:space="preserve">will still be providing a smooth </w:t>
+            </w:r>
+            <w:r>
+              <w:t>experience</w:t>
+            </w:r>
+            <w:r>
+              <w:t xml:space="preserve"> even if there is </w:t>
+            </w:r>
+            <w:r>
+              <w:t>an increase in users.</w:t>
+            </w:r>
+          </w:p>
+        </w:tc>
+        <w:tc>
+          <w:tcPr>
+            <w:tcW w:w="3006" w:type="dxa"/>
+          </w:tcPr>
+          <w:p>
+            <w:r>
+              <w:t xml:space="preserve">On </w:t>
+            </w:r>
+            <w:r>
+              <w:t>average</w:t>
+            </w:r>
+            <w:r>
+              <w:t xml:space="preserve"> </w:t>
+            </w:r>
+            <w:r>
+              <w:t xml:space="preserve">traffic should be </w:t>
+            </w:r>
+            <w:r>
+              <w:t>dispersed</w:t>
+            </w:r>
+            <w:r>
+              <w:t xml:space="preserve"> evenly</w:t>
+            </w:r>
+            <w:r>
+              <w:t xml:space="preserve"> across all the different servers</w:t>
+            </w:r>
+            <w:r>
+              <w:t>.</w:t>
+            </w:r>
+          </w:p>
+        </w:tc>
+      </w:tr>
+    </w:tbl>
+    <w:p/>
+    <w:p>
+      <w:pPr>
+        <w:pStyle w:val="Heading2"/>
+      </w:pPr>
+      <w:bookmarkStart w:id="17" w:name="_Toc223954765"/>
+      <w:r>
+        <w:t>Usability</w:t>
+      </w:r>
+      <w:r>
+        <w:t xml:space="preserve"> and Accessibility</w:t>
+      </w:r>
+      <w:bookmarkEnd w:id="17"/>
+    </w:p>
+    <w:tbl>
+      <w:tblPr>
+        <w:tblStyle w:val="TableGrid"/>
+        <w:tblW w:w="0" w:type="auto"/>
+        <w:tblLook w:val="04A0" w:firstRow="1" w:lastRow="0" w:firstColumn="1" w:lastColumn="0" w:noHBand="0" w:noVBand="1"/>
+      </w:tblPr>
+      <w:tblGrid>
+        <w:gridCol w:w="3005"/>
+        <w:gridCol w:w="3005"/>
+        <w:gridCol w:w="3006"/>
+      </w:tblGrid>
+      <w:tr>
+        <w:tc>
+          <w:tcPr>
+            <w:tcW w:w="3005" w:type="dxa"/>
+          </w:tcPr>
+          <w:p>
+            <w:pPr>
+              <w:rPr>
+                <w:b/>
+                <w:bCs/>
+              </w:rPr>
+            </w:pPr>
+            <w:r>
+              <w:rPr>
+                <w:b/>
+                <w:bCs/>
+              </w:rPr>
+              <w:t>Requirement</w:t>
+            </w:r>
+          </w:p>
+        </w:tc>
+        <w:tc>
+          <w:tcPr>
+            <w:tcW w:w="3005" w:type="dxa"/>
+          </w:tcPr>
+          <w:p>
+            <w:pPr>
+              <w:rPr>
+                <w:b/>
+                <w:bCs/>
+              </w:rPr>
+            </w:pPr>
+            <w:r>
+              <w:rPr>
+                <w:b/>
+                <w:bCs/>
+              </w:rPr>
+              <w:t>Justification</w:t>
+            </w:r>
+          </w:p>
+        </w:tc>
+        <w:tc>
+          <w:tcPr>
+            <w:tcW w:w="3006" w:type="dxa"/>
+          </w:tcPr>
+          <w:p>
+            <w:pPr>
+              <w:rPr>
+                <w:b/>
+                <w:bCs/>
+              </w:rPr>
+            </w:pPr>
+            <w:r>
+              <w:rPr>
+                <w:b/>
+                <w:bCs/>
+              </w:rPr>
+              <w:t>KPI</w:t>
             </w:r>
           </w:p>
         </w:tc>
@@ -4399,10 +5730,13 @@
           </w:tcPr>
           <w:p>
             <w:r>
-              <w:t>Websit</w:t>
-            </w:r>
-            <w:r>
-              <w:t>e should have intuitive and consistent navigation</w:t>
+              <w:t>Webpage</w:t>
+            </w:r>
+            <w:r>
+              <w:t xml:space="preserve"> should adapt to </w:t>
+            </w:r>
+            <w:r>
+              <w:t>different device sizes</w:t>
             </w:r>
           </w:p>
         </w:tc>
@@ -4412,13 +5746,28 @@
           </w:tcPr>
           <w:p>
             <w:r>
-              <w:t xml:space="preserve">This ensures user can easily find </w:t>
-            </w:r>
-            <w:r>
-              <w:t>the right content and reduces frustration</w:t>
-            </w:r>
-            <w:r>
-              <w:t>, which reduce drop-off rates of the website.</w:t>
+              <w:t xml:space="preserve">This will allow the website to be used </w:t>
+            </w:r>
+            <w:r>
+              <w:t xml:space="preserve">from many different websites which means more potential users of the </w:t>
+            </w:r>
+            <w:r>
+              <w:t xml:space="preserve">website </w:t>
+            </w:r>
+            <w:r>
+              <w:t>and</w:t>
+            </w:r>
+            <w:r>
+              <w:t xml:space="preserve"> allows the client to </w:t>
+            </w:r>
+            <w:r>
+              <w:t>follow</w:t>
+            </w:r>
+            <w:r>
+              <w:t xml:space="preserve"> WCAG </w:t>
+            </w:r>
+            <w:r>
+              <w:t>for their website.</w:t>
             </w:r>
           </w:p>
         </w:tc>
@@ -4428,10 +5777,13 @@
           </w:tcPr>
           <w:p>
             <w:r>
-              <w:t>Any page should be able to be reached within 3 clicks from the homepage</w:t>
-            </w:r>
-            <w:r>
-              <w:t>.</w:t>
+              <w:t>We</w:t>
+            </w:r>
+            <w:r>
+              <w:t>bpage elements all are visible at different d</w:t>
+            </w:r>
+            <w:r>
+              <w:t>evice sizes.</w:t>
             </w:r>
           </w:p>
         </w:tc>
@@ -4446,16 +5798,10 @@
           </w:tcPr>
           <w:p>
             <w:r>
-              <w:t xml:space="preserve">Interactive </w:t>
-            </w:r>
-            <w:r>
-              <w:t xml:space="preserve">elements </w:t>
-            </w:r>
-            <w:r>
-              <w:t>should provide immediate visual feedback</w:t>
-            </w:r>
-            <w:r>
-              <w:t xml:space="preserve"> when interacted with</w:t>
+              <w:t>Websit</w:t>
+            </w:r>
+            <w:r>
+              <w:t>e should have intuitive and consistent navigation</w:t>
             </w:r>
           </w:p>
         </w:tc>
@@ -4465,38 +5811,26 @@
           </w:tcPr>
           <w:p>
             <w:r>
-              <w:t xml:space="preserve">Ensures </w:t>
-            </w:r>
-            <w:r>
-              <w:t xml:space="preserve">users are not confused since they will be able to tell that their actions are </w:t>
-            </w:r>
-            <w:r>
-              <w:t>recognised</w:t>
-            </w:r>
-            <w:r>
-              <w:t xml:space="preserve"> by the website</w:t>
-            </w:r>
-            <w:r>
-              <w:t>. This leads to better user experience</w:t>
+              <w:t xml:space="preserve">This ensures user can easily find </w:t>
+            </w:r>
+            <w:r>
+              <w:t>the right content and reduces frustration</w:t>
+            </w:r>
+            <w:r>
+              <w:t>, which reduce drop-off rates of the website.</w:t>
+            </w:r>
+          </w:p>
+        </w:tc>
+        <w:tc>
+          <w:tcPr>
+            <w:tcW w:w="3006" w:type="dxa"/>
+          </w:tcPr>
+          <w:p>
+            <w:r>
+              <w:t>Any page should be able to be reached within 3 clicks from the homepage</w:t>
             </w:r>
             <w:r>
               <w:t>.</w:t>
-            </w:r>
-          </w:p>
-        </w:tc>
-        <w:tc>
-          <w:tcPr>
-            <w:tcW w:w="3006" w:type="dxa"/>
-          </w:tcPr>
-          <w:p>
-            <w:r>
-              <w:t xml:space="preserve">All interactive components </w:t>
-            </w:r>
-            <w:r>
-              <w:t xml:space="preserve">should change their state (colour, animation, size and etc) within </w:t>
-            </w:r>
-            <w:r>
-              <w:t>1 second of user interaction.</w:t>
             </w:r>
           </w:p>
         </w:tc>
@@ -4511,6 +5845,71 @@
           </w:tcPr>
           <w:p>
             <w:r>
+              <w:t xml:space="preserve">Interactive </w:t>
+            </w:r>
+            <w:r>
+              <w:t xml:space="preserve">elements </w:t>
+            </w:r>
+            <w:r>
+              <w:t>should provide immediate visual feedback</w:t>
+            </w:r>
+            <w:r>
+              <w:t xml:space="preserve"> when interacted with</w:t>
+            </w:r>
+          </w:p>
+        </w:tc>
+        <w:tc>
+          <w:tcPr>
+            <w:tcW w:w="3005" w:type="dxa"/>
+          </w:tcPr>
+          <w:p>
+            <w:r>
+              <w:t xml:space="preserve">Ensures </w:t>
+            </w:r>
+            <w:r>
+              <w:t xml:space="preserve">users are not confused since they will be able to tell that their actions are </w:t>
+            </w:r>
+            <w:r>
+              <w:t>recognised</w:t>
+            </w:r>
+            <w:r>
+              <w:t xml:space="preserve"> by the website</w:t>
+            </w:r>
+            <w:r>
+              <w:t>. This leads to better user experience</w:t>
+            </w:r>
+            <w:r>
+              <w:t>.</w:t>
+            </w:r>
+          </w:p>
+        </w:tc>
+        <w:tc>
+          <w:tcPr>
+            <w:tcW w:w="3006" w:type="dxa"/>
+          </w:tcPr>
+          <w:p>
+            <w:r>
+              <w:t xml:space="preserve">All interactive components </w:t>
+            </w:r>
+            <w:r>
+              <w:t xml:space="preserve">should change their state (colour, animation, size and etc) within </w:t>
+            </w:r>
+            <w:r>
+              <w:t>1 second of user interaction.</w:t>
+            </w:r>
+          </w:p>
+        </w:tc>
+      </w:tr>
+      <w:tr>
+        <w:trPr>
+          <w:trHeight w:val="935"/>
+        </w:trPr>
+        <w:tc>
+          <w:tcPr>
+            <w:tcW w:w="3005" w:type="dxa"/>
+          </w:tcPr>
+          <w:p>
+            <w:r>
               <w:t>Shou</w:t>
             </w:r>
             <w:r>
@@ -4569,12 +5968,12 @@
       <w:pPr>
         <w:pStyle w:val="Heading1"/>
       </w:pPr>
-      <w:bookmarkStart w:id="17" w:name="_Toc216970813"/>
+      <w:bookmarkStart w:id="18" w:name="_Toc223954766"/>
       <w:r>
         <w:lastRenderedPageBreak/>
         <w:t>Hierarchy Diagram</w:t>
       </w:r>
-      <w:bookmarkEnd w:id="17"/>
+      <w:bookmarkEnd w:id="18"/>
     </w:p>
     <w:p>
       <w:r>
@@ -4600,17 +5999,17 @@
       <w:pPr>
         <w:pStyle w:val="Heading1"/>
       </w:pPr>
-      <w:bookmarkStart w:id="18" w:name="_Toc216970814"/>
+      <w:bookmarkStart w:id="19" w:name="_Toc223954767"/>
       <w:r>
         <w:t>Risk Management</w:t>
       </w:r>
-      <w:bookmarkEnd w:id="18"/>
+      <w:bookmarkEnd w:id="19"/>
     </w:p>
     <w:p>
       <w:pPr>
         <w:pStyle w:val="Heading2"/>
       </w:pPr>
-      <w:bookmarkStart w:id="19" w:name="_Toc216970815"/>
+      <w:bookmarkStart w:id="20" w:name="_Toc223954768"/>
       <w:r>
         <w:t>Gen</w:t>
       </w:r>
@@ -4620,7 +6019,7 @@
       <w:r>
         <w:t xml:space="preserve"> (GPR)</w:t>
       </w:r>
-      <w:bookmarkEnd w:id="19"/>
+      <w:bookmarkEnd w:id="20"/>
     </w:p>
     <w:p>
       <w:pPr>
@@ -4674,14 +6073,14 @@
       <w:pPr>
         <w:pStyle w:val="Heading2"/>
       </w:pPr>
-      <w:bookmarkStart w:id="20" w:name="_Toc216970816"/>
+      <w:bookmarkStart w:id="21" w:name="_Toc223954769"/>
       <w:r>
         <w:t>General Technical Risks</w:t>
       </w:r>
       <w:r>
         <w:t xml:space="preserve"> (GTR)</w:t>
       </w:r>
-      <w:bookmarkEnd w:id="20"/>
+      <w:bookmarkEnd w:id="21"/>
     </w:p>
     <w:p>
       <w:pPr>
@@ -4765,7 +6164,7 @@
       <w:pPr>
         <w:pStyle w:val="Heading2"/>
       </w:pPr>
-      <w:bookmarkStart w:id="21" w:name="_Toc216970817"/>
+      <w:bookmarkStart w:id="22" w:name="_Toc223954770"/>
       <w:r>
         <w:t>Project-Based Risks</w:t>
       </w:r>
@@ -4775,7 +6174,7 @@
       <w:r>
         <w:t>BR)</w:t>
       </w:r>
-      <w:bookmarkEnd w:id="21"/>
+      <w:bookmarkEnd w:id="22"/>
     </w:p>
     <w:p>
       <w:pPr>
@@ -4881,11 +6280,11 @@
       <w:pPr>
         <w:pStyle w:val="Heading2"/>
       </w:pPr>
-      <w:bookmarkStart w:id="22" w:name="_Toc216970818"/>
+      <w:bookmarkStart w:id="23" w:name="_Toc223954771"/>
       <w:r>
         <w:t>Risk Matrix</w:t>
       </w:r>
-      <w:bookmarkEnd w:id="22"/>
+      <w:bookmarkEnd w:id="23"/>
     </w:p>
     <w:p>
       <w:r>
@@ -5243,14 +6642,14 @@
       <w:pPr>
         <w:pStyle w:val="Heading2"/>
       </w:pPr>
-      <w:bookmarkStart w:id="23" w:name="_Toc216970819"/>
+      <w:bookmarkStart w:id="24" w:name="_Toc223954772"/>
       <w:r>
         <w:t xml:space="preserve">Risk </w:t>
       </w:r>
       <w:r>
         <w:t>Mitigation</w:t>
       </w:r>
-      <w:bookmarkEnd w:id="23"/>
+      <w:bookmarkEnd w:id="24"/>
     </w:p>
     <w:tbl>
       <w:tblPr>
@@ -6009,11 +7408,11 @@
       <w:pPr>
         <w:pStyle w:val="Heading1"/>
       </w:pPr>
-      <w:bookmarkStart w:id="24" w:name="_Toc216970820"/>
+      <w:bookmarkStart w:id="25" w:name="_Toc223954773"/>
       <w:r>
         <w:t>Legal Considerations</w:t>
       </w:r>
-      <w:bookmarkEnd w:id="24"/>
+      <w:bookmarkEnd w:id="25"/>
     </w:p>
     <w:p>
       <w:r>
@@ -6181,11 +7580,11 @@
       <w:pPr>
         <w:pStyle w:val="Heading1"/>
       </w:pPr>
-      <w:bookmarkStart w:id="25" w:name="_Toc216970821"/>
+      <w:bookmarkStart w:id="26" w:name="_Toc223954774"/>
       <w:r>
         <w:t>UI Considerations</w:t>
       </w:r>
-      <w:bookmarkEnd w:id="25"/>
+      <w:bookmarkEnd w:id="26"/>
     </w:p>
     <w:p>
       <w:r>
@@ -6214,7 +7613,7 @@
 </file>
 
 <file path=word/endnotes.xml><?xml version="1.0" encoding="utf-8"?>
-<w:endnotes xmlns:wpc="http://schemas.microsoft.com/office/word/2010/wordprocessingCanvas" xmlns:cx="http://schemas.microsoft.com/office/drawing/2014/chartex" xmlns:cx1="http://schemas.microsoft.com/office/drawing/2015/9/8/chartex" xmlns:cx2="http://schemas.microsoft.com/office/drawing/2015/10/21/chartex" xmlns:cx3="http://schemas.microsoft.com/office/drawing/2016/5/9/chartex" xmlns:cx4="http://schemas.microsoft.com/office/drawing/2016/5/10/chartex" xmlns:cx5="http://schemas.microsoft.com/office/drawing/2016/5/11/chartex" xmlns:cx6="http://schemas.microsoft.com/office/drawing/2016/5/12/chartex" xmlns:cx7="http://schemas.microsoft.com/office/drawing/2016/5/13/chartex" xmlns:cx8="http://schemas.microsoft.com/office/drawing/2016/5/14/chartex" xmlns:mc="http://schemas.openxmlformats.org/markup-compatibility/2006" xmlns:aink="http://schemas.microsoft.com/office/drawing/2016/ink" xmlns:am3d="http://schemas.microsoft.com/office/drawing/2017/model3d" xmlns:o="urn:schemas-microsoft-com:office:office" xmlns:oel="http://schemas.microsoft.com/office/2019/extlst" xmlns:r="http://schemas.openxmlformats.org/officeDocument/2006/relationships" xmlns:m="http://schemas.openxmlformats.org/officeDocument/2006/math" xmlns:v="urn:schemas-microsoft-com:vml" xmlns:wp14="http://schemas.microsoft.com/office/word/2010/wordprocessingDrawing" xmlns:wp="http://schemas.openxmlformats.org/drawingml/2006/wordprocessingDrawing" xmlns:w10="urn:schemas-microsoft-com:office:word" xmlns:w="http://schemas.openxmlformats.org/wordprocessingml/2006/main" xmlns:w14="http://schemas.microsoft.com/office/word/2010/wordml" xmlns:w15="http://schemas.microsoft.com/office/word/2012/wordml" xmlns:w16cex="http://schemas.microsoft.com/office/word/2018/wordml/cex" xmlns:w16cid="http://schemas.microsoft.com/office/word/2016/wordml/cid" xmlns:w16="http://schemas.microsoft.com/office/word/2018/wordml" xmlns:w16du="http://schemas.microsoft.com/office/word/2023/wordml/word16du" xmlns:w16sdtdh="http://schemas.microsoft.com/office/word/2020/wordml/sdtdatahash" xmlns:w16sdtfl="http://schemas.microsoft.com/office/word/2024/wordml/sdtformatlock" xmlns:w16se="http://schemas.microsoft.com/office/word/2015/wordml/symex" xmlns:wpg="http://schemas.microsoft.com/office/word/2010/wordprocessingGroup" xmlns:wpi="http://schemas.microsoft.com/office/word/2010/wordprocessingInk" xmlns:wne="http://schemas.microsoft.com/office/word/2006/wordml" xmlns:wps="http://schemas.microsoft.com/office/word/2010/wordprocessingShape" mc:Ignorable="w14 w15 w16se w16cid w16 w16cex w16sdtdh w16sdtfl w16du wp14">
+<w:endnotes xmlns:wpc="http://schemas.microsoft.com/office/word/2010/wordprocessingCanvas" xmlns:cx="http://schemas.microsoft.com/office/drawing/2014/chartex" xmlns:cx1="http://schemas.microsoft.com/office/drawing/2015/9/8/chartex" xmlns:cx2="http://schemas.microsoft.com/office/drawing/2015/10/21/chartex" xmlns:cx3="http://schemas.microsoft.com/office/drawing/2016/5/9/chartex" xmlns:cx4="http://schemas.microsoft.com/office/drawing/2016/5/10/chartex" xmlns:cx5="http://schemas.microsoft.com/office/drawing/2016/5/11/chartex" xmlns:cx6="http://schemas.microsoft.com/office/drawing/2016/5/12/chartex" xmlns:cx7="http://schemas.microsoft.com/office/drawing/2016/5/13/chartex" xmlns:cx8="http://schemas.microsoft.com/office/drawing/2016/5/14/chartex" xmlns:mc="http://schemas.openxmlformats.org/markup-compatibility/2006" xmlns:aink="http://schemas.microsoft.com/office/drawing/2016/ink" xmlns:am3d="http://schemas.microsoft.com/office/drawing/2017/model3d" xmlns:o="urn:schemas-microsoft-com:office:office" xmlns:r="http://schemas.openxmlformats.org/officeDocument/2006/relationships" xmlns:m="http://schemas.openxmlformats.org/officeDocument/2006/math" xmlns:v="urn:schemas-microsoft-com:vml" xmlns:wp14="http://schemas.microsoft.com/office/word/2010/wordprocessingDrawing" xmlns:wp="http://schemas.openxmlformats.org/drawingml/2006/wordprocessingDrawing" xmlns:w10="urn:schemas-microsoft-com:office:word" xmlns:w="http://schemas.openxmlformats.org/wordprocessingml/2006/main" xmlns:w14="http://schemas.microsoft.com/office/word/2010/wordml" xmlns:w15="http://schemas.microsoft.com/office/word/2012/wordml" xmlns:w16cex="http://schemas.microsoft.com/office/word/2018/wordml/cex" xmlns:w16cid="http://schemas.microsoft.com/office/word/2016/wordml/cid" xmlns:w16="http://schemas.microsoft.com/office/word/2018/wordml" xmlns:w16sdtdh="http://schemas.microsoft.com/office/word/2020/wordml/sdtdatahash" xmlns:w16se="http://schemas.microsoft.com/office/word/2015/wordml/symex" xmlns:wpg="http://schemas.microsoft.com/office/word/2010/wordprocessingGroup" xmlns:wpi="http://schemas.microsoft.com/office/word/2010/wordprocessingInk" xmlns:wne="http://schemas.microsoft.com/office/word/2006/wordml" xmlns:wps="http://schemas.microsoft.com/office/word/2010/wordprocessingShape" mc:Ignorable="w14 w15 w16se w16cid w16 w16cex w16sdtdh wp14">
   <w:endnote w:type="separator" w:id="-1">
     <w:p>
       <w:pPr>
@@ -6239,7 +7638,7 @@
 </file>
 
 <file path=word/footnotes.xml><?xml version="1.0" encoding="utf-8"?>
-<w:footnotes xmlns:wpc="http://schemas.microsoft.com/office/word/2010/wordprocessingCanvas" xmlns:cx="http://schemas.microsoft.com/office/drawing/2014/chartex" xmlns:cx1="http://schemas.microsoft.com/office/drawing/2015/9/8/chartex" xmlns:cx2="http://schemas.microsoft.com/office/drawing/2015/10/21/chartex" xmlns:cx3="http://schemas.microsoft.com/office/drawing/2016/5/9/chartex" xmlns:cx4="http://schemas.microsoft.com/office/drawing/2016/5/10/chartex" xmlns:cx5="http://schemas.microsoft.com/office/drawing/2016/5/11/chartex" xmlns:cx6="http://schemas.microsoft.com/office/drawing/2016/5/12/chartex" xmlns:cx7="http://schemas.microsoft.com/office/drawing/2016/5/13/chartex" xmlns:cx8="http://schemas.microsoft.com/office/drawing/2016/5/14/chartex" xmlns:mc="http://schemas.openxmlformats.org/markup-compatibility/2006" xmlns:aink="http://schemas.microsoft.com/office/drawing/2016/ink" xmlns:am3d="http://schemas.microsoft.com/office/drawing/2017/model3d" xmlns:o="urn:schemas-microsoft-com:office:office" xmlns:oel="http://schemas.microsoft.com/office/2019/extlst" xmlns:r="http://schemas.openxmlformats.org/officeDocument/2006/relationships" xmlns:m="http://schemas.openxmlformats.org/officeDocument/2006/math" xmlns:v="urn:schemas-microsoft-com:vml" xmlns:wp14="http://schemas.microsoft.com/office/word/2010/wordprocessingDrawing" xmlns:wp="http://schemas.openxmlformats.org/drawingml/2006/wordprocessingDrawing" xmlns:w10="urn:schemas-microsoft-com:office:word" xmlns:w="http://schemas.openxmlformats.org/wordprocessingml/2006/main" xmlns:w14="http://schemas.microsoft.com/office/word/2010/wordml" xmlns:w15="http://schemas.microsoft.com/office/word/2012/wordml" xmlns:w16cex="http://schemas.microsoft.com/office/word/2018/wordml/cex" xmlns:w16cid="http://schemas.microsoft.com/office/word/2016/wordml/cid" xmlns:w16="http://schemas.microsoft.com/office/word/2018/wordml" xmlns:w16du="http://schemas.microsoft.com/office/word/2023/wordml/word16du" xmlns:w16sdtdh="http://schemas.microsoft.com/office/word/2020/wordml/sdtdatahash" xmlns:w16sdtfl="http://schemas.microsoft.com/office/word/2024/wordml/sdtformatlock" xmlns:w16se="http://schemas.microsoft.com/office/word/2015/wordml/symex" xmlns:wpg="http://schemas.microsoft.com/office/word/2010/wordprocessingGroup" xmlns:wpi="http://schemas.microsoft.com/office/word/2010/wordprocessingInk" xmlns:wne="http://schemas.microsoft.com/office/word/2006/wordml" xmlns:wps="http://schemas.microsoft.com/office/word/2010/wordprocessingShape" mc:Ignorable="w14 w15 w16se w16cid w16 w16cex w16sdtdh w16sdtfl w16du wp14">
+<w:footnotes xmlns:wpc="http://schemas.microsoft.com/office/word/2010/wordprocessingCanvas" xmlns:cx="http://schemas.microsoft.com/office/drawing/2014/chartex" xmlns:cx1="http://schemas.microsoft.com/office/drawing/2015/9/8/chartex" xmlns:cx2="http://schemas.microsoft.com/office/drawing/2015/10/21/chartex" xmlns:cx3="http://schemas.microsoft.com/office/drawing/2016/5/9/chartex" xmlns:cx4="http://schemas.microsoft.com/office/drawing/2016/5/10/chartex" xmlns:cx5="http://schemas.microsoft.com/office/drawing/2016/5/11/chartex" xmlns:cx6="http://schemas.microsoft.com/office/drawing/2016/5/12/chartex" xmlns:cx7="http://schemas.microsoft.com/office/drawing/2016/5/13/chartex" xmlns:cx8="http://schemas.microsoft.com/office/drawing/2016/5/14/chartex" xmlns:mc="http://schemas.openxmlformats.org/markup-compatibility/2006" xmlns:aink="http://schemas.microsoft.com/office/drawing/2016/ink" xmlns:am3d="http://schemas.microsoft.com/office/drawing/2017/model3d" xmlns:o="urn:schemas-microsoft-com:office:office" xmlns:r="http://schemas.openxmlformats.org/officeDocument/2006/relationships" xmlns:m="http://schemas.openxmlformats.org/officeDocument/2006/math" xmlns:v="urn:schemas-microsoft-com:vml" xmlns:wp14="http://schemas.microsoft.com/office/word/2010/wordprocessingDrawing" xmlns:wp="http://schemas.openxmlformats.org/drawingml/2006/wordprocessingDrawing" xmlns:w10="urn:schemas-microsoft-com:office:word" xmlns:w="http://schemas.openxmlformats.org/wordprocessingml/2006/main" xmlns:w14="http://schemas.microsoft.com/office/word/2010/wordml" xmlns:w15="http://schemas.microsoft.com/office/word/2012/wordml" xmlns:w16cex="http://schemas.microsoft.com/office/word/2018/wordml/cex" xmlns:w16cid="http://schemas.microsoft.com/office/word/2016/wordml/cid" xmlns:w16="http://schemas.microsoft.com/office/word/2018/wordml" xmlns:w16sdtdh="http://schemas.microsoft.com/office/word/2020/wordml/sdtdatahash" xmlns:w16se="http://schemas.microsoft.com/office/word/2015/wordml/symex" xmlns:wpg="http://schemas.microsoft.com/office/word/2010/wordprocessingGroup" xmlns:wpi="http://schemas.microsoft.com/office/word/2010/wordprocessingInk" xmlns:wne="http://schemas.microsoft.com/office/word/2006/wordml" xmlns:wps="http://schemas.microsoft.com/office/word/2010/wordprocessingShape" mc:Ignorable="w14 w15 w16se w16cid w16 w16cex w16sdtdh wp14">
   <w:footnote w:type="separator" w:id="-1">
     <w:p>
       <w:pPr>
@@ -6264,7 +7663,7 @@
 </file>
 
 <file path=word/numbering.xml><?xml version="1.0" encoding="utf-8"?>
-<w:numbering xmlns:wpc="http://schemas.microsoft.com/office/word/2010/wordprocessingCanvas" xmlns:cx="http://schemas.microsoft.com/office/drawing/2014/chartex" xmlns:cx1="http://schemas.microsoft.com/office/drawing/2015/9/8/chartex" xmlns:cx2="http://schemas.microsoft.com/office/drawing/2015/10/21/chartex" xmlns:cx3="http://schemas.microsoft.com/office/drawing/2016/5/9/chartex" xmlns:cx4="http://schemas.microsoft.com/office/drawing/2016/5/10/chartex" xmlns:cx5="http://schemas.microsoft.com/office/drawing/2016/5/11/chartex" xmlns:cx6="http://schemas.microsoft.com/office/drawing/2016/5/12/chartex" xmlns:cx7="http://schemas.microsoft.com/office/drawing/2016/5/13/chartex" xmlns:cx8="http://schemas.microsoft.com/office/drawing/2016/5/14/chartex" xmlns:mc="http://schemas.openxmlformats.org/markup-compatibility/2006" xmlns:aink="http://schemas.microsoft.com/office/drawing/2016/ink" xmlns:am3d="http://schemas.microsoft.com/office/drawing/2017/model3d" xmlns:o="urn:schemas-microsoft-com:office:office" xmlns:oel="http://schemas.microsoft.com/office/2019/extlst" xmlns:r="http://schemas.openxmlformats.org/officeDocument/2006/relationships" xmlns:m="http://schemas.openxmlformats.org/officeDocument/2006/math" xmlns:v="urn:schemas-microsoft-com:vml" xmlns:wp14="http://schemas.microsoft.com/office/word/2010/wordprocessingDrawing" xmlns:wp="http://schemas.openxmlformats.org/drawingml/2006/wordprocessingDrawing" xmlns:w10="urn:schemas-microsoft-com:office:word" xmlns:w="http://schemas.openxmlformats.org/wordprocessingml/2006/main" xmlns:w14="http://schemas.microsoft.com/office/word/2010/wordml" xmlns:w15="http://schemas.microsoft.com/office/word/2012/wordml" xmlns:w16cex="http://schemas.microsoft.com/office/word/2018/wordml/cex" xmlns:w16cid="http://schemas.microsoft.com/office/word/2016/wordml/cid" xmlns:w16="http://schemas.microsoft.com/office/word/2018/wordml" xmlns:w16du="http://schemas.microsoft.com/office/word/2023/wordml/word16du" xmlns:w16sdtdh="http://schemas.microsoft.com/office/word/2020/wordml/sdtdatahash" xmlns:w16sdtfl="http://schemas.microsoft.com/office/word/2024/wordml/sdtformatlock" xmlns:w16se="http://schemas.microsoft.com/office/word/2015/wordml/symex" xmlns:wpg="http://schemas.microsoft.com/office/word/2010/wordprocessingGroup" xmlns:wpi="http://schemas.microsoft.com/office/word/2010/wordprocessingInk" xmlns:wne="http://schemas.microsoft.com/office/word/2006/wordml" xmlns:wps="http://schemas.microsoft.com/office/word/2010/wordprocessingShape" mc:Ignorable="w14 w15 w16se w16cid w16 w16cex w16sdtdh w16sdtfl w16du wp14">
+<w:numbering xmlns:wpc="http://schemas.microsoft.com/office/word/2010/wordprocessingCanvas" xmlns:cx="http://schemas.microsoft.com/office/drawing/2014/chartex" xmlns:cx1="http://schemas.microsoft.com/office/drawing/2015/9/8/chartex" xmlns:cx2="http://schemas.microsoft.com/office/drawing/2015/10/21/chartex" xmlns:cx3="http://schemas.microsoft.com/office/drawing/2016/5/9/chartex" xmlns:cx4="http://schemas.microsoft.com/office/drawing/2016/5/10/chartex" xmlns:cx5="http://schemas.microsoft.com/office/drawing/2016/5/11/chartex" xmlns:cx6="http://schemas.microsoft.com/office/drawing/2016/5/12/chartex" xmlns:cx7="http://schemas.microsoft.com/office/drawing/2016/5/13/chartex" xmlns:cx8="http://schemas.microsoft.com/office/drawing/2016/5/14/chartex" xmlns:mc="http://schemas.openxmlformats.org/markup-compatibility/2006" xmlns:aink="http://schemas.microsoft.com/office/drawing/2016/ink" xmlns:am3d="http://schemas.microsoft.com/office/drawing/2017/model3d" xmlns:o="urn:schemas-microsoft-com:office:office" xmlns:r="http://schemas.openxmlformats.org/officeDocument/2006/relationships" xmlns:m="http://schemas.openxmlformats.org/officeDocument/2006/math" xmlns:v="urn:schemas-microsoft-com:vml" xmlns:wp14="http://schemas.microsoft.com/office/word/2010/wordprocessingDrawing" xmlns:wp="http://schemas.openxmlformats.org/drawingml/2006/wordprocessingDrawing" xmlns:w10="urn:schemas-microsoft-com:office:word" xmlns:w="http://schemas.openxmlformats.org/wordprocessingml/2006/main" xmlns:w14="http://schemas.microsoft.com/office/word/2010/wordml" xmlns:w15="http://schemas.microsoft.com/office/word/2012/wordml" xmlns:w16cex="http://schemas.microsoft.com/office/word/2018/wordml/cex" xmlns:w16cid="http://schemas.microsoft.com/office/word/2016/wordml/cid" xmlns:w16="http://schemas.microsoft.com/office/word/2018/wordml" xmlns:w16sdtdh="http://schemas.microsoft.com/office/word/2020/wordml/sdtdatahash" xmlns:w16se="http://schemas.microsoft.com/office/word/2015/wordml/symex" xmlns:wpg="http://schemas.microsoft.com/office/word/2010/wordprocessingGroup" xmlns:wpi="http://schemas.microsoft.com/office/word/2010/wordprocessingInk" xmlns:wne="http://schemas.microsoft.com/office/word/2006/wordml" xmlns:wps="http://schemas.microsoft.com/office/word/2010/wordprocessingShape" mc:Ignorable="w14 w15 w16se w16cid w16 w16cex w16sdtdh wp14">
   <w:abstractNum w:abstractNumId="0" w15:restartNumberingAfterBreak="0">
     <w:nsid w:val="024E1374"/>
     <w:multiLevelType w:val="hybridMultilevel"/>
@@ -9029,92 +10428,92 @@
       </w:pPr>
     </w:lvl>
   </w:abstractNum>
-  <w:num w:numId="1" w16cid:durableId="1021855189">
+  <w:num w:numId="1">
     <w:abstractNumId w:val="3"/>
   </w:num>
-  <w:num w:numId="2" w16cid:durableId="873617365">
+  <w:num w:numId="2">
     <w:abstractNumId w:val="13"/>
   </w:num>
-  <w:num w:numId="3" w16cid:durableId="415858473">
+  <w:num w:numId="3">
     <w:abstractNumId w:val="7"/>
   </w:num>
-  <w:num w:numId="4" w16cid:durableId="1934240272">
+  <w:num w:numId="4">
     <w:abstractNumId w:val="22"/>
   </w:num>
-  <w:num w:numId="5" w16cid:durableId="500319591">
+  <w:num w:numId="5">
     <w:abstractNumId w:val="9"/>
   </w:num>
-  <w:num w:numId="6" w16cid:durableId="1953244164">
+  <w:num w:numId="6">
     <w:abstractNumId w:val="20"/>
   </w:num>
-  <w:num w:numId="7" w16cid:durableId="1272973944">
+  <w:num w:numId="7">
     <w:abstractNumId w:val="4"/>
   </w:num>
-  <w:num w:numId="8" w16cid:durableId="296837842">
+  <w:num w:numId="8">
     <w:abstractNumId w:val="19"/>
   </w:num>
-  <w:num w:numId="9" w16cid:durableId="1612740194">
+  <w:num w:numId="9">
     <w:abstractNumId w:val="6"/>
   </w:num>
-  <w:num w:numId="10" w16cid:durableId="1126045997">
+  <w:num w:numId="10">
     <w:abstractNumId w:val="5"/>
   </w:num>
-  <w:num w:numId="11" w16cid:durableId="409622807">
+  <w:num w:numId="11">
     <w:abstractNumId w:val="2"/>
   </w:num>
-  <w:num w:numId="12" w16cid:durableId="57019460">
+  <w:num w:numId="12">
     <w:abstractNumId w:val="14"/>
   </w:num>
-  <w:num w:numId="13" w16cid:durableId="1135102731">
+  <w:num w:numId="13">
     <w:abstractNumId w:val="11"/>
   </w:num>
-  <w:num w:numId="14" w16cid:durableId="2040273535">
+  <w:num w:numId="14">
     <w:abstractNumId w:val="12"/>
   </w:num>
-  <w:num w:numId="15" w16cid:durableId="2078088890">
+  <w:num w:numId="15">
     <w:abstractNumId w:val="16"/>
   </w:num>
-  <w:num w:numId="16" w16cid:durableId="224148914">
+  <w:num w:numId="16">
     <w:abstractNumId w:val="1"/>
   </w:num>
-  <w:num w:numId="17" w16cid:durableId="1422144515">
+  <w:num w:numId="17">
     <w:abstractNumId w:val="8"/>
   </w:num>
-  <w:num w:numId="18" w16cid:durableId="1168524478">
+  <w:num w:numId="18">
     <w:abstractNumId w:val="24"/>
   </w:num>
-  <w:num w:numId="19" w16cid:durableId="1477914169">
+  <w:num w:numId="19">
     <w:abstractNumId w:val="21"/>
   </w:num>
-  <w:num w:numId="20" w16cid:durableId="1623457808">
+  <w:num w:numId="20">
     <w:abstractNumId w:val="10"/>
   </w:num>
-  <w:num w:numId="21" w16cid:durableId="1264651575">
+  <w:num w:numId="21">
     <w:abstractNumId w:val="15"/>
   </w:num>
-  <w:num w:numId="22" w16cid:durableId="671879580">
+  <w:num w:numId="22">
     <w:abstractNumId w:val="18"/>
   </w:num>
-  <w:num w:numId="23" w16cid:durableId="850948606">
+  <w:num w:numId="23">
     <w:abstractNumId w:val="26"/>
   </w:num>
-  <w:num w:numId="24" w16cid:durableId="440616153">
+  <w:num w:numId="24">
     <w:abstractNumId w:val="0"/>
   </w:num>
-  <w:num w:numId="25" w16cid:durableId="1892769113">
+  <w:num w:numId="25">
     <w:abstractNumId w:val="23"/>
   </w:num>
-  <w:num w:numId="26" w16cid:durableId="1310551058">
+  <w:num w:numId="26">
     <w:abstractNumId w:val="17"/>
   </w:num>
-  <w:num w:numId="27" w16cid:durableId="937251674">
+  <w:num w:numId="27">
     <w:abstractNumId w:val="25"/>
   </w:num>
 </w:numbering>
 </file>
 
 <file path=word/styles.xml><?xml version="1.0" encoding="utf-8"?>
-<w:styles xmlns:mc="http://schemas.openxmlformats.org/markup-compatibility/2006" xmlns:r="http://schemas.openxmlformats.org/officeDocument/2006/relationships" xmlns:w="http://schemas.openxmlformats.org/wordprocessingml/2006/main" xmlns:w14="http://schemas.microsoft.com/office/word/2010/wordml" xmlns:w15="http://schemas.microsoft.com/office/word/2012/wordml" xmlns:w16cex="http://schemas.microsoft.com/office/word/2018/wordml/cex" xmlns:w16cid="http://schemas.microsoft.com/office/word/2016/wordml/cid" xmlns:w16="http://schemas.microsoft.com/office/word/2018/wordml" xmlns:w16du="http://schemas.microsoft.com/office/word/2023/wordml/word16du" xmlns:w16sdtdh="http://schemas.microsoft.com/office/word/2020/wordml/sdtdatahash" xmlns:w16sdtfl="http://schemas.microsoft.com/office/word/2024/wordml/sdtformatlock" xmlns:w16se="http://schemas.microsoft.com/office/word/2015/wordml/symex" mc:Ignorable="w14 w15 w16se w16cid w16 w16cex w16sdtdh w16sdtfl w16du">
+<w:styles xmlns:mc="http://schemas.openxmlformats.org/markup-compatibility/2006" xmlns:r="http://schemas.openxmlformats.org/officeDocument/2006/relationships" xmlns:w="http://schemas.openxmlformats.org/wordprocessingml/2006/main" xmlns:w14="http://schemas.microsoft.com/office/word/2010/wordml" xmlns:w15="http://schemas.microsoft.com/office/word/2012/wordml" xmlns:w16cex="http://schemas.microsoft.com/office/word/2018/wordml/cex" xmlns:w16cid="http://schemas.microsoft.com/office/word/2016/wordml/cid" xmlns:w16="http://schemas.microsoft.com/office/word/2018/wordml" xmlns:w16sdtdh="http://schemas.microsoft.com/office/word/2020/wordml/sdtdatahash" xmlns:w16se="http://schemas.microsoft.com/office/word/2015/wordml/symex" mc:Ignorable="w14 w15 w16se w16cid w16 w16cex w16sdtdh">
   <w:docDefaults>
     <w:rPrDefault>
       <w:rPr>
@@ -13743,7 +15142,7 @@
 </file>
 
 <file path=word/glossary/document.xml><?xml version="1.0" encoding="utf-8"?>
-<w:glossaryDocument xmlns:wpc="http://schemas.microsoft.com/office/word/2010/wordprocessingCanvas" xmlns:cx="http://schemas.microsoft.com/office/drawing/2014/chartex" xmlns:cx1="http://schemas.microsoft.com/office/drawing/2015/9/8/chartex" xmlns:cx2="http://schemas.microsoft.com/office/drawing/2015/10/21/chartex" xmlns:cx3="http://schemas.microsoft.com/office/drawing/2016/5/9/chartex" xmlns:cx4="http://schemas.microsoft.com/office/drawing/2016/5/10/chartex" xmlns:cx5="http://schemas.microsoft.com/office/drawing/2016/5/11/chartex" xmlns:cx6="http://schemas.microsoft.com/office/drawing/2016/5/12/chartex" xmlns:cx7="http://schemas.microsoft.com/office/drawing/2016/5/13/chartex" xmlns:cx8="http://schemas.microsoft.com/office/drawing/2016/5/14/chartex" xmlns:mc="http://schemas.openxmlformats.org/markup-compatibility/2006" xmlns:aink="http://schemas.microsoft.com/office/drawing/2016/ink" xmlns:am3d="http://schemas.microsoft.com/office/drawing/2017/model3d" xmlns:o="urn:schemas-microsoft-com:office:office" xmlns:oel="http://schemas.microsoft.com/office/2019/extlst" xmlns:r="http://schemas.openxmlformats.org/officeDocument/2006/relationships" xmlns:m="http://schemas.openxmlformats.org/officeDocument/2006/math" xmlns:v="urn:schemas-microsoft-com:vml" xmlns:wp14="http://schemas.microsoft.com/office/word/2010/wordprocessingDrawing" xmlns:wp="http://schemas.openxmlformats.org/drawingml/2006/wordprocessingDrawing" xmlns:w10="urn:schemas-microsoft-com:office:word" xmlns:w="http://schemas.openxmlformats.org/wordprocessingml/2006/main" xmlns:w14="http://schemas.microsoft.com/office/word/2010/wordml" xmlns:w15="http://schemas.microsoft.com/office/word/2012/wordml" xmlns:w16cex="http://schemas.microsoft.com/office/word/2018/wordml/cex" xmlns:w16cid="http://schemas.microsoft.com/office/word/2016/wordml/cid" xmlns:w16="http://schemas.microsoft.com/office/word/2018/wordml" xmlns:w16du="http://schemas.microsoft.com/office/word/2023/wordml/word16du" xmlns:w16sdtdh="http://schemas.microsoft.com/office/word/2020/wordml/sdtdatahash" xmlns:w16sdtfl="http://schemas.microsoft.com/office/word/2024/wordml/sdtformatlock" xmlns:w16se="http://schemas.microsoft.com/office/word/2015/wordml/symex" xmlns:wpg="http://schemas.microsoft.com/office/word/2010/wordprocessingGroup" xmlns:wpi="http://schemas.microsoft.com/office/word/2010/wordprocessingInk" xmlns:wne="http://schemas.microsoft.com/office/word/2006/wordml" xmlns:wps="http://schemas.microsoft.com/office/word/2010/wordprocessingShape" mc:Ignorable="w14 w15 w16se w16cid w16 w16cex w16sdtdh w16sdtfl w16du wp14">
+<w:glossaryDocument xmlns:wpc="http://schemas.microsoft.com/office/word/2010/wordprocessingCanvas" xmlns:cx="http://schemas.microsoft.com/office/drawing/2014/chartex" xmlns:cx1="http://schemas.microsoft.com/office/drawing/2015/9/8/chartex" xmlns:cx2="http://schemas.microsoft.com/office/drawing/2015/10/21/chartex" xmlns:cx3="http://schemas.microsoft.com/office/drawing/2016/5/9/chartex" xmlns:cx4="http://schemas.microsoft.com/office/drawing/2016/5/10/chartex" xmlns:cx5="http://schemas.microsoft.com/office/drawing/2016/5/11/chartex" xmlns:cx6="http://schemas.microsoft.com/office/drawing/2016/5/12/chartex" xmlns:cx7="http://schemas.microsoft.com/office/drawing/2016/5/13/chartex" xmlns:cx8="http://schemas.microsoft.com/office/drawing/2016/5/14/chartex" xmlns:mc="http://schemas.openxmlformats.org/markup-compatibility/2006" xmlns:aink="http://schemas.microsoft.com/office/drawing/2016/ink" xmlns:am3d="http://schemas.microsoft.com/office/drawing/2017/model3d" xmlns:o="urn:schemas-microsoft-com:office:office" xmlns:r="http://schemas.openxmlformats.org/officeDocument/2006/relationships" xmlns:m="http://schemas.openxmlformats.org/officeDocument/2006/math" xmlns:v="urn:schemas-microsoft-com:vml" xmlns:wp14="http://schemas.microsoft.com/office/word/2010/wordprocessingDrawing" xmlns:wp="http://schemas.openxmlformats.org/drawingml/2006/wordprocessingDrawing" xmlns:w10="urn:schemas-microsoft-com:office:word" xmlns:w="http://schemas.openxmlformats.org/wordprocessingml/2006/main" xmlns:w14="http://schemas.microsoft.com/office/word/2010/wordml" xmlns:w15="http://schemas.microsoft.com/office/word/2012/wordml" xmlns:w16cex="http://schemas.microsoft.com/office/word/2018/wordml/cex" xmlns:w16cid="http://schemas.microsoft.com/office/word/2016/wordml/cid" xmlns:w16="http://schemas.microsoft.com/office/word/2018/wordml" xmlns:w16sdtdh="http://schemas.microsoft.com/office/word/2020/wordml/sdtdatahash" xmlns:w16se="http://schemas.microsoft.com/office/word/2015/wordml/symex" xmlns:wpg="http://schemas.microsoft.com/office/word/2010/wordprocessingGroup" xmlns:wpi="http://schemas.microsoft.com/office/word/2010/wordprocessingInk" xmlns:wne="http://schemas.microsoft.com/office/word/2006/wordml" xmlns:wps="http://schemas.microsoft.com/office/word/2010/wordprocessingShape" mc:Ignorable="w14 w15 w16se w16cid w16 w16cex w16sdtdh wp14">
   <w:docParts>
     <w:docPart>
       <w:docPartPr>
@@ -13769,7 +15168,7 @@
             <w:rPr>
               <w:rFonts w:asciiTheme="majorHAnsi" w:eastAsiaTheme="majorEastAsia" w:hAnsiTheme="majorHAnsi" w:cstheme="majorBidi"/>
               <w:caps/>
-              <w:color w:val="156082" w:themeColor="accent1"/>
+              <w:color w:val="4472C4" w:themeColor="accent1"/>
               <w:sz w:val="80"/>
               <w:szCs w:val="80"/>
             </w:rPr>
@@ -13800,7 +15199,7 @@
           </w:pPr>
           <w:r>
             <w:rPr>
-              <w:color w:val="156082" w:themeColor="accent1"/>
+              <w:color w:val="4472C4" w:themeColor="accent1"/>
               <w:sz w:val="28"/>
               <w:szCs w:val="28"/>
             </w:rPr>
@@ -13814,7 +15213,7 @@
 </file>
 
 <file path=word/glossary/fontTable.xml><?xml version="1.0" encoding="utf-8"?>
-<w:fonts xmlns:mc="http://schemas.openxmlformats.org/markup-compatibility/2006" xmlns:r="http://schemas.openxmlformats.org/officeDocument/2006/relationships" xmlns:w="http://schemas.openxmlformats.org/wordprocessingml/2006/main" xmlns:w14="http://schemas.microsoft.com/office/word/2010/wordml" xmlns:w15="http://schemas.microsoft.com/office/word/2012/wordml" xmlns:w16cex="http://schemas.microsoft.com/office/word/2018/wordml/cex" xmlns:w16cid="http://schemas.microsoft.com/office/word/2016/wordml/cid" xmlns:w16="http://schemas.microsoft.com/office/word/2018/wordml" xmlns:w16du="http://schemas.microsoft.com/office/word/2023/wordml/word16du" xmlns:w16sdtdh="http://schemas.microsoft.com/office/word/2020/wordml/sdtdatahash" xmlns:w16sdtfl="http://schemas.microsoft.com/office/word/2024/wordml/sdtformatlock" xmlns:w16se="http://schemas.microsoft.com/office/word/2015/wordml/symex" mc:Ignorable="w14 w15 w16se w16cid w16 w16cex w16sdtdh w16sdtfl w16du">
+<w:fonts xmlns:mc="http://schemas.openxmlformats.org/markup-compatibility/2006" xmlns:r="http://schemas.openxmlformats.org/officeDocument/2006/relationships" xmlns:w="http://schemas.openxmlformats.org/wordprocessingml/2006/main" xmlns:w14="http://schemas.microsoft.com/office/word/2010/wordml" xmlns:w15="http://schemas.microsoft.com/office/word/2012/wordml" xmlns:w16cex="http://schemas.microsoft.com/office/word/2018/wordml/cex" xmlns:w16cid="http://schemas.microsoft.com/office/word/2016/wordml/cid" xmlns:w16="http://schemas.microsoft.com/office/word/2018/wordml" xmlns:w16sdtdh="http://schemas.microsoft.com/office/word/2020/wordml/sdtdatahash" xmlns:w16se="http://schemas.microsoft.com/office/word/2015/wordml/symex" mc:Ignorable="w14 w15 w16se w16cid w16 w16cex w16sdtdh">
   <w:font w:name="Symbol">
     <w:panose1 w:val="05050102010706020507"/>
     <w:charset w:val="02"/>
@@ -13857,23 +15256,11 @@
     <w:pitch w:val="variable"/>
     <w:sig w:usb0="E4002EFF" w:usb1="C200247B" w:usb2="00000009" w:usb3="00000000" w:csb0="000001FF" w:csb1="00000000"/>
   </w:font>
-  <w:font w:name="Aptos">
-    <w:charset w:val="00"/>
-    <w:family w:val="swiss"/>
-    <w:pitch w:val="variable"/>
-    <w:sig w:usb0="20000287" w:usb1="00000003" w:usb2="00000000" w:usb3="00000000" w:csb0="0000019F" w:csb1="00000000"/>
-  </w:font>
-  <w:font w:name="Aptos Display">
-    <w:charset w:val="00"/>
-    <w:family w:val="swiss"/>
-    <w:pitch w:val="variable"/>
-    <w:sig w:usb0="20000287" w:usb1="00000003" w:usb2="00000000" w:usb3="00000000" w:csb0="0000019F" w:csb1="00000000"/>
-  </w:font>
 </w:fonts>
 </file>
 
 <file path=word/glossary/settings.xml><?xml version="1.0" encoding="utf-8"?>
-<w:settings xmlns:mc="http://schemas.openxmlformats.org/markup-compatibility/2006" xmlns:o="urn:schemas-microsoft-com:office:office" xmlns:r="http://schemas.openxmlformats.org/officeDocument/2006/relationships" xmlns:m="http://schemas.openxmlformats.org/officeDocument/2006/math" xmlns:v="urn:schemas-microsoft-com:vml" xmlns:w10="urn:schemas-microsoft-com:office:word" xmlns:w="http://schemas.openxmlformats.org/wordprocessingml/2006/main" xmlns:w14="http://schemas.microsoft.com/office/word/2010/wordml" xmlns:w15="http://schemas.microsoft.com/office/word/2012/wordml" xmlns:w16cex="http://schemas.microsoft.com/office/word/2018/wordml/cex" xmlns:w16cid="http://schemas.microsoft.com/office/word/2016/wordml/cid" xmlns:w16="http://schemas.microsoft.com/office/word/2018/wordml" xmlns:w16du="http://schemas.microsoft.com/office/word/2023/wordml/word16du" xmlns:w16sdtdh="http://schemas.microsoft.com/office/word/2020/wordml/sdtdatahash" xmlns:w16sdtfl="http://schemas.microsoft.com/office/word/2024/wordml/sdtformatlock" xmlns:w16se="http://schemas.microsoft.com/office/word/2015/wordml/symex" xmlns:sl="http://schemas.openxmlformats.org/schemaLibrary/2006/main" mc:Ignorable="w14 w15 w16se w16cid w16 w16cex w16sdtdh w16sdtfl w16du">
+<w:settings xmlns:mc="http://schemas.openxmlformats.org/markup-compatibility/2006" xmlns:o="urn:schemas-microsoft-com:office:office" xmlns:r="http://schemas.openxmlformats.org/officeDocument/2006/relationships" xmlns:m="http://schemas.openxmlformats.org/officeDocument/2006/math" xmlns:v="urn:schemas-microsoft-com:vml" xmlns:w10="urn:schemas-microsoft-com:office:word" xmlns:w="http://schemas.openxmlformats.org/wordprocessingml/2006/main" xmlns:w14="http://schemas.microsoft.com/office/word/2010/wordml" xmlns:w15="http://schemas.microsoft.com/office/word/2012/wordml" xmlns:w16cex="http://schemas.microsoft.com/office/word/2018/wordml/cex" xmlns:w16cid="http://schemas.microsoft.com/office/word/2016/wordml/cid" xmlns:w16="http://schemas.microsoft.com/office/word/2018/wordml" xmlns:w16sdtdh="http://schemas.microsoft.com/office/word/2020/wordml/sdtdatahash" xmlns:w16se="http://schemas.microsoft.com/office/word/2015/wordml/symex" xmlns:sl="http://schemas.openxmlformats.org/schemaLibrary/2006/main" mc:Ignorable="w14 w15 w16se w16cid w16 w16cex w16sdtdh">
   <w:view w:val="normal"/>
   <w:defaultTabStop w:val="720"/>
   <w:characterSpacingControl w:val="doNotCompress"/>
@@ -13907,6 +15294,7 @@
     <w:rsid w:val="00D57D75"/>
     <w:rsid w:val="00D6146C"/>
     <w:rsid w:val="00DC0342"/>
+    <w:rsid w:val="00E57A96"/>
     <w:rsid w:val="00F14FFC"/>
     <w:rsid w:val="00FC7FCD"/>
   </w:rsids>
@@ -13932,7 +15320,7 @@
 </file>
 
 <file path=word/glossary/styles.xml><?xml version="1.0" encoding="utf-8"?>
-<w:styles xmlns:mc="http://schemas.openxmlformats.org/markup-compatibility/2006" xmlns:r="http://schemas.openxmlformats.org/officeDocument/2006/relationships" xmlns:w="http://schemas.openxmlformats.org/wordprocessingml/2006/main" xmlns:w14="http://schemas.microsoft.com/office/word/2010/wordml" xmlns:w15="http://schemas.microsoft.com/office/word/2012/wordml" xmlns:w16cex="http://schemas.microsoft.com/office/word/2018/wordml/cex" xmlns:w16cid="http://schemas.microsoft.com/office/word/2016/wordml/cid" xmlns:w16="http://schemas.microsoft.com/office/word/2018/wordml" xmlns:w16du="http://schemas.microsoft.com/office/word/2023/wordml/word16du" xmlns:w16sdtdh="http://schemas.microsoft.com/office/word/2020/wordml/sdtdatahash" xmlns:w16sdtfl="http://schemas.microsoft.com/office/word/2024/wordml/sdtformatlock" xmlns:w16se="http://schemas.microsoft.com/office/word/2015/wordml/symex" mc:Ignorable="w14 w15 w16se w16cid w16 w16cex w16sdtdh w16sdtfl w16du">
+<w:styles xmlns:mc="http://schemas.openxmlformats.org/markup-compatibility/2006" xmlns:r="http://schemas.openxmlformats.org/officeDocument/2006/relationships" xmlns:w="http://schemas.openxmlformats.org/wordprocessingml/2006/main" xmlns:w14="http://schemas.microsoft.com/office/word/2010/wordml" xmlns:w15="http://schemas.microsoft.com/office/word/2012/wordml" xmlns:w16cex="http://schemas.microsoft.com/office/word/2018/wordml/cex" xmlns:w16cid="http://schemas.microsoft.com/office/word/2016/wordml/cid" xmlns:w16="http://schemas.microsoft.com/office/word/2018/wordml" xmlns:w16sdtdh="http://schemas.microsoft.com/office/word/2020/wordml/sdtdatahash" xmlns:w16se="http://schemas.microsoft.com/office/word/2015/wordml/symex" mc:Ignorable="w14 w15 w16se w16cid w16 w16cex w16sdtdh">
   <w:docDefaults>
     <w:rPrDefault>
       <w:rPr>
@@ -14369,7 +15757,7 @@
 </file>
 
 <file path=word/glossary/webSettings.xml><?xml version="1.0" encoding="utf-8"?>
-<w:webSettings xmlns:mc="http://schemas.openxmlformats.org/markup-compatibility/2006" xmlns:r="http://schemas.openxmlformats.org/officeDocument/2006/relationships" xmlns:w="http://schemas.openxmlformats.org/wordprocessingml/2006/main" xmlns:w14="http://schemas.microsoft.com/office/word/2010/wordml" xmlns:w15="http://schemas.microsoft.com/office/word/2012/wordml" xmlns:w16cex="http://schemas.microsoft.com/office/word/2018/wordml/cex" xmlns:w16cid="http://schemas.microsoft.com/office/word/2016/wordml/cid" xmlns:w16="http://schemas.microsoft.com/office/word/2018/wordml" xmlns:w16du="http://schemas.microsoft.com/office/word/2023/wordml/word16du" xmlns:w16sdtdh="http://schemas.microsoft.com/office/word/2020/wordml/sdtdatahash" xmlns:w16sdtfl="http://schemas.microsoft.com/office/word/2024/wordml/sdtformatlock" xmlns:w16se="http://schemas.microsoft.com/office/word/2015/wordml/symex" mc:Ignorable="w14 w15 w16se w16cid w16 w16cex w16sdtdh w16sdtfl w16du">
+<w:webSettings xmlns:mc="http://schemas.openxmlformats.org/markup-compatibility/2006" xmlns:r="http://schemas.openxmlformats.org/officeDocument/2006/relationships" xmlns:w="http://schemas.openxmlformats.org/wordprocessingml/2006/main" xmlns:w14="http://schemas.microsoft.com/office/word/2010/wordml" xmlns:w15="http://schemas.microsoft.com/office/word/2012/wordml" xmlns:w16cex="http://schemas.microsoft.com/office/word/2018/wordml/cex" xmlns:w16cid="http://schemas.microsoft.com/office/word/2016/wordml/cid" xmlns:w16="http://schemas.microsoft.com/office/word/2018/wordml" xmlns:w16sdtdh="http://schemas.microsoft.com/office/word/2020/wordml/sdtdatahash" xmlns:w16se="http://schemas.microsoft.com/office/word/2015/wordml/symex" mc:Ignorable="w14 w15 w16se w16cid w16 w16cex w16sdtdh">
   <w:optimizeForBrowser/>
   <w:allowPNG/>
 </w:webSettings>
@@ -14671,6 +16059,27 @@
 </file>
 
 <file path=customXml/item1.xml><?xml version="1.0" encoding="utf-8"?>
+<?mso-contentType ?>
+<FormTemplates xmlns="http://schemas.microsoft.com/sharepoint/v3/contenttype/forms">
+  <Display>DocumentLibraryForm</Display>
+  <Edit>DocumentLibraryForm</Edit>
+  <New>DocumentLibraryForm</New>
+</FormTemplates>
+</file>
+
+<file path=customXml/item2.xml><?xml version="1.0" encoding="utf-8"?>
+<p:properties xmlns:p="http://schemas.microsoft.com/office/2006/metadata/properties" xmlns:xsi="http://www.w3.org/2001/XMLSchema-instance" xmlns:pc="http://schemas.microsoft.com/office/infopath/2007/PartnerControls">
+  <documentManagement>
+    <_activity xmlns="0858e797-1849-4dd5-9d5a-25e6beea22bc" xsi:nil="true"/>
+  </documentManagement>
+</p:properties>
+</file>
+
+<file path=customXml/item3.xml><?xml version="1.0" encoding="utf-8"?>
+<b:Sources xmlns:b="http://schemas.openxmlformats.org/officeDocument/2006/bibliography" xmlns="http://schemas.openxmlformats.org/officeDocument/2006/bibliography" SelectedStyle="\APASixthEditionOfficeOnline.xsl" StyleName="APA" Version="6"/>
+</file>
+
+<file path=customXml/item4.xml><?xml version="1.0" encoding="utf-8"?>
 <ct:contentTypeSchema xmlns:ct="http://schemas.microsoft.com/office/2006/metadata/contentType" xmlns:ma="http://schemas.microsoft.com/office/2006/metadata/properties/metaAttributes" ct:_="" ma:_="" ma:contentTypeName="Document" ma:contentTypeID="0x01010056C2B2184EA01F42B9D0C6F832942DBC" ma:contentTypeVersion="11" ma:contentTypeDescription="Create a new document." ma:contentTypeScope="" ma:versionID="55e0c6c1c4500967667bb16e4c70d9ff">
   <xsd:schema xmlns:xsd="http://www.w3.org/2001/XMLSchema" xmlns:xs="http://www.w3.org/2001/XMLSchema" xmlns:p="http://schemas.microsoft.com/office/2006/metadata/properties" xmlns:ns3="0858e797-1849-4dd5-9d5a-25e6beea22bc" targetNamespace="http://schemas.microsoft.com/office/2006/metadata/properties" ma:root="true" ma:fieldsID="db27273709eb546562b89a5719f57ae0" ns3:_="">
     <xsd:import namespace="0858e797-1849-4dd5-9d5a-25e6beea22bc"/>
@@ -14856,28 +16265,33 @@
 </ct:contentTypeSchema>
 </file>
 
-<file path=customXml/item2.xml><?xml version="1.0" encoding="utf-8"?>
-<b:Sources xmlns:b="http://schemas.openxmlformats.org/officeDocument/2006/bibliography" xmlns="http://schemas.openxmlformats.org/officeDocument/2006/bibliography" SelectedStyle="\APASixthEditionOfficeOnline.xsl" StyleName="APA" Version="6"/>
+<file path=customXml/itemProps1.xml><?xml version="1.0" encoding="utf-8"?>
+<ds:datastoreItem xmlns:ds="http://schemas.openxmlformats.org/officeDocument/2006/customXml" ds:itemID="{21DAEC36-CEDD-4710-8B47-55AB3774ECF8}">
+  <ds:schemaRefs>
+    <ds:schemaRef ds:uri="http://schemas.microsoft.com/sharepoint/v3/contenttype/forms"/>
+  </ds:schemaRefs>
+</ds:datastoreItem>
 </file>
 
-<file path=customXml/item3.xml><?xml version="1.0" encoding="utf-8"?>
-<p:properties xmlns:p="http://schemas.microsoft.com/office/2006/metadata/properties" xmlns:xsi="http://www.w3.org/2001/XMLSchema-instance" xmlns:pc="http://schemas.microsoft.com/office/infopath/2007/PartnerControls">
-  <documentManagement>
-    <_activity xmlns="0858e797-1849-4dd5-9d5a-25e6beea22bc" xsi:nil="true"/>
-  </documentManagement>
-</p:properties>
+<file path=customXml/itemProps2.xml><?xml version="1.0" encoding="utf-8"?>
+<ds:datastoreItem xmlns:ds="http://schemas.openxmlformats.org/officeDocument/2006/customXml" ds:itemID="{E89DA738-F8EF-4D0B-B780-2DD3CEB4BD99}">
+  <ds:schemaRefs>
+    <ds:schemaRef ds:uri="http://schemas.microsoft.com/office/2006/metadata/properties"/>
+    <ds:schemaRef ds:uri="http://schemas.microsoft.com/office/infopath/2007/PartnerControls"/>
+    <ds:schemaRef ds:uri="0858e797-1849-4dd5-9d5a-25e6beea22bc"/>
+  </ds:schemaRefs>
+</ds:datastoreItem>
 </file>
 
-<file path=customXml/item4.xml><?xml version="1.0" encoding="utf-8"?>
-<?mso-contentType ?>
-<FormTemplates xmlns="http://schemas.microsoft.com/sharepoint/v3/contenttype/forms">
-  <Display>DocumentLibraryForm</Display>
-  <Edit>DocumentLibraryForm</Edit>
-  <New>DocumentLibraryForm</New>
-</FormTemplates>
+<file path=customXml/itemProps3.xml><?xml version="1.0" encoding="utf-8"?>
+<ds:datastoreItem xmlns:ds="http://schemas.openxmlformats.org/officeDocument/2006/customXml" ds:itemID="{0D881E5E-1EED-4410-9E84-B313F13A8E11}">
+  <ds:schemaRefs>
+    <ds:schemaRef ds:uri="http://schemas.openxmlformats.org/officeDocument/2006/bibliography"/>
+  </ds:schemaRefs>
+</ds:datastoreItem>
 </file>
 
-<file path=customXml/itemProps1.xml><?xml version="1.0" encoding="utf-8"?>
+<file path=customXml/itemProps4.xml><?xml version="1.0" encoding="utf-8"?>
 <ds:datastoreItem xmlns:ds="http://schemas.openxmlformats.org/officeDocument/2006/customXml" ds:itemID="{EC8C2B6D-BDDD-4B45-ACD4-AB782DE83F54}">
   <ds:schemaRefs>
     <ds:schemaRef ds:uri="http://schemas.microsoft.com/office/2006/metadata/contentType"/>
@@ -14893,30 +16307,4 @@
     <ds:schemaRef ds:uri="http://schemas.microsoft.com/internal/obd"/>
   </ds:schemaRefs>
 </ds:datastoreItem>
-</file>
-
-<file path=customXml/itemProps2.xml><?xml version="1.0" encoding="utf-8"?>
-<ds:datastoreItem xmlns:ds="http://schemas.openxmlformats.org/officeDocument/2006/customXml" ds:itemID="{0D881E5E-1EED-4410-9E84-B313F13A8E11}">
-  <ds:schemaRefs>
-    <ds:schemaRef ds:uri="http://schemas.openxmlformats.org/officeDocument/2006/bibliography"/>
-  </ds:schemaRefs>
-</ds:datastoreItem>
-</file>
-
-<file path=customXml/itemProps3.xml><?xml version="1.0" encoding="utf-8"?>
-<ds:datastoreItem xmlns:ds="http://schemas.openxmlformats.org/officeDocument/2006/customXml" ds:itemID="{E89DA738-F8EF-4D0B-B780-2DD3CEB4BD99}">
-  <ds:schemaRefs>
-    <ds:schemaRef ds:uri="http://schemas.microsoft.com/office/2006/metadata/properties"/>
-    <ds:schemaRef ds:uri="http://schemas.microsoft.com/office/infopath/2007/PartnerControls"/>
-    <ds:schemaRef ds:uri="0858e797-1849-4dd5-9d5a-25e6beea22bc"/>
-  </ds:schemaRefs>
-</ds:datastoreItem>
-</file>
-
-<file path=customXml/itemProps4.xml><?xml version="1.0" encoding="utf-8"?>
-<ds:datastoreItem xmlns:ds="http://schemas.openxmlformats.org/officeDocument/2006/customXml" ds:itemID="{21DAEC36-CEDD-4710-8B47-55AB3774ECF8}">
-  <ds:schemaRefs>
-    <ds:schemaRef ds:uri="http://schemas.microsoft.com/sharepoint/v3/contenttype/forms"/>
-  </ds:schemaRefs>
-</ds:datastoreItem>
 </file>